--- a/Contratti_Anto.docx
+++ b/Contratti_Anto.docx
@@ -1,22 +1,29 @@
 
 <file path=word/document.xml><?xml version="1.0" encoding="utf-8"?>
-<w:document xmlns:r="http://schemas.openxmlformats.org/officeDocument/2006/relationships" xmlns:wp="http://schemas.openxmlformats.org/drawingml/2006/wordprocessingDrawing" xmlns:w="http://schemas.openxmlformats.org/wordprocessingml/2006/main" xmlns:w10="urn:schemas-microsoft-com:office:word" xmlns:w14="http://schemas.microsoft.com/office/word/2010/wordml" xmlns:wps="http://schemas.microsoft.com/office/word/2010/wordprocessingShape" xmlns:wpg="http://schemas.microsoft.com/office/word/2010/wordprocessingGroup" xmlns:mc="http://schemas.openxmlformats.org/markup-compatibility/2006" xmlns:v="urn:schemas-microsoft-com:vml" xmlns:o="urn:schemas-microsoft-com:office:office" xmlns:m="http://schemas.openxmlformats.org/officeDocument/2006/math" mc:Ignorable="w14">
+<w:document xmlns:wpc="http://schemas.microsoft.com/office/word/2010/wordprocessingCanvas" xmlns:cx="http://schemas.microsoft.com/office/drawing/2014/chartex" xmlns:cx1="http://schemas.microsoft.com/office/drawing/2015/9/8/chartex" xmlns:cx2="http://schemas.microsoft.com/office/drawing/2015/10/21/chartex" xmlns:cx3="http://schemas.microsoft.com/office/drawing/2016/5/9/chartex" xmlns:cx4="http://schemas.microsoft.com/office/drawing/2016/5/10/chartex" xmlns:cx5="http://schemas.microsoft.com/office/drawing/2016/5/11/chartex" xmlns:cx6="http://schemas.microsoft.com/office/drawing/2016/5/12/chartex" xmlns:cx7="http://schemas.microsoft.com/office/drawing/2016/5/13/chartex" xmlns:cx8="http://schemas.microsoft.com/office/drawing/2016/5/14/chartex" xmlns:mc="http://schemas.openxmlformats.org/markup-compatibility/2006" xmlns:aink="http://schemas.microsoft.com/office/drawing/2016/ink" xmlns:am3d="http://schemas.microsoft.com/office/drawing/2017/model3d" xmlns:o="urn:schemas-microsoft-com:office:office" xmlns:oel="http://schemas.microsoft.com/office/2019/extlst" xmlns:r="http://schemas.openxmlformats.org/officeDocument/2006/relationships" xmlns:m="http://schemas.openxmlformats.org/officeDocument/2006/math" xmlns:v="urn:schemas-microsoft-com:vml" xmlns:wp14="http://schemas.microsoft.com/office/word/2010/wordprocessingDrawing" xmlns:wp="http://schemas.openxmlformats.org/drawingml/2006/wordprocessingDrawing" xmlns:w10="urn:schemas-microsoft-com:office:word" xmlns:w="http://schemas.openxmlformats.org/wordprocessingml/2006/main" xmlns:w14="http://schemas.microsoft.com/office/word/2010/wordml" xmlns:w15="http://schemas.microsoft.com/office/word/2012/wordml" xmlns:w16cex="http://schemas.microsoft.com/office/word/2018/wordml/cex" xmlns:w16cid="http://schemas.microsoft.com/office/word/2016/wordml/cid" xmlns:w16="http://schemas.microsoft.com/office/word/2018/wordml" xmlns:w16du="http://schemas.microsoft.com/office/word/2023/wordml/word16du" xmlns:w16sdtdh="http://schemas.microsoft.com/office/word/2020/wordml/sdtdatahash" xmlns:w16se="http://schemas.microsoft.com/office/word/2015/wordml/symex" xmlns:wpg="http://schemas.microsoft.com/office/word/2010/wordprocessingGroup" xmlns:wpi="http://schemas.microsoft.com/office/word/2010/wordprocessingInk" xmlns:wne="http://schemas.microsoft.com/office/word/2006/wordml" xmlns:wps="http://schemas.microsoft.com/office/word/2010/wordprocessingShape" mc:Ignorable="w14 w15 w16se w16cid w16 w16cex w16sdtdh w16du wp14">
   <w:body>
     <w:tbl>
       <w:tblPr>
+        <w:tblStyle w:val="TableNormal"/>
         <w:tblW w:w="9630" w:type="dxa"/>
-        <w:jc w:val="left"/>
         <w:tblInd w:w="108" w:type="dxa"/>
         <w:tblBorders>
-          <w:top w:val="single" w:color="000000" w:sz="2" w:space="0" w:shadow="0" w:frame="0"/>
-          <w:left w:val="single" w:color="000000" w:sz="2" w:space="0" w:shadow="0" w:frame="0"/>
-          <w:bottom w:val="single" w:color="000000" w:sz="2" w:space="0" w:shadow="0" w:frame="0"/>
-          <w:right w:val="single" w:color="000000" w:sz="2" w:space="0" w:shadow="0" w:frame="0"/>
-          <w:insideH w:val="single" w:color="000000" w:sz="2" w:space="0" w:shadow="0" w:frame="0"/>
-          <w:insideV w:val="single" w:color="000000" w:sz="2" w:space="0" w:shadow="0" w:frame="0"/>
+          <w:top w:val="single" w:sz="2" w:space="0" w:color="000000"/>
+          <w:left w:val="single" w:sz="2" w:space="0" w:color="000000"/>
+          <w:bottom w:val="single" w:sz="2" w:space="0" w:color="000000"/>
+          <w:right w:val="single" w:sz="2" w:space="0" w:color="000000"/>
+          <w:insideH w:val="single" w:sz="2" w:space="0" w:color="000000"/>
+          <w:insideV w:val="single" w:sz="2" w:space="0" w:color="000000"/>
         </w:tblBorders>
-        <w:shd w:val="clear" w:color="auto" w:fill="auto"/>
+        <w:shd w:val="clear" w:color="auto" w:fill="BDC0BF"/>
         <w:tblLayout w:type="fixed"/>
+        <w:tblCellMar>
+          <w:top w:w="0" w:type="dxa"/>
+          <w:left w:w="0" w:type="dxa"/>
+          <w:bottom w:w="0" w:type="dxa"/>
+          <w:right w:w="0" w:type="dxa"/>
+        </w:tblCellMar>
+        <w:tblLook w:val="04A0" w:firstRow="1" w:lastRow="0" w:firstColumn="1" w:lastColumn="0" w:noHBand="0" w:noVBand="1"/>
       </w:tblPr>
       <w:tblGrid>
         <w:gridCol w:w="4815"/>
@@ -24,41 +31,41 @@
       </w:tblGrid>
       <w:tr>
         <w:tblPrEx>
-          <w:shd w:val="clear" w:color="auto" w:fill="bdc0bf"/>
+          <w:tblCellMar>
+            <w:top w:w="0" w:type="dxa"/>
+            <w:left w:w="0" w:type="dxa"/>
+            <w:bottom w:w="0" w:type="dxa"/>
+            <w:right w:w="0" w:type="dxa"/>
+          </w:tblCellMar>
         </w:tblPrEx>
         <w:trPr>
-          <w:trHeight w:val="295" w:hRule="atLeast"/>
+          <w:trHeight w:val="295"/>
           <w:tblHeader/>
         </w:trPr>
         <w:tc>
           <w:tcPr>
-            <w:tcW w:type="dxa" w:w="9630"/>
+            <w:tcW w:w="9630" w:type="dxa"/>
             <w:gridSpan w:val="2"/>
             <w:tcBorders>
-              <w:top w:val="single" w:color="000000" w:sz="2" w:space="0" w:shadow="0" w:frame="0"/>
-              <w:left w:val="single" w:color="000000" w:sz="2" w:space="0" w:shadow="0" w:frame="0"/>
-              <w:bottom w:val="single" w:color="000000" w:sz="6" w:space="0" w:shadow="0" w:frame="0"/>
-              <w:right w:val="single" w:color="000000" w:sz="2" w:space="0" w:shadow="0" w:frame="0"/>
-            </w:tcBorders>
-            <w:shd w:val="clear" w:color="auto" w:fill="bdc0bf"/>
-            <w:tcMar>
-              <w:top w:type="dxa" w:w="80"/>
-              <w:left w:type="dxa" w:w="80"/>
-              <w:bottom w:type="dxa" w:w="80"/>
-              <w:right w:type="dxa" w:w="80"/>
-            </w:tcMar>
-            <w:vAlign w:val="top"/>
-          </w:tcPr>
-          <w:p>
-            <w:pPr>
-              <w:pStyle w:val="Stile tabella 1"/>
+              <w:top w:val="single" w:sz="2" w:space="0" w:color="000000"/>
+              <w:left w:val="single" w:sz="2" w:space="0" w:color="000000"/>
+              <w:bottom w:val="single" w:sz="6" w:space="0" w:color="000000"/>
+              <w:right w:val="single" w:sz="2" w:space="0" w:color="000000"/>
+            </w:tcBorders>
+            <w:shd w:val="clear" w:color="auto" w:fill="BDC0BF"/>
+            <w:tcMar>
+              <w:top w:w="80" w:type="dxa"/>
+              <w:left w:w="80" w:type="dxa"/>
+              <w:bottom w:w="80" w:type="dxa"/>
+              <w:right w:w="80" w:type="dxa"/>
+            </w:tcMar>
+          </w:tcPr>
+          <w:p>
+            <w:pPr>
+              <w:pStyle w:val="Stiletabella1"/>
               <w:jc w:val="center"/>
             </w:pPr>
             <w:r>
-              <w:rPr>
-                <w:rFonts w:ascii="Helvetica Neue" w:hAnsi="Helvetica Neue"/>
-                <w:rtl w:val="0"/>
-              </w:rPr>
               <w:t>Contratto</w:t>
             </w:r>
           </w:p>
@@ -67,70 +74,64 @@
       <w:tr>
         <w:tblPrEx>
           <w:shd w:val="clear" w:color="auto" w:fill="auto"/>
+          <w:tblCellMar>
+            <w:top w:w="0" w:type="dxa"/>
+            <w:left w:w="0" w:type="dxa"/>
+            <w:bottom w:w="0" w:type="dxa"/>
+            <w:right w:w="0" w:type="dxa"/>
+          </w:tblCellMar>
         </w:tblPrEx>
         <w:trPr>
-          <w:trHeight w:val="295" w:hRule="atLeast"/>
+          <w:trHeight w:val="295"/>
         </w:trPr>
         <w:tc>
           <w:tcPr>
-            <w:tcW w:type="dxa" w:w="4815"/>
-            <w:tcBorders>
-              <w:top w:val="single" w:color="000000" w:sz="6" w:space="0" w:shadow="0" w:frame="0"/>
-              <w:left w:val="single" w:color="000000" w:sz="2" w:space="0" w:shadow="0" w:frame="0"/>
-              <w:bottom w:val="single" w:color="000000" w:sz="2" w:space="0" w:shadow="0" w:frame="0"/>
-              <w:right w:val="single" w:color="000000" w:sz="6" w:space="0" w:shadow="0" w:frame="0"/>
-            </w:tcBorders>
-            <w:shd w:val="clear" w:color="auto" w:fill="dcdcdc"/>
-            <w:tcMar>
-              <w:top w:type="dxa" w:w="80"/>
-              <w:left w:type="dxa" w:w="80"/>
-              <w:bottom w:type="dxa" w:w="80"/>
-              <w:right w:type="dxa" w:w="80"/>
-            </w:tcMar>
-            <w:vAlign w:val="top"/>
-          </w:tcPr>
-          <w:p>
-            <w:pPr>
-              <w:pStyle w:val="Stile tabella 1"/>
-              <w:bidi w:val="0"/>
-            </w:pPr>
-            <w:r>
-              <w:rPr>
-                <w:rFonts w:ascii="Helvetica Neue" w:cs="Arial Unicode MS" w:hAnsi="Helvetica Neue" w:eastAsia="Arial Unicode MS"/>
-                <w:rtl w:val="0"/>
-              </w:rPr>
+            <w:tcW w:w="4815" w:type="dxa"/>
+            <w:tcBorders>
+              <w:top w:val="single" w:sz="6" w:space="0" w:color="000000"/>
+              <w:left w:val="single" w:sz="2" w:space="0" w:color="000000"/>
+              <w:bottom w:val="single" w:sz="2" w:space="0" w:color="000000"/>
+              <w:right w:val="single" w:sz="6" w:space="0" w:color="000000"/>
+            </w:tcBorders>
+            <w:shd w:val="clear" w:color="auto" w:fill="DCDCDC"/>
+            <w:tcMar>
+              <w:top w:w="80" w:type="dxa"/>
+              <w:left w:w="80" w:type="dxa"/>
+              <w:bottom w:w="80" w:type="dxa"/>
+              <w:right w:w="80" w:type="dxa"/>
+            </w:tcMar>
+          </w:tcPr>
+          <w:p>
+            <w:pPr>
+              <w:pStyle w:val="Stiletabella1"/>
+            </w:pPr>
+            <w:r>
               <w:t>Operazione</w:t>
             </w:r>
           </w:p>
         </w:tc>
         <w:tc>
           <w:tcPr>
-            <w:tcW w:type="dxa" w:w="4815"/>
-            <w:tcBorders>
-              <w:top w:val="single" w:color="000000" w:sz="6" w:space="0" w:shadow="0" w:frame="0"/>
-              <w:left w:val="single" w:color="000000" w:sz="6" w:space="0" w:shadow="0" w:frame="0"/>
-              <w:bottom w:val="single" w:color="000000" w:sz="2" w:space="0" w:shadow="0" w:frame="0"/>
-              <w:right w:val="single" w:color="000000" w:sz="2" w:space="0" w:shadow="0" w:frame="0"/>
+            <w:tcW w:w="4815" w:type="dxa"/>
+            <w:tcBorders>
+              <w:top w:val="single" w:sz="6" w:space="0" w:color="000000"/>
+              <w:left w:val="single" w:sz="6" w:space="0" w:color="000000"/>
+              <w:bottom w:val="single" w:sz="2" w:space="0" w:color="000000"/>
+              <w:right w:val="single" w:sz="2" w:space="0" w:color="000000"/>
             </w:tcBorders>
             <w:shd w:val="clear" w:color="auto" w:fill="auto"/>
             <w:tcMar>
-              <w:top w:type="dxa" w:w="80"/>
-              <w:left w:type="dxa" w:w="80"/>
-              <w:bottom w:type="dxa" w:w="80"/>
-              <w:right w:type="dxa" w:w="80"/>
-            </w:tcMar>
-            <w:vAlign w:val="top"/>
-          </w:tcPr>
-          <w:p>
-            <w:pPr>
-              <w:pStyle w:val="Stile tabella 2"/>
-              <w:bidi w:val="0"/>
-            </w:pPr>
-            <w:r>
-              <w:rPr>
-                <w:rFonts w:ascii="Helvetica Neue" w:cs="Arial Unicode MS" w:hAnsi="Helvetica Neue" w:eastAsia="Arial Unicode MS"/>
-                <w:rtl w:val="0"/>
-              </w:rPr>
+              <w:top w:w="80" w:type="dxa"/>
+              <w:left w:w="80" w:type="dxa"/>
+              <w:bottom w:w="80" w:type="dxa"/>
+              <w:right w:w="80" w:type="dxa"/>
+            </w:tcMar>
+          </w:tcPr>
+          <w:p>
+            <w:pPr>
+              <w:pStyle w:val="Stiletabella2"/>
+            </w:pPr>
+            <w:r>
               <w:t>selezioneEmail(idEmail : int)</w:t>
             </w:r>
           </w:p>
@@ -139,84 +140,64 @@
       <w:tr>
         <w:tblPrEx>
           <w:shd w:val="clear" w:color="auto" w:fill="auto"/>
+          <w:tblCellMar>
+            <w:top w:w="0" w:type="dxa"/>
+            <w:left w:w="0" w:type="dxa"/>
+            <w:bottom w:w="0" w:type="dxa"/>
+            <w:right w:w="0" w:type="dxa"/>
+          </w:tblCellMar>
         </w:tblPrEx>
         <w:trPr>
-          <w:trHeight w:val="295" w:hRule="atLeast"/>
+          <w:trHeight w:val="295"/>
         </w:trPr>
         <w:tc>
           <w:tcPr>
-            <w:tcW w:type="dxa" w:w="4815"/>
-            <w:tcBorders>
-              <w:top w:val="single" w:color="000000" w:sz="2" w:space="0" w:shadow="0" w:frame="0"/>
-              <w:left w:val="single" w:color="000000" w:sz="2" w:space="0" w:shadow="0" w:frame="0"/>
-              <w:bottom w:val="single" w:color="000000" w:sz="2" w:space="0" w:shadow="0" w:frame="0"/>
-              <w:right w:val="single" w:color="000000" w:sz="6" w:space="0" w:shadow="0" w:frame="0"/>
-            </w:tcBorders>
-            <w:shd w:val="clear" w:color="auto" w:fill="dcdcdc"/>
-            <w:tcMar>
-              <w:top w:type="dxa" w:w="80"/>
-              <w:left w:type="dxa" w:w="80"/>
-              <w:bottom w:type="dxa" w:w="80"/>
-              <w:right w:type="dxa" w:w="80"/>
-            </w:tcMar>
-            <w:vAlign w:val="top"/>
-          </w:tcPr>
-          <w:p>
-            <w:pPr>
-              <w:pStyle w:val="Stile tabella 1"/>
-              <w:bidi w:val="0"/>
-            </w:pPr>
-            <w:r>
-              <w:rPr>
-                <w:rFonts w:ascii="Helvetica Neue" w:cs="Arial Unicode MS" w:hAnsi="Helvetica Neue" w:eastAsia="Arial Unicode MS"/>
-                <w:rtl w:val="0"/>
-              </w:rPr>
-              <w:t>Rif. caso d</w:t>
-            </w:r>
-            <w:r>
-              <w:rPr>
-                <w:rFonts w:ascii="Helvetica Neue" w:cs="Arial Unicode MS" w:hAnsi="Helvetica Neue" w:eastAsia="Arial Unicode MS" w:hint="default"/>
-                <w:rtl w:val="0"/>
-              </w:rPr>
-              <w:t>’</w:t>
-            </w:r>
-            <w:r>
-              <w:rPr>
-                <w:rFonts w:ascii="Helvetica Neue" w:cs="Arial Unicode MS" w:hAnsi="Helvetica Neue" w:eastAsia="Arial Unicode MS"/>
-                <w:rtl w:val="0"/>
-              </w:rPr>
-              <w:t>uso</w:t>
-            </w:r>
-          </w:p>
-        </w:tc>
-        <w:tc>
-          <w:tcPr>
-            <w:tcW w:type="dxa" w:w="4815"/>
-            <w:tcBorders>
-              <w:top w:val="single" w:color="000000" w:sz="2" w:space="0" w:shadow="0" w:frame="0"/>
-              <w:left w:val="single" w:color="000000" w:sz="6" w:space="0" w:shadow="0" w:frame="0"/>
-              <w:bottom w:val="single" w:color="000000" w:sz="2" w:space="0" w:shadow="0" w:frame="0"/>
-              <w:right w:val="single" w:color="000000" w:sz="2" w:space="0" w:shadow="0" w:frame="0"/>
-            </w:tcBorders>
-            <w:shd w:val="clear" w:color="auto" w:fill="f5f5f5"/>
-            <w:tcMar>
-              <w:top w:type="dxa" w:w="80"/>
-              <w:left w:type="dxa" w:w="80"/>
-              <w:bottom w:type="dxa" w:w="80"/>
-              <w:right w:type="dxa" w:w="80"/>
-            </w:tcMar>
-            <w:vAlign w:val="top"/>
-          </w:tcPr>
-          <w:p>
-            <w:pPr>
-              <w:pStyle w:val="Stile tabella 2"/>
-              <w:bidi w:val="0"/>
-            </w:pPr>
-            <w:r>
-              <w:rPr>
-                <w:rFonts w:ascii="Helvetica Neue" w:cs="Arial Unicode MS" w:hAnsi="Helvetica Neue" w:eastAsia="Arial Unicode MS"/>
-                <w:rtl w:val="0"/>
-              </w:rPr>
+            <w:tcW w:w="4815" w:type="dxa"/>
+            <w:tcBorders>
+              <w:top w:val="single" w:sz="2" w:space="0" w:color="000000"/>
+              <w:left w:val="single" w:sz="2" w:space="0" w:color="000000"/>
+              <w:bottom w:val="single" w:sz="2" w:space="0" w:color="000000"/>
+              <w:right w:val="single" w:sz="6" w:space="0" w:color="000000"/>
+            </w:tcBorders>
+            <w:shd w:val="clear" w:color="auto" w:fill="DCDCDC"/>
+            <w:tcMar>
+              <w:top w:w="80" w:type="dxa"/>
+              <w:left w:w="80" w:type="dxa"/>
+              <w:bottom w:w="80" w:type="dxa"/>
+              <w:right w:w="80" w:type="dxa"/>
+            </w:tcMar>
+          </w:tcPr>
+          <w:p>
+            <w:pPr>
+              <w:pStyle w:val="Stiletabella1"/>
+            </w:pPr>
+            <w:r>
+              <w:t>Rif. caso d’uso</w:t>
+            </w:r>
+          </w:p>
+        </w:tc>
+        <w:tc>
+          <w:tcPr>
+            <w:tcW w:w="4815" w:type="dxa"/>
+            <w:tcBorders>
+              <w:top w:val="single" w:sz="2" w:space="0" w:color="000000"/>
+              <w:left w:val="single" w:sz="6" w:space="0" w:color="000000"/>
+              <w:bottom w:val="single" w:sz="2" w:space="0" w:color="000000"/>
+              <w:right w:val="single" w:sz="2" w:space="0" w:color="000000"/>
+            </w:tcBorders>
+            <w:shd w:val="clear" w:color="auto" w:fill="F5F5F5"/>
+            <w:tcMar>
+              <w:top w:w="80" w:type="dxa"/>
+              <w:left w:w="80" w:type="dxa"/>
+              <w:bottom w:w="80" w:type="dxa"/>
+              <w:right w:w="80" w:type="dxa"/>
+            </w:tcMar>
+          </w:tcPr>
+          <w:p>
+            <w:pPr>
+              <w:pStyle w:val="Stiletabella2"/>
+            </w:pPr>
+            <w:r>
               <w:t>Invio Richiesta</w:t>
             </w:r>
           </w:p>
@@ -225,70 +206,64 @@
       <w:tr>
         <w:tblPrEx>
           <w:shd w:val="clear" w:color="auto" w:fill="auto"/>
+          <w:tblCellMar>
+            <w:top w:w="0" w:type="dxa"/>
+            <w:left w:w="0" w:type="dxa"/>
+            <w:bottom w:w="0" w:type="dxa"/>
+            <w:right w:w="0" w:type="dxa"/>
+          </w:tblCellMar>
         </w:tblPrEx>
         <w:trPr>
-          <w:trHeight w:val="295" w:hRule="atLeast"/>
+          <w:trHeight w:val="295"/>
         </w:trPr>
         <w:tc>
           <w:tcPr>
-            <w:tcW w:type="dxa" w:w="4815"/>
-            <w:tcBorders>
-              <w:top w:val="single" w:color="000000" w:sz="2" w:space="0" w:shadow="0" w:frame="0"/>
-              <w:left w:val="single" w:color="000000" w:sz="2" w:space="0" w:shadow="0" w:frame="0"/>
-              <w:bottom w:val="single" w:color="000000" w:sz="2" w:space="0" w:shadow="0" w:frame="0"/>
-              <w:right w:val="single" w:color="000000" w:sz="6" w:space="0" w:shadow="0" w:frame="0"/>
-            </w:tcBorders>
-            <w:shd w:val="clear" w:color="auto" w:fill="dcdcdc"/>
-            <w:tcMar>
-              <w:top w:type="dxa" w:w="80"/>
-              <w:left w:type="dxa" w:w="80"/>
-              <w:bottom w:type="dxa" w:w="80"/>
-              <w:right w:type="dxa" w:w="80"/>
-            </w:tcMar>
-            <w:vAlign w:val="top"/>
-          </w:tcPr>
-          <w:p>
-            <w:pPr>
-              <w:pStyle w:val="Stile tabella 1"/>
-              <w:bidi w:val="0"/>
-            </w:pPr>
-            <w:r>
-              <w:rPr>
-                <w:rFonts w:ascii="Helvetica Neue" w:cs="Arial Unicode MS" w:hAnsi="Helvetica Neue" w:eastAsia="Arial Unicode MS"/>
-                <w:rtl w:val="0"/>
-              </w:rPr>
+            <w:tcW w:w="4815" w:type="dxa"/>
+            <w:tcBorders>
+              <w:top w:val="single" w:sz="2" w:space="0" w:color="000000"/>
+              <w:left w:val="single" w:sz="2" w:space="0" w:color="000000"/>
+              <w:bottom w:val="single" w:sz="2" w:space="0" w:color="000000"/>
+              <w:right w:val="single" w:sz="6" w:space="0" w:color="000000"/>
+            </w:tcBorders>
+            <w:shd w:val="clear" w:color="auto" w:fill="DCDCDC"/>
+            <w:tcMar>
+              <w:top w:w="80" w:type="dxa"/>
+              <w:left w:w="80" w:type="dxa"/>
+              <w:bottom w:w="80" w:type="dxa"/>
+              <w:right w:w="80" w:type="dxa"/>
+            </w:tcMar>
+          </w:tcPr>
+          <w:p>
+            <w:pPr>
+              <w:pStyle w:val="Stiletabella1"/>
+            </w:pPr>
+            <w:r>
               <w:t>Precondizioni</w:t>
             </w:r>
           </w:p>
         </w:tc>
         <w:tc>
           <w:tcPr>
-            <w:tcW w:type="dxa" w:w="4815"/>
-            <w:tcBorders>
-              <w:top w:val="single" w:color="000000" w:sz="2" w:space="0" w:shadow="0" w:frame="0"/>
-              <w:left w:val="single" w:color="000000" w:sz="6" w:space="0" w:shadow="0" w:frame="0"/>
-              <w:bottom w:val="single" w:color="000000" w:sz="2" w:space="0" w:shadow="0" w:frame="0"/>
-              <w:right w:val="single" w:color="000000" w:sz="2" w:space="0" w:shadow="0" w:frame="0"/>
+            <w:tcW w:w="4815" w:type="dxa"/>
+            <w:tcBorders>
+              <w:top w:val="single" w:sz="2" w:space="0" w:color="000000"/>
+              <w:left w:val="single" w:sz="6" w:space="0" w:color="000000"/>
+              <w:bottom w:val="single" w:sz="2" w:space="0" w:color="000000"/>
+              <w:right w:val="single" w:sz="2" w:space="0" w:color="000000"/>
             </w:tcBorders>
             <w:shd w:val="clear" w:color="auto" w:fill="auto"/>
             <w:tcMar>
-              <w:top w:type="dxa" w:w="80"/>
-              <w:left w:type="dxa" w:w="80"/>
-              <w:bottom w:type="dxa" w:w="80"/>
-              <w:right w:type="dxa" w:w="80"/>
-            </w:tcMar>
-            <w:vAlign w:val="top"/>
-          </w:tcPr>
-          <w:p>
-            <w:pPr>
-              <w:pStyle w:val="Stile tabella 2"/>
-              <w:bidi w:val="0"/>
-            </w:pPr>
-            <w:r>
-              <w:rPr>
-                <w:rFonts w:ascii="Helvetica Neue" w:cs="Arial Unicode MS" w:hAnsi="Helvetica Neue" w:eastAsia="Arial Unicode MS"/>
-                <w:rtl w:val="0"/>
-              </w:rPr>
+              <w:top w:w="80" w:type="dxa"/>
+              <w:left w:w="80" w:type="dxa"/>
+              <w:bottom w:w="80" w:type="dxa"/>
+              <w:right w:w="80" w:type="dxa"/>
+            </w:tcMar>
+          </w:tcPr>
+          <w:p>
+            <w:pPr>
+              <w:pStyle w:val="Stiletabella2"/>
+            </w:pPr>
+            <w:r>
               <w:t>Deve essere stata inviata una mail da un utente</w:t>
             </w:r>
           </w:p>
@@ -297,78 +272,65 @@
       <w:tr>
         <w:tblPrEx>
           <w:shd w:val="clear" w:color="auto" w:fill="auto"/>
+          <w:tblCellMar>
+            <w:top w:w="0" w:type="dxa"/>
+            <w:left w:w="0" w:type="dxa"/>
+            <w:bottom w:w="0" w:type="dxa"/>
+            <w:right w:w="0" w:type="dxa"/>
+          </w:tblCellMar>
         </w:tblPrEx>
         <w:trPr>
-          <w:trHeight w:val="295" w:hRule="atLeast"/>
+          <w:trHeight w:val="295"/>
         </w:trPr>
         <w:tc>
           <w:tcPr>
-            <w:tcW w:type="dxa" w:w="4815"/>
-            <w:tcBorders>
-              <w:top w:val="single" w:color="000000" w:sz="2" w:space="0" w:shadow="0" w:frame="0"/>
-              <w:left w:val="single" w:color="000000" w:sz="2" w:space="0" w:shadow="0" w:frame="0"/>
-              <w:bottom w:val="single" w:color="000000" w:sz="2" w:space="0" w:shadow="0" w:frame="0"/>
-              <w:right w:val="single" w:color="000000" w:sz="6" w:space="0" w:shadow="0" w:frame="0"/>
-            </w:tcBorders>
-            <w:shd w:val="clear" w:color="auto" w:fill="dcdcdc"/>
-            <w:tcMar>
-              <w:top w:type="dxa" w:w="80"/>
-              <w:left w:type="dxa" w:w="80"/>
-              <w:bottom w:type="dxa" w:w="80"/>
-              <w:right w:type="dxa" w:w="80"/>
-            </w:tcMar>
-            <w:vAlign w:val="top"/>
-          </w:tcPr>
-          <w:p>
-            <w:pPr>
-              <w:pStyle w:val="Stile tabella 1"/>
-              <w:bidi w:val="0"/>
-            </w:pPr>
-            <w:r>
-              <w:rPr>
-                <w:rFonts w:ascii="Helvetica Neue" w:cs="Arial Unicode MS" w:hAnsi="Helvetica Neue" w:eastAsia="Arial Unicode MS"/>
-                <w:rtl w:val="0"/>
-              </w:rPr>
+            <w:tcW w:w="4815" w:type="dxa"/>
+            <w:tcBorders>
+              <w:top w:val="single" w:sz="2" w:space="0" w:color="000000"/>
+              <w:left w:val="single" w:sz="2" w:space="0" w:color="000000"/>
+              <w:bottom w:val="single" w:sz="2" w:space="0" w:color="000000"/>
+              <w:right w:val="single" w:sz="6" w:space="0" w:color="000000"/>
+            </w:tcBorders>
+            <w:shd w:val="clear" w:color="auto" w:fill="DCDCDC"/>
+            <w:tcMar>
+              <w:top w:w="80" w:type="dxa"/>
+              <w:left w:w="80" w:type="dxa"/>
+              <w:bottom w:w="80" w:type="dxa"/>
+              <w:right w:w="80" w:type="dxa"/>
+            </w:tcMar>
+          </w:tcPr>
+          <w:p>
+            <w:pPr>
+              <w:pStyle w:val="Stiletabella1"/>
+            </w:pPr>
+            <w:r>
               <w:t>Postcondizioni</w:t>
             </w:r>
           </w:p>
         </w:tc>
         <w:tc>
           <w:tcPr>
-            <w:tcW w:type="dxa" w:w="4815"/>
-            <w:tcBorders>
-              <w:top w:val="single" w:color="000000" w:sz="2" w:space="0" w:shadow="0" w:frame="0"/>
-              <w:left w:val="single" w:color="000000" w:sz="6" w:space="0" w:shadow="0" w:frame="0"/>
-              <w:bottom w:val="single" w:color="000000" w:sz="2" w:space="0" w:shadow="0" w:frame="0"/>
-              <w:right w:val="single" w:color="000000" w:sz="2" w:space="0" w:shadow="0" w:frame="0"/>
-            </w:tcBorders>
-            <w:shd w:val="clear" w:color="auto" w:fill="f5f5f5"/>
-            <w:tcMar>
-              <w:top w:type="dxa" w:w="80"/>
-              <w:left w:type="dxa" w:w="80"/>
-              <w:bottom w:type="dxa" w:w="80"/>
-              <w:right w:type="dxa" w:w="80"/>
-            </w:tcMar>
-            <w:vAlign w:val="top"/>
-          </w:tcPr>
-          <w:p>
-            <w:pPr>
-              <w:pStyle w:val="Stile tabella 2"/>
-              <w:bidi w:val="0"/>
-            </w:pPr>
-            <w:r>
-              <w:rPr>
-                <w:rFonts w:ascii="Helvetica Neue" w:cs="Arial Unicode MS" w:hAnsi="Helvetica Neue" w:eastAsia="Arial Unicode MS" w:hint="default"/>
-                <w:rtl w:val="0"/>
-              </w:rPr>
-              <w:t xml:space="preserve">È </w:t>
-            </w:r>
-            <w:r>
-              <w:rPr>
-                <w:rFonts w:ascii="Helvetica Neue" w:cs="Arial Unicode MS" w:hAnsi="Helvetica Neue" w:eastAsia="Arial Unicode MS"/>
-                <w:rtl w:val="0"/>
-              </w:rPr>
-              <w:t>stata selezionata la mail a cui rispondere</w:t>
+            <w:tcW w:w="4815" w:type="dxa"/>
+            <w:tcBorders>
+              <w:top w:val="single" w:sz="2" w:space="0" w:color="000000"/>
+              <w:left w:val="single" w:sz="6" w:space="0" w:color="000000"/>
+              <w:bottom w:val="single" w:sz="2" w:space="0" w:color="000000"/>
+              <w:right w:val="single" w:sz="2" w:space="0" w:color="000000"/>
+            </w:tcBorders>
+            <w:shd w:val="clear" w:color="auto" w:fill="F5F5F5"/>
+            <w:tcMar>
+              <w:top w:w="80" w:type="dxa"/>
+              <w:left w:w="80" w:type="dxa"/>
+              <w:bottom w:w="80" w:type="dxa"/>
+              <w:right w:w="80" w:type="dxa"/>
+            </w:tcMar>
+          </w:tcPr>
+          <w:p>
+            <w:pPr>
+              <w:pStyle w:val="Stiletabella2"/>
+            </w:pPr>
+            <w:r>
+              <w:t>È stata selezionata la mail a cui rispondere</w:t>
             </w:r>
           </w:p>
         </w:tc>
@@ -377,48 +339,50 @@
     <w:p>
       <w:pPr>
         <w:pStyle w:val="Corpo"/>
-        <w:bidi w:val="0"/>
       </w:pPr>
     </w:p>
     <w:p>
       <w:pPr>
         <w:pStyle w:val="Corpo"/>
-        <w:bidi w:val="0"/>
       </w:pPr>
     </w:p>
     <w:p>
       <w:pPr>
         <w:pStyle w:val="Corpo"/>
-        <w:bidi w:val="0"/>
       </w:pPr>
     </w:p>
     <w:p>
       <w:pPr>
         <w:pStyle w:val="Corpo"/>
-        <w:bidi w:val="0"/>
       </w:pPr>
     </w:p>
     <w:p>
       <w:pPr>
         <w:pStyle w:val="Corpo"/>
-        <w:bidi w:val="0"/>
       </w:pPr>
     </w:p>
     <w:tbl>
       <w:tblPr>
+        <w:tblStyle w:val="TableNormal"/>
         <w:tblW w:w="9630" w:type="dxa"/>
-        <w:jc w:val="left"/>
         <w:tblInd w:w="108" w:type="dxa"/>
         <w:tblBorders>
-          <w:top w:val="single" w:color="000000" w:sz="2" w:space="0" w:shadow="0" w:frame="0"/>
-          <w:left w:val="single" w:color="000000" w:sz="2" w:space="0" w:shadow="0" w:frame="0"/>
-          <w:bottom w:val="single" w:color="000000" w:sz="2" w:space="0" w:shadow="0" w:frame="0"/>
-          <w:right w:val="single" w:color="000000" w:sz="2" w:space="0" w:shadow="0" w:frame="0"/>
-          <w:insideH w:val="single" w:color="000000" w:sz="2" w:space="0" w:shadow="0" w:frame="0"/>
-          <w:insideV w:val="single" w:color="000000" w:sz="2" w:space="0" w:shadow="0" w:frame="0"/>
+          <w:top w:val="single" w:sz="2" w:space="0" w:color="000000"/>
+          <w:left w:val="single" w:sz="2" w:space="0" w:color="000000"/>
+          <w:bottom w:val="single" w:sz="2" w:space="0" w:color="000000"/>
+          <w:right w:val="single" w:sz="2" w:space="0" w:color="000000"/>
+          <w:insideH w:val="single" w:sz="2" w:space="0" w:color="000000"/>
+          <w:insideV w:val="single" w:sz="2" w:space="0" w:color="000000"/>
         </w:tblBorders>
-        <w:shd w:val="clear" w:color="auto" w:fill="auto"/>
+        <w:shd w:val="clear" w:color="auto" w:fill="BDC0BF"/>
         <w:tblLayout w:type="fixed"/>
+        <w:tblCellMar>
+          <w:top w:w="0" w:type="dxa"/>
+          <w:left w:w="0" w:type="dxa"/>
+          <w:bottom w:w="0" w:type="dxa"/>
+          <w:right w:w="0" w:type="dxa"/>
+        </w:tblCellMar>
+        <w:tblLook w:val="04A0" w:firstRow="1" w:lastRow="0" w:firstColumn="1" w:lastColumn="0" w:noHBand="0" w:noVBand="1"/>
       </w:tblPr>
       <w:tblGrid>
         <w:gridCol w:w="4815"/>
@@ -426,41 +390,41 @@
       </w:tblGrid>
       <w:tr>
         <w:tblPrEx>
-          <w:shd w:val="clear" w:color="auto" w:fill="bdc0bf"/>
+          <w:tblCellMar>
+            <w:top w:w="0" w:type="dxa"/>
+            <w:left w:w="0" w:type="dxa"/>
+            <w:bottom w:w="0" w:type="dxa"/>
+            <w:right w:w="0" w:type="dxa"/>
+          </w:tblCellMar>
         </w:tblPrEx>
         <w:trPr>
-          <w:trHeight w:val="295" w:hRule="atLeast"/>
+          <w:trHeight w:val="295"/>
           <w:tblHeader/>
         </w:trPr>
         <w:tc>
           <w:tcPr>
-            <w:tcW w:type="dxa" w:w="9630"/>
+            <w:tcW w:w="9630" w:type="dxa"/>
             <w:gridSpan w:val="2"/>
             <w:tcBorders>
-              <w:top w:val="single" w:color="000000" w:sz="2" w:space="0" w:shadow="0" w:frame="0"/>
-              <w:left w:val="single" w:color="000000" w:sz="2" w:space="0" w:shadow="0" w:frame="0"/>
-              <w:bottom w:val="single" w:color="000000" w:sz="6" w:space="0" w:shadow="0" w:frame="0"/>
-              <w:right w:val="single" w:color="000000" w:sz="2" w:space="0" w:shadow="0" w:frame="0"/>
-            </w:tcBorders>
-            <w:shd w:val="clear" w:color="auto" w:fill="bdc0bf"/>
-            <w:tcMar>
-              <w:top w:type="dxa" w:w="80"/>
-              <w:left w:type="dxa" w:w="80"/>
-              <w:bottom w:type="dxa" w:w="80"/>
-              <w:right w:type="dxa" w:w="80"/>
-            </w:tcMar>
-            <w:vAlign w:val="top"/>
-          </w:tcPr>
-          <w:p>
-            <w:pPr>
-              <w:pStyle w:val="Stile tabella 1"/>
+              <w:top w:val="single" w:sz="2" w:space="0" w:color="000000"/>
+              <w:left w:val="single" w:sz="2" w:space="0" w:color="000000"/>
+              <w:bottom w:val="single" w:sz="6" w:space="0" w:color="000000"/>
+              <w:right w:val="single" w:sz="2" w:space="0" w:color="000000"/>
+            </w:tcBorders>
+            <w:shd w:val="clear" w:color="auto" w:fill="BDC0BF"/>
+            <w:tcMar>
+              <w:top w:w="80" w:type="dxa"/>
+              <w:left w:w="80" w:type="dxa"/>
+              <w:bottom w:w="80" w:type="dxa"/>
+              <w:right w:w="80" w:type="dxa"/>
+            </w:tcMar>
+          </w:tcPr>
+          <w:p>
+            <w:pPr>
+              <w:pStyle w:val="Stiletabella1"/>
               <w:jc w:val="center"/>
             </w:pPr>
             <w:r>
-              <w:rPr>
-                <w:rFonts w:ascii="Helvetica Neue" w:hAnsi="Helvetica Neue"/>
-                <w:rtl w:val="0"/>
-              </w:rPr>
               <w:t>Contratto</w:t>
             </w:r>
           </w:p>
@@ -469,70 +433,64 @@
       <w:tr>
         <w:tblPrEx>
           <w:shd w:val="clear" w:color="auto" w:fill="auto"/>
+          <w:tblCellMar>
+            <w:top w:w="0" w:type="dxa"/>
+            <w:left w:w="0" w:type="dxa"/>
+            <w:bottom w:w="0" w:type="dxa"/>
+            <w:right w:w="0" w:type="dxa"/>
+          </w:tblCellMar>
         </w:tblPrEx>
         <w:trPr>
-          <w:trHeight w:val="485" w:hRule="atLeast"/>
+          <w:trHeight w:val="485"/>
         </w:trPr>
         <w:tc>
           <w:tcPr>
-            <w:tcW w:type="dxa" w:w="4815"/>
-            <w:tcBorders>
-              <w:top w:val="single" w:color="000000" w:sz="6" w:space="0" w:shadow="0" w:frame="0"/>
-              <w:left w:val="single" w:color="000000" w:sz="2" w:space="0" w:shadow="0" w:frame="0"/>
-              <w:bottom w:val="single" w:color="000000" w:sz="2" w:space="0" w:shadow="0" w:frame="0"/>
-              <w:right w:val="single" w:color="000000" w:sz="6" w:space="0" w:shadow="0" w:frame="0"/>
-            </w:tcBorders>
-            <w:shd w:val="clear" w:color="auto" w:fill="dcdcdc"/>
-            <w:tcMar>
-              <w:top w:type="dxa" w:w="80"/>
-              <w:left w:type="dxa" w:w="80"/>
-              <w:bottom w:type="dxa" w:w="80"/>
-              <w:right w:type="dxa" w:w="80"/>
-            </w:tcMar>
-            <w:vAlign w:val="top"/>
-          </w:tcPr>
-          <w:p>
-            <w:pPr>
-              <w:pStyle w:val="Stile tabella 1"/>
-              <w:bidi w:val="0"/>
-            </w:pPr>
-            <w:r>
-              <w:rPr>
-                <w:rFonts w:ascii="Helvetica Neue" w:cs="Arial Unicode MS" w:hAnsi="Helvetica Neue" w:eastAsia="Arial Unicode MS"/>
-                <w:rtl w:val="0"/>
-              </w:rPr>
+            <w:tcW w:w="4815" w:type="dxa"/>
+            <w:tcBorders>
+              <w:top w:val="single" w:sz="6" w:space="0" w:color="000000"/>
+              <w:left w:val="single" w:sz="2" w:space="0" w:color="000000"/>
+              <w:bottom w:val="single" w:sz="2" w:space="0" w:color="000000"/>
+              <w:right w:val="single" w:sz="6" w:space="0" w:color="000000"/>
+            </w:tcBorders>
+            <w:shd w:val="clear" w:color="auto" w:fill="DCDCDC"/>
+            <w:tcMar>
+              <w:top w:w="80" w:type="dxa"/>
+              <w:left w:w="80" w:type="dxa"/>
+              <w:bottom w:w="80" w:type="dxa"/>
+              <w:right w:w="80" w:type="dxa"/>
+            </w:tcMar>
+          </w:tcPr>
+          <w:p>
+            <w:pPr>
+              <w:pStyle w:val="Stiletabella1"/>
+            </w:pPr>
+            <w:r>
               <w:t>Operazione</w:t>
             </w:r>
           </w:p>
         </w:tc>
         <w:tc>
           <w:tcPr>
-            <w:tcW w:type="dxa" w:w="4815"/>
-            <w:tcBorders>
-              <w:top w:val="single" w:color="000000" w:sz="6" w:space="0" w:shadow="0" w:frame="0"/>
-              <w:left w:val="single" w:color="000000" w:sz="6" w:space="0" w:shadow="0" w:frame="0"/>
-              <w:bottom w:val="single" w:color="000000" w:sz="2" w:space="0" w:shadow="0" w:frame="0"/>
-              <w:right w:val="single" w:color="000000" w:sz="2" w:space="0" w:shadow="0" w:frame="0"/>
+            <w:tcW w:w="4815" w:type="dxa"/>
+            <w:tcBorders>
+              <w:top w:val="single" w:sz="6" w:space="0" w:color="000000"/>
+              <w:left w:val="single" w:sz="6" w:space="0" w:color="000000"/>
+              <w:bottom w:val="single" w:sz="2" w:space="0" w:color="000000"/>
+              <w:right w:val="single" w:sz="2" w:space="0" w:color="000000"/>
             </w:tcBorders>
             <w:shd w:val="clear" w:color="auto" w:fill="auto"/>
             <w:tcMar>
-              <w:top w:type="dxa" w:w="80"/>
-              <w:left w:type="dxa" w:w="80"/>
-              <w:bottom w:type="dxa" w:w="80"/>
-              <w:right w:type="dxa" w:w="80"/>
-            </w:tcMar>
-            <w:vAlign w:val="top"/>
-          </w:tcPr>
-          <w:p>
-            <w:pPr>
-              <w:pStyle w:val="Stile tabella 2"/>
-              <w:bidi w:val="0"/>
-            </w:pPr>
-            <w:r>
-              <w:rPr>
-                <w:rFonts w:ascii="Helvetica Neue" w:cs="Arial Unicode MS" w:hAnsi="Helvetica Neue" w:eastAsia="Arial Unicode MS"/>
-                <w:rtl w:val="0"/>
-              </w:rPr>
+              <w:top w:w="80" w:type="dxa"/>
+              <w:left w:w="80" w:type="dxa"/>
+              <w:bottom w:w="80" w:type="dxa"/>
+              <w:right w:w="80" w:type="dxa"/>
+            </w:tcMar>
+          </w:tcPr>
+          <w:p>
+            <w:pPr>
+              <w:pStyle w:val="Stiletabella2"/>
+            </w:pPr>
+            <w:r>
               <w:t>rispondiEmail (emailDestinatario : String, oggetto : String, risposta : String)</w:t>
             </w:r>
           </w:p>
@@ -541,84 +499,64 @@
       <w:tr>
         <w:tblPrEx>
           <w:shd w:val="clear" w:color="auto" w:fill="auto"/>
+          <w:tblCellMar>
+            <w:top w:w="0" w:type="dxa"/>
+            <w:left w:w="0" w:type="dxa"/>
+            <w:bottom w:w="0" w:type="dxa"/>
+            <w:right w:w="0" w:type="dxa"/>
+          </w:tblCellMar>
         </w:tblPrEx>
         <w:trPr>
-          <w:trHeight w:val="295" w:hRule="atLeast"/>
+          <w:trHeight w:val="295"/>
         </w:trPr>
         <w:tc>
           <w:tcPr>
-            <w:tcW w:type="dxa" w:w="4815"/>
-            <w:tcBorders>
-              <w:top w:val="single" w:color="000000" w:sz="2" w:space="0" w:shadow="0" w:frame="0"/>
-              <w:left w:val="single" w:color="000000" w:sz="2" w:space="0" w:shadow="0" w:frame="0"/>
-              <w:bottom w:val="single" w:color="000000" w:sz="2" w:space="0" w:shadow="0" w:frame="0"/>
-              <w:right w:val="single" w:color="000000" w:sz="6" w:space="0" w:shadow="0" w:frame="0"/>
-            </w:tcBorders>
-            <w:shd w:val="clear" w:color="auto" w:fill="dcdcdc"/>
-            <w:tcMar>
-              <w:top w:type="dxa" w:w="80"/>
-              <w:left w:type="dxa" w:w="80"/>
-              <w:bottom w:type="dxa" w:w="80"/>
-              <w:right w:type="dxa" w:w="80"/>
-            </w:tcMar>
-            <w:vAlign w:val="top"/>
-          </w:tcPr>
-          <w:p>
-            <w:pPr>
-              <w:pStyle w:val="Stile tabella 1"/>
-              <w:bidi w:val="0"/>
-            </w:pPr>
-            <w:r>
-              <w:rPr>
-                <w:rFonts w:ascii="Helvetica Neue" w:cs="Arial Unicode MS" w:hAnsi="Helvetica Neue" w:eastAsia="Arial Unicode MS"/>
-                <w:rtl w:val="0"/>
-              </w:rPr>
-              <w:t>Rif. caso d</w:t>
-            </w:r>
-            <w:r>
-              <w:rPr>
-                <w:rFonts w:ascii="Helvetica Neue" w:cs="Arial Unicode MS" w:hAnsi="Helvetica Neue" w:eastAsia="Arial Unicode MS" w:hint="default"/>
-                <w:rtl w:val="0"/>
-              </w:rPr>
-              <w:t>’</w:t>
-            </w:r>
-            <w:r>
-              <w:rPr>
-                <w:rFonts w:ascii="Helvetica Neue" w:cs="Arial Unicode MS" w:hAnsi="Helvetica Neue" w:eastAsia="Arial Unicode MS"/>
-                <w:rtl w:val="0"/>
-              </w:rPr>
-              <w:t>uso</w:t>
-            </w:r>
-          </w:p>
-        </w:tc>
-        <w:tc>
-          <w:tcPr>
-            <w:tcW w:type="dxa" w:w="4815"/>
-            <w:tcBorders>
-              <w:top w:val="single" w:color="000000" w:sz="2" w:space="0" w:shadow="0" w:frame="0"/>
-              <w:left w:val="single" w:color="000000" w:sz="6" w:space="0" w:shadow="0" w:frame="0"/>
-              <w:bottom w:val="single" w:color="000000" w:sz="2" w:space="0" w:shadow="0" w:frame="0"/>
-              <w:right w:val="single" w:color="000000" w:sz="2" w:space="0" w:shadow="0" w:frame="0"/>
-            </w:tcBorders>
-            <w:shd w:val="clear" w:color="auto" w:fill="f5f5f5"/>
-            <w:tcMar>
-              <w:top w:type="dxa" w:w="80"/>
-              <w:left w:type="dxa" w:w="80"/>
-              <w:bottom w:type="dxa" w:w="80"/>
-              <w:right w:type="dxa" w:w="80"/>
-            </w:tcMar>
-            <w:vAlign w:val="top"/>
-          </w:tcPr>
-          <w:p>
-            <w:pPr>
-              <w:pStyle w:val="Stile tabella 2"/>
-              <w:bidi w:val="0"/>
-            </w:pPr>
-            <w:r>
-              <w:rPr>
-                <w:rFonts w:ascii="Helvetica Neue" w:cs="Arial Unicode MS" w:hAnsi="Helvetica Neue" w:eastAsia="Arial Unicode MS"/>
-                <w:rtl w:val="0"/>
-              </w:rPr>
+            <w:tcW w:w="4815" w:type="dxa"/>
+            <w:tcBorders>
+              <w:top w:val="single" w:sz="2" w:space="0" w:color="000000"/>
+              <w:left w:val="single" w:sz="2" w:space="0" w:color="000000"/>
+              <w:bottom w:val="single" w:sz="2" w:space="0" w:color="000000"/>
+              <w:right w:val="single" w:sz="6" w:space="0" w:color="000000"/>
+            </w:tcBorders>
+            <w:shd w:val="clear" w:color="auto" w:fill="DCDCDC"/>
+            <w:tcMar>
+              <w:top w:w="80" w:type="dxa"/>
+              <w:left w:w="80" w:type="dxa"/>
+              <w:bottom w:w="80" w:type="dxa"/>
+              <w:right w:w="80" w:type="dxa"/>
+            </w:tcMar>
+          </w:tcPr>
+          <w:p>
+            <w:pPr>
+              <w:pStyle w:val="Stiletabella1"/>
+            </w:pPr>
+            <w:r>
+              <w:t>Rif. caso d’uso</w:t>
+            </w:r>
+          </w:p>
+        </w:tc>
+        <w:tc>
+          <w:tcPr>
+            <w:tcW w:w="4815" w:type="dxa"/>
+            <w:tcBorders>
+              <w:top w:val="single" w:sz="2" w:space="0" w:color="000000"/>
+              <w:left w:val="single" w:sz="6" w:space="0" w:color="000000"/>
+              <w:bottom w:val="single" w:sz="2" w:space="0" w:color="000000"/>
+              <w:right w:val="single" w:sz="2" w:space="0" w:color="000000"/>
+            </w:tcBorders>
+            <w:shd w:val="clear" w:color="auto" w:fill="F5F5F5"/>
+            <w:tcMar>
+              <w:top w:w="80" w:type="dxa"/>
+              <w:left w:w="80" w:type="dxa"/>
+              <w:bottom w:w="80" w:type="dxa"/>
+              <w:right w:w="80" w:type="dxa"/>
+            </w:tcMar>
+          </w:tcPr>
+          <w:p>
+            <w:pPr>
+              <w:pStyle w:val="Stiletabella2"/>
+            </w:pPr>
+            <w:r>
               <w:t>Invio Richiesta</w:t>
             </w:r>
           </w:p>
@@ -627,70 +565,64 @@
       <w:tr>
         <w:tblPrEx>
           <w:shd w:val="clear" w:color="auto" w:fill="auto"/>
+          <w:tblCellMar>
+            <w:top w:w="0" w:type="dxa"/>
+            <w:left w:w="0" w:type="dxa"/>
+            <w:bottom w:w="0" w:type="dxa"/>
+            <w:right w:w="0" w:type="dxa"/>
+          </w:tblCellMar>
         </w:tblPrEx>
         <w:trPr>
-          <w:trHeight w:val="295" w:hRule="atLeast"/>
+          <w:trHeight w:val="295"/>
         </w:trPr>
         <w:tc>
           <w:tcPr>
-            <w:tcW w:type="dxa" w:w="4815"/>
-            <w:tcBorders>
-              <w:top w:val="single" w:color="000000" w:sz="2" w:space="0" w:shadow="0" w:frame="0"/>
-              <w:left w:val="single" w:color="000000" w:sz="2" w:space="0" w:shadow="0" w:frame="0"/>
-              <w:bottom w:val="single" w:color="000000" w:sz="2" w:space="0" w:shadow="0" w:frame="0"/>
-              <w:right w:val="single" w:color="000000" w:sz="6" w:space="0" w:shadow="0" w:frame="0"/>
-            </w:tcBorders>
-            <w:shd w:val="clear" w:color="auto" w:fill="dcdcdc"/>
-            <w:tcMar>
-              <w:top w:type="dxa" w:w="80"/>
-              <w:left w:type="dxa" w:w="80"/>
-              <w:bottom w:type="dxa" w:w="80"/>
-              <w:right w:type="dxa" w:w="80"/>
-            </w:tcMar>
-            <w:vAlign w:val="top"/>
-          </w:tcPr>
-          <w:p>
-            <w:pPr>
-              <w:pStyle w:val="Stile tabella 1"/>
-              <w:bidi w:val="0"/>
-            </w:pPr>
-            <w:r>
-              <w:rPr>
-                <w:rFonts w:ascii="Helvetica Neue" w:cs="Arial Unicode MS" w:hAnsi="Helvetica Neue" w:eastAsia="Arial Unicode MS"/>
-                <w:rtl w:val="0"/>
-              </w:rPr>
+            <w:tcW w:w="4815" w:type="dxa"/>
+            <w:tcBorders>
+              <w:top w:val="single" w:sz="2" w:space="0" w:color="000000"/>
+              <w:left w:val="single" w:sz="2" w:space="0" w:color="000000"/>
+              <w:bottom w:val="single" w:sz="2" w:space="0" w:color="000000"/>
+              <w:right w:val="single" w:sz="6" w:space="0" w:color="000000"/>
+            </w:tcBorders>
+            <w:shd w:val="clear" w:color="auto" w:fill="DCDCDC"/>
+            <w:tcMar>
+              <w:top w:w="80" w:type="dxa"/>
+              <w:left w:w="80" w:type="dxa"/>
+              <w:bottom w:w="80" w:type="dxa"/>
+              <w:right w:w="80" w:type="dxa"/>
+            </w:tcMar>
+          </w:tcPr>
+          <w:p>
+            <w:pPr>
+              <w:pStyle w:val="Stiletabella1"/>
+            </w:pPr>
+            <w:r>
               <w:t>Precondizioni</w:t>
             </w:r>
           </w:p>
         </w:tc>
         <w:tc>
           <w:tcPr>
-            <w:tcW w:type="dxa" w:w="4815"/>
-            <w:tcBorders>
-              <w:top w:val="single" w:color="000000" w:sz="2" w:space="0" w:shadow="0" w:frame="0"/>
-              <w:left w:val="single" w:color="000000" w:sz="6" w:space="0" w:shadow="0" w:frame="0"/>
-              <w:bottom w:val="single" w:color="000000" w:sz="2" w:space="0" w:shadow="0" w:frame="0"/>
-              <w:right w:val="single" w:color="000000" w:sz="2" w:space="0" w:shadow="0" w:frame="0"/>
+            <w:tcW w:w="4815" w:type="dxa"/>
+            <w:tcBorders>
+              <w:top w:val="single" w:sz="2" w:space="0" w:color="000000"/>
+              <w:left w:val="single" w:sz="6" w:space="0" w:color="000000"/>
+              <w:bottom w:val="single" w:sz="2" w:space="0" w:color="000000"/>
+              <w:right w:val="single" w:sz="2" w:space="0" w:color="000000"/>
             </w:tcBorders>
             <w:shd w:val="clear" w:color="auto" w:fill="auto"/>
             <w:tcMar>
-              <w:top w:type="dxa" w:w="80"/>
-              <w:left w:type="dxa" w:w="80"/>
-              <w:bottom w:type="dxa" w:w="80"/>
-              <w:right w:type="dxa" w:w="80"/>
-            </w:tcMar>
-            <w:vAlign w:val="top"/>
-          </w:tcPr>
-          <w:p>
-            <w:pPr>
-              <w:pStyle w:val="Stile tabella 2"/>
-              <w:bidi w:val="0"/>
-            </w:pPr>
-            <w:r>
-              <w:rPr>
-                <w:rFonts w:ascii="Helvetica Neue" w:cs="Arial Unicode MS" w:hAnsi="Helvetica Neue" w:eastAsia="Arial Unicode MS"/>
-                <w:rtl w:val="0"/>
-              </w:rPr>
+              <w:top w:w="80" w:type="dxa"/>
+              <w:left w:w="80" w:type="dxa"/>
+              <w:bottom w:w="80" w:type="dxa"/>
+              <w:right w:w="80" w:type="dxa"/>
+            </w:tcMar>
+          </w:tcPr>
+          <w:p>
+            <w:pPr>
+              <w:pStyle w:val="Stiletabella2"/>
+            </w:pPr>
+            <w:r>
               <w:t>Deve essere selezionata la mail a cui rispondere</w:t>
             </w:r>
           </w:p>
@@ -699,113 +631,65 @@
       <w:tr>
         <w:tblPrEx>
           <w:shd w:val="clear" w:color="auto" w:fill="auto"/>
+          <w:tblCellMar>
+            <w:top w:w="0" w:type="dxa"/>
+            <w:left w:w="0" w:type="dxa"/>
+            <w:bottom w:w="0" w:type="dxa"/>
+            <w:right w:w="0" w:type="dxa"/>
+          </w:tblCellMar>
         </w:tblPrEx>
         <w:trPr>
-          <w:trHeight w:val="481" w:hRule="atLeast"/>
+          <w:trHeight w:val="481"/>
         </w:trPr>
         <w:tc>
           <w:tcPr>
-            <w:tcW w:type="dxa" w:w="4815"/>
-            <w:tcBorders>
-              <w:top w:val="single" w:color="000000" w:sz="2" w:space="0" w:shadow="0" w:frame="0"/>
-              <w:left w:val="single" w:color="000000" w:sz="2" w:space="0" w:shadow="0" w:frame="0"/>
-              <w:bottom w:val="single" w:color="000000" w:sz="2" w:space="0" w:shadow="0" w:frame="0"/>
-              <w:right w:val="single" w:color="000000" w:sz="6" w:space="0" w:shadow="0" w:frame="0"/>
-            </w:tcBorders>
-            <w:shd w:val="clear" w:color="auto" w:fill="dcdcdc"/>
-            <w:tcMar>
-              <w:top w:type="dxa" w:w="80"/>
-              <w:left w:type="dxa" w:w="80"/>
-              <w:bottom w:type="dxa" w:w="80"/>
-              <w:right w:type="dxa" w:w="80"/>
-            </w:tcMar>
-            <w:vAlign w:val="top"/>
-          </w:tcPr>
-          <w:p>
-            <w:pPr>
-              <w:pStyle w:val="Stile tabella 1"/>
-              <w:bidi w:val="0"/>
-            </w:pPr>
-            <w:r>
-              <w:rPr>
-                <w:rFonts w:ascii="Helvetica Neue" w:cs="Arial Unicode MS" w:hAnsi="Helvetica Neue" w:eastAsia="Arial Unicode MS"/>
-                <w:rtl w:val="0"/>
-              </w:rPr>
+            <w:tcW w:w="4815" w:type="dxa"/>
+            <w:tcBorders>
+              <w:top w:val="single" w:sz="2" w:space="0" w:color="000000"/>
+              <w:left w:val="single" w:sz="2" w:space="0" w:color="000000"/>
+              <w:bottom w:val="single" w:sz="2" w:space="0" w:color="000000"/>
+              <w:right w:val="single" w:sz="6" w:space="0" w:color="000000"/>
+            </w:tcBorders>
+            <w:shd w:val="clear" w:color="auto" w:fill="DCDCDC"/>
+            <w:tcMar>
+              <w:top w:w="80" w:type="dxa"/>
+              <w:left w:w="80" w:type="dxa"/>
+              <w:bottom w:w="80" w:type="dxa"/>
+              <w:right w:w="80" w:type="dxa"/>
+            </w:tcMar>
+          </w:tcPr>
+          <w:p>
+            <w:pPr>
+              <w:pStyle w:val="Stiletabella1"/>
+            </w:pPr>
+            <w:r>
               <w:t>Postcondizioni</w:t>
             </w:r>
           </w:p>
         </w:tc>
         <w:tc>
           <w:tcPr>
-            <w:tcW w:type="dxa" w:w="4815"/>
-            <w:tcBorders>
-              <w:top w:val="single" w:color="000000" w:sz="2" w:space="0" w:shadow="0" w:frame="0"/>
-              <w:left w:val="single" w:color="000000" w:sz="6" w:space="0" w:shadow="0" w:frame="0"/>
-              <w:bottom w:val="single" w:color="000000" w:sz="2" w:space="0" w:shadow="0" w:frame="0"/>
-              <w:right w:val="single" w:color="000000" w:sz="2" w:space="0" w:shadow="0" w:frame="0"/>
-            </w:tcBorders>
-            <w:shd w:val="clear" w:color="auto" w:fill="f5f5f5"/>
-            <w:tcMar>
-              <w:top w:type="dxa" w:w="80"/>
-              <w:left w:type="dxa" w:w="80"/>
-              <w:bottom w:type="dxa" w:w="80"/>
-              <w:right w:type="dxa" w:w="80"/>
-            </w:tcMar>
-            <w:vAlign w:val="top"/>
-          </w:tcPr>
-          <w:p>
-            <w:pPr>
-              <w:pStyle w:val="Stile tabella 2"/>
-              <w:bidi w:val="0"/>
-            </w:pPr>
-            <w:r>
-              <w:rPr>
-                <w:rFonts w:ascii="Helvetica Neue" w:cs="Arial Unicode MS" w:hAnsi="Helvetica Neue" w:eastAsia="Arial Unicode MS"/>
-                <w:rtl w:val="0"/>
-              </w:rPr>
-              <w:t xml:space="preserve">La mail </w:t>
-            </w:r>
-            <w:r>
-              <w:rPr>
-                <w:rFonts w:ascii="Helvetica Neue" w:cs="Arial Unicode MS" w:hAnsi="Helvetica Neue" w:eastAsia="Arial Unicode MS" w:hint="default"/>
-                <w:rtl w:val="0"/>
-              </w:rPr>
-              <w:t xml:space="preserve">è </w:t>
-            </w:r>
-            <w:r>
-              <w:rPr>
-                <w:rFonts w:ascii="Helvetica Neue" w:cs="Arial Unicode MS" w:hAnsi="Helvetica Neue" w:eastAsia="Arial Unicode MS"/>
-                <w:rtl w:val="0"/>
-              </w:rPr>
-              <w:t>stata inoltrata al sistema che la inoltrer</w:t>
-            </w:r>
-            <w:r>
-              <w:rPr>
-                <w:rFonts w:ascii="Helvetica Neue" w:cs="Arial Unicode MS" w:hAnsi="Helvetica Neue" w:eastAsia="Arial Unicode MS" w:hint="default"/>
-                <w:rtl w:val="0"/>
-              </w:rPr>
-              <w:t xml:space="preserve">à </w:t>
-            </w:r>
-            <w:r>
-              <w:rPr>
-                <w:rFonts w:ascii="Helvetica Neue" w:cs="Arial Unicode MS" w:hAnsi="Helvetica Neue" w:eastAsia="Arial Unicode MS"/>
-                <w:rtl w:val="0"/>
-              </w:rPr>
-              <w:t>all</w:t>
-            </w:r>
-            <w:r>
-              <w:rPr>
-                <w:rFonts w:ascii="Helvetica Neue" w:cs="Arial Unicode MS" w:hAnsi="Helvetica Neue" w:eastAsia="Arial Unicode MS" w:hint="default"/>
-                <w:rtl w:val="0"/>
-              </w:rPr>
-              <w:t>’</w:t>
-            </w:r>
-            <w:r>
-              <w:rPr>
-                <w:rFonts w:ascii="Helvetica Neue" w:cs="Arial Unicode MS" w:hAnsi="Helvetica Neue" w:eastAsia="Arial Unicode MS"/>
-                <w:rtl w:val="0"/>
-              </w:rPr>
-              <w:t>utente a cui si voleva ripondere</w:t>
+            <w:tcW w:w="4815" w:type="dxa"/>
+            <w:tcBorders>
+              <w:top w:val="single" w:sz="2" w:space="0" w:color="000000"/>
+              <w:left w:val="single" w:sz="6" w:space="0" w:color="000000"/>
+              <w:bottom w:val="single" w:sz="2" w:space="0" w:color="000000"/>
+              <w:right w:val="single" w:sz="2" w:space="0" w:color="000000"/>
+            </w:tcBorders>
+            <w:shd w:val="clear" w:color="auto" w:fill="F5F5F5"/>
+            <w:tcMar>
+              <w:top w:w="80" w:type="dxa"/>
+              <w:left w:w="80" w:type="dxa"/>
+              <w:bottom w:w="80" w:type="dxa"/>
+              <w:right w:w="80" w:type="dxa"/>
+            </w:tcMar>
+          </w:tcPr>
+          <w:p>
+            <w:pPr>
+              <w:pStyle w:val="Stiletabella2"/>
+            </w:pPr>
+            <w:r>
+              <w:t>La mail è stata inoltrata al sistema che la inoltrerà all’utente a cui si voleva ripondere</w:t>
             </w:r>
           </w:p>
         </w:tc>
@@ -814,118 +698,1149 @@
     <w:p>
       <w:pPr>
         <w:pStyle w:val="Corpo"/>
-        <w:bidi w:val="0"/>
       </w:pPr>
     </w:p>
     <w:p>
       <w:pPr>
         <w:pStyle w:val="Corpo"/>
-        <w:bidi w:val="0"/>
       </w:pPr>
     </w:p>
     <w:p>
       <w:pPr>
         <w:pStyle w:val="Corpo"/>
-        <w:bidi w:val="0"/>
       </w:pPr>
     </w:p>
     <w:p>
       <w:pPr>
         <w:pStyle w:val="Corpo"/>
-        <w:bidi w:val="0"/>
       </w:pPr>
       <w:r>
-        <w:rPr>
-          <w:rtl w:val="0"/>
-          <w:lang w:val="it-IT"/>
-        </w:rPr>
-        <w:t>N.B: nell</w:t>
+        <w:t>N.B: nell’SSD ( e anche nel secondo contratto qui presente) togliere emailDestinatario (penso)</w:t>
       </w:r>
+    </w:p>
+    <w:p>
+      <w:pPr>
+        <w:pStyle w:val="Corpo"/>
+      </w:pPr>
+    </w:p>
+    <w:p>
+      <w:pPr>
+        <w:pStyle w:val="Corpo"/>
+      </w:pPr>
+    </w:p>
+    <w:p>
+      <w:pPr>
+        <w:pStyle w:val="Corpo"/>
+      </w:pPr>
+    </w:p>
+    <w:p>
+      <w:pPr>
+        <w:pStyle w:val="Corpo"/>
+      </w:pPr>
+    </w:p>
+    <w:p>
+      <w:pPr>
+        <w:pStyle w:val="Corpo"/>
+      </w:pPr>
+    </w:p>
+    <w:tbl>
+      <w:tblPr>
+        <w:tblStyle w:val="TableNormal"/>
+        <w:tblW w:w="9630" w:type="dxa"/>
+        <w:tblInd w:w="108" w:type="dxa"/>
+        <w:tblBorders>
+          <w:top w:val="single" w:sz="2" w:space="0" w:color="000000"/>
+          <w:left w:val="single" w:sz="2" w:space="0" w:color="000000"/>
+          <w:bottom w:val="single" w:sz="2" w:space="0" w:color="000000"/>
+          <w:right w:val="single" w:sz="2" w:space="0" w:color="000000"/>
+          <w:insideH w:val="single" w:sz="2" w:space="0" w:color="000000"/>
+          <w:insideV w:val="single" w:sz="2" w:space="0" w:color="000000"/>
+        </w:tblBorders>
+        <w:shd w:val="clear" w:color="auto" w:fill="BDC0BF"/>
+        <w:tblLayout w:type="fixed"/>
+        <w:tblCellMar>
+          <w:top w:w="0" w:type="dxa"/>
+          <w:left w:w="0" w:type="dxa"/>
+          <w:bottom w:w="0" w:type="dxa"/>
+          <w:right w:w="0" w:type="dxa"/>
+        </w:tblCellMar>
+        <w:tblLook w:val="04A0" w:firstRow="1" w:lastRow="0" w:firstColumn="1" w:lastColumn="0" w:noHBand="0" w:noVBand="1"/>
+      </w:tblPr>
+      <w:tblGrid>
+        <w:gridCol w:w="4815"/>
+        <w:gridCol w:w="4815"/>
+      </w:tblGrid>
+      <w:tr>
+        <w:tblPrEx>
+          <w:tblCellMar>
+            <w:top w:w="0" w:type="dxa"/>
+            <w:left w:w="0" w:type="dxa"/>
+            <w:bottom w:w="0" w:type="dxa"/>
+            <w:right w:w="0" w:type="dxa"/>
+          </w:tblCellMar>
+        </w:tblPrEx>
+        <w:trPr>
+          <w:trHeight w:val="295"/>
+          <w:tblHeader/>
+        </w:trPr>
+        <w:tc>
+          <w:tcPr>
+            <w:tcW w:w="9630" w:type="dxa"/>
+            <w:gridSpan w:val="2"/>
+            <w:tcBorders>
+              <w:top w:val="single" w:sz="2" w:space="0" w:color="000000"/>
+              <w:left w:val="single" w:sz="2" w:space="0" w:color="000000"/>
+              <w:bottom w:val="single" w:sz="6" w:space="0" w:color="000000"/>
+              <w:right w:val="single" w:sz="2" w:space="0" w:color="000000"/>
+            </w:tcBorders>
+            <w:shd w:val="clear" w:color="auto" w:fill="BDC0BF"/>
+            <w:tcMar>
+              <w:top w:w="80" w:type="dxa"/>
+              <w:left w:w="80" w:type="dxa"/>
+              <w:bottom w:w="80" w:type="dxa"/>
+              <w:right w:w="80" w:type="dxa"/>
+            </w:tcMar>
+          </w:tcPr>
+          <w:p>
+            <w:pPr>
+              <w:pStyle w:val="Stiletabella1"/>
+              <w:jc w:val="center"/>
+            </w:pPr>
+            <w:r>
+              <w:t>Contratto</w:t>
+            </w:r>
+          </w:p>
+        </w:tc>
+      </w:tr>
+      <w:tr>
+        <w:tblPrEx>
+          <w:shd w:val="clear" w:color="auto" w:fill="auto"/>
+          <w:tblCellMar>
+            <w:top w:w="0" w:type="dxa"/>
+            <w:left w:w="0" w:type="dxa"/>
+            <w:bottom w:w="0" w:type="dxa"/>
+            <w:right w:w="0" w:type="dxa"/>
+          </w:tblCellMar>
+        </w:tblPrEx>
+        <w:trPr>
+          <w:trHeight w:val="485"/>
+        </w:trPr>
+        <w:tc>
+          <w:tcPr>
+            <w:tcW w:w="4815" w:type="dxa"/>
+            <w:tcBorders>
+              <w:top w:val="single" w:sz="6" w:space="0" w:color="000000"/>
+              <w:left w:val="single" w:sz="2" w:space="0" w:color="000000"/>
+              <w:bottom w:val="single" w:sz="2" w:space="0" w:color="000000"/>
+              <w:right w:val="single" w:sz="6" w:space="0" w:color="000000"/>
+            </w:tcBorders>
+            <w:shd w:val="clear" w:color="auto" w:fill="DCDCDC"/>
+            <w:tcMar>
+              <w:top w:w="80" w:type="dxa"/>
+              <w:left w:w="80" w:type="dxa"/>
+              <w:bottom w:w="80" w:type="dxa"/>
+              <w:right w:w="80" w:type="dxa"/>
+            </w:tcMar>
+          </w:tcPr>
+          <w:p>
+            <w:pPr>
+              <w:pStyle w:val="Stiletabella1"/>
+            </w:pPr>
+            <w:r>
+              <w:t>Operazione</w:t>
+            </w:r>
+          </w:p>
+        </w:tc>
+        <w:tc>
+          <w:tcPr>
+            <w:tcW w:w="4815" w:type="dxa"/>
+            <w:tcBorders>
+              <w:top w:val="single" w:sz="6" w:space="0" w:color="000000"/>
+              <w:left w:val="single" w:sz="6" w:space="0" w:color="000000"/>
+              <w:bottom w:val="single" w:sz="2" w:space="0" w:color="000000"/>
+              <w:right w:val="single" w:sz="2" w:space="0" w:color="000000"/>
+            </w:tcBorders>
+            <w:shd w:val="clear" w:color="auto" w:fill="auto"/>
+            <w:tcMar>
+              <w:top w:w="80" w:type="dxa"/>
+              <w:left w:w="80" w:type="dxa"/>
+              <w:bottom w:w="80" w:type="dxa"/>
+              <w:right w:w="80" w:type="dxa"/>
+            </w:tcMar>
+          </w:tcPr>
+          <w:p>
+            <w:pPr>
+              <w:pStyle w:val="Stiletabella2"/>
+            </w:pPr>
+            <w:r>
+              <w:t>selezionaCatalogo(id)</w:t>
+            </w:r>
+          </w:p>
+        </w:tc>
+      </w:tr>
+      <w:tr>
+        <w:tblPrEx>
+          <w:shd w:val="clear" w:color="auto" w:fill="auto"/>
+          <w:tblCellMar>
+            <w:top w:w="0" w:type="dxa"/>
+            <w:left w:w="0" w:type="dxa"/>
+            <w:bottom w:w="0" w:type="dxa"/>
+            <w:right w:w="0" w:type="dxa"/>
+          </w:tblCellMar>
+        </w:tblPrEx>
+        <w:trPr>
+          <w:trHeight w:val="295"/>
+        </w:trPr>
+        <w:tc>
+          <w:tcPr>
+            <w:tcW w:w="4815" w:type="dxa"/>
+            <w:tcBorders>
+              <w:top w:val="single" w:sz="2" w:space="0" w:color="000000"/>
+              <w:left w:val="single" w:sz="2" w:space="0" w:color="000000"/>
+              <w:bottom w:val="single" w:sz="2" w:space="0" w:color="000000"/>
+              <w:right w:val="single" w:sz="6" w:space="0" w:color="000000"/>
+            </w:tcBorders>
+            <w:shd w:val="clear" w:color="auto" w:fill="DCDCDC"/>
+            <w:tcMar>
+              <w:top w:w="80" w:type="dxa"/>
+              <w:left w:w="80" w:type="dxa"/>
+              <w:bottom w:w="80" w:type="dxa"/>
+              <w:right w:w="80" w:type="dxa"/>
+            </w:tcMar>
+          </w:tcPr>
+          <w:p>
+            <w:pPr>
+              <w:pStyle w:val="Stiletabella1"/>
+            </w:pPr>
+            <w:r>
+              <w:t>Rif. caso d’uso</w:t>
+            </w:r>
+          </w:p>
+        </w:tc>
+        <w:tc>
+          <w:tcPr>
+            <w:tcW w:w="4815" w:type="dxa"/>
+            <w:tcBorders>
+              <w:top w:val="single" w:sz="2" w:space="0" w:color="000000"/>
+              <w:left w:val="single" w:sz="6" w:space="0" w:color="000000"/>
+              <w:bottom w:val="single" w:sz="2" w:space="0" w:color="000000"/>
+              <w:right w:val="single" w:sz="2" w:space="0" w:color="000000"/>
+            </w:tcBorders>
+            <w:shd w:val="clear" w:color="auto" w:fill="F5F5F5"/>
+            <w:tcMar>
+              <w:top w:w="80" w:type="dxa"/>
+              <w:left w:w="80" w:type="dxa"/>
+              <w:bottom w:w="80" w:type="dxa"/>
+              <w:right w:w="80" w:type="dxa"/>
+            </w:tcMar>
+          </w:tcPr>
+          <w:p>
+            <w:pPr>
+              <w:pStyle w:val="Stiletabella2"/>
+            </w:pPr>
+            <w:r>
+              <w:t>inserisciPacchetto</w:t>
+            </w:r>
+          </w:p>
+        </w:tc>
+      </w:tr>
+      <w:tr>
+        <w:tblPrEx>
+          <w:shd w:val="clear" w:color="auto" w:fill="auto"/>
+          <w:tblCellMar>
+            <w:top w:w="0" w:type="dxa"/>
+            <w:left w:w="0" w:type="dxa"/>
+            <w:bottom w:w="0" w:type="dxa"/>
+            <w:right w:w="0" w:type="dxa"/>
+          </w:tblCellMar>
+        </w:tblPrEx>
+        <w:trPr>
+          <w:trHeight w:val="295"/>
+        </w:trPr>
+        <w:tc>
+          <w:tcPr>
+            <w:tcW w:w="4815" w:type="dxa"/>
+            <w:tcBorders>
+              <w:top w:val="single" w:sz="2" w:space="0" w:color="000000"/>
+              <w:left w:val="single" w:sz="2" w:space="0" w:color="000000"/>
+              <w:bottom w:val="single" w:sz="2" w:space="0" w:color="000000"/>
+              <w:right w:val="single" w:sz="6" w:space="0" w:color="000000"/>
+            </w:tcBorders>
+            <w:shd w:val="clear" w:color="auto" w:fill="DCDCDC"/>
+            <w:tcMar>
+              <w:top w:w="80" w:type="dxa"/>
+              <w:left w:w="80" w:type="dxa"/>
+              <w:bottom w:w="80" w:type="dxa"/>
+              <w:right w:w="80" w:type="dxa"/>
+            </w:tcMar>
+          </w:tcPr>
+          <w:p>
+            <w:pPr>
+              <w:pStyle w:val="Stiletabella1"/>
+            </w:pPr>
+            <w:r>
+              <w:t>Precondizioni</w:t>
+            </w:r>
+          </w:p>
+        </w:tc>
+        <w:tc>
+          <w:tcPr>
+            <w:tcW w:w="4815" w:type="dxa"/>
+            <w:tcBorders>
+              <w:top w:val="single" w:sz="2" w:space="0" w:color="000000"/>
+              <w:left w:val="single" w:sz="6" w:space="0" w:color="000000"/>
+              <w:bottom w:val="single" w:sz="2" w:space="0" w:color="000000"/>
+              <w:right w:val="single" w:sz="2" w:space="0" w:color="000000"/>
+            </w:tcBorders>
+            <w:shd w:val="clear" w:color="auto" w:fill="auto"/>
+            <w:tcMar>
+              <w:top w:w="80" w:type="dxa"/>
+              <w:left w:w="80" w:type="dxa"/>
+              <w:bottom w:w="80" w:type="dxa"/>
+              <w:right w:w="80" w:type="dxa"/>
+            </w:tcMar>
+          </w:tcPr>
+          <w:p>
+            <w:pPr>
+              <w:pStyle w:val="Stiletabella2"/>
+            </w:pPr>
+            <w:r>
+              <w:t>Esiste un catalogo c che ha come attributo id il valore id del parametro</w:t>
+            </w:r>
+          </w:p>
+        </w:tc>
+      </w:tr>
+      <w:tr>
+        <w:tblPrEx>
+          <w:shd w:val="clear" w:color="auto" w:fill="auto"/>
+          <w:tblCellMar>
+            <w:top w:w="0" w:type="dxa"/>
+            <w:left w:w="0" w:type="dxa"/>
+            <w:bottom w:w="0" w:type="dxa"/>
+            <w:right w:w="0" w:type="dxa"/>
+          </w:tblCellMar>
+        </w:tblPrEx>
+        <w:trPr>
+          <w:trHeight w:val="481"/>
+        </w:trPr>
+        <w:tc>
+          <w:tcPr>
+            <w:tcW w:w="4815" w:type="dxa"/>
+            <w:tcBorders>
+              <w:top w:val="single" w:sz="2" w:space="0" w:color="000000"/>
+              <w:left w:val="single" w:sz="2" w:space="0" w:color="000000"/>
+              <w:bottom w:val="single" w:sz="2" w:space="0" w:color="000000"/>
+              <w:right w:val="single" w:sz="6" w:space="0" w:color="000000"/>
+            </w:tcBorders>
+            <w:shd w:val="clear" w:color="auto" w:fill="DCDCDC"/>
+            <w:tcMar>
+              <w:top w:w="80" w:type="dxa"/>
+              <w:left w:w="80" w:type="dxa"/>
+              <w:bottom w:w="80" w:type="dxa"/>
+              <w:right w:w="80" w:type="dxa"/>
+            </w:tcMar>
+          </w:tcPr>
+          <w:p>
+            <w:pPr>
+              <w:pStyle w:val="Stiletabella1"/>
+            </w:pPr>
+            <w:r>
+              <w:t>Postcondizioni</w:t>
+            </w:r>
+          </w:p>
+        </w:tc>
+        <w:tc>
+          <w:tcPr>
+            <w:tcW w:w="4815" w:type="dxa"/>
+            <w:tcBorders>
+              <w:top w:val="single" w:sz="2" w:space="0" w:color="000000"/>
+              <w:left w:val="single" w:sz="6" w:space="0" w:color="000000"/>
+              <w:bottom w:val="single" w:sz="2" w:space="0" w:color="000000"/>
+              <w:right w:val="single" w:sz="2" w:space="0" w:color="000000"/>
+            </w:tcBorders>
+            <w:shd w:val="clear" w:color="auto" w:fill="F5F5F5"/>
+            <w:tcMar>
+              <w:top w:w="80" w:type="dxa"/>
+              <w:left w:w="80" w:type="dxa"/>
+              <w:bottom w:w="80" w:type="dxa"/>
+              <w:right w:w="80" w:type="dxa"/>
+            </w:tcMar>
+          </w:tcPr>
+          <w:p>
+            <w:pPr>
+              <w:pStyle w:val="Stiletabella2"/>
+            </w:pPr>
+            <w:r>
+              <w:t>Viene selezionato il catalogo c con lo specifico id per inserire nuovi pacchetti vacanz</w:t>
+            </w:r>
+            <w:r>
+              <w:t>a</w:t>
+            </w:r>
+          </w:p>
+        </w:tc>
+      </w:tr>
+    </w:tbl>
+    <w:p>
+      <w:pPr>
+        <w:pStyle w:val="Corpo"/>
+      </w:pPr>
+    </w:p>
+    <w:p>
+      <w:pPr>
+        <w:pStyle w:val="Corpo"/>
+      </w:pPr>
+    </w:p>
+    <w:p>
+      <w:pPr>
+        <w:pStyle w:val="Corpo"/>
+      </w:pPr>
+    </w:p>
+    <w:p>
+      <w:pPr>
+        <w:pStyle w:val="Corpo"/>
+      </w:pPr>
+    </w:p>
+    <w:p>
+      <w:pPr>
+        <w:pStyle w:val="Corpo"/>
+      </w:pPr>
+    </w:p>
+    <w:p>
+      <w:pPr>
+        <w:pStyle w:val="Corpo"/>
+      </w:pPr>
+    </w:p>
+    <w:p>
+      <w:pPr>
+        <w:pStyle w:val="Corpo"/>
+      </w:pPr>
+    </w:p>
+    <w:p>
+      <w:pPr>
+        <w:pStyle w:val="Corpo"/>
+      </w:pPr>
+    </w:p>
+    <w:tbl>
+      <w:tblPr>
+        <w:tblStyle w:val="TableNormal"/>
+        <w:tblW w:w="9630" w:type="dxa"/>
+        <w:tblInd w:w="108" w:type="dxa"/>
+        <w:tblBorders>
+          <w:top w:val="single" w:sz="2" w:space="0" w:color="000000"/>
+          <w:left w:val="single" w:sz="2" w:space="0" w:color="000000"/>
+          <w:bottom w:val="single" w:sz="2" w:space="0" w:color="000000"/>
+          <w:right w:val="single" w:sz="2" w:space="0" w:color="000000"/>
+          <w:insideH w:val="single" w:sz="2" w:space="0" w:color="000000"/>
+          <w:insideV w:val="single" w:sz="2" w:space="0" w:color="000000"/>
+        </w:tblBorders>
+        <w:shd w:val="clear" w:color="auto" w:fill="BDC0BF"/>
+        <w:tblLayout w:type="fixed"/>
+        <w:tblCellMar>
+          <w:top w:w="0" w:type="dxa"/>
+          <w:left w:w="0" w:type="dxa"/>
+          <w:bottom w:w="0" w:type="dxa"/>
+          <w:right w:w="0" w:type="dxa"/>
+        </w:tblCellMar>
+        <w:tblLook w:val="04A0" w:firstRow="1" w:lastRow="0" w:firstColumn="1" w:lastColumn="0" w:noHBand="0" w:noVBand="1"/>
+      </w:tblPr>
+      <w:tblGrid>
+        <w:gridCol w:w="4815"/>
+        <w:gridCol w:w="4815"/>
+      </w:tblGrid>
+      <w:tr>
+        <w:tblPrEx>
+          <w:tblCellMar>
+            <w:top w:w="0" w:type="dxa"/>
+            <w:left w:w="0" w:type="dxa"/>
+            <w:bottom w:w="0" w:type="dxa"/>
+            <w:right w:w="0" w:type="dxa"/>
+          </w:tblCellMar>
+        </w:tblPrEx>
+        <w:trPr>
+          <w:trHeight w:val="295"/>
+          <w:tblHeader/>
+        </w:trPr>
+        <w:tc>
+          <w:tcPr>
+            <w:tcW w:w="9630" w:type="dxa"/>
+            <w:gridSpan w:val="2"/>
+            <w:tcBorders>
+              <w:top w:val="single" w:sz="2" w:space="0" w:color="000000"/>
+              <w:left w:val="single" w:sz="2" w:space="0" w:color="000000"/>
+              <w:bottom w:val="single" w:sz="6" w:space="0" w:color="000000"/>
+              <w:right w:val="single" w:sz="2" w:space="0" w:color="000000"/>
+            </w:tcBorders>
+            <w:shd w:val="clear" w:color="auto" w:fill="BDC0BF"/>
+            <w:tcMar>
+              <w:top w:w="80" w:type="dxa"/>
+              <w:left w:w="80" w:type="dxa"/>
+              <w:bottom w:w="80" w:type="dxa"/>
+              <w:right w:w="80" w:type="dxa"/>
+            </w:tcMar>
+          </w:tcPr>
+          <w:p>
+            <w:pPr>
+              <w:pStyle w:val="Stiletabella1"/>
+              <w:jc w:val="center"/>
+            </w:pPr>
+            <w:r>
+              <w:lastRenderedPageBreak/>
+              <w:t>Contratto</w:t>
+            </w:r>
+          </w:p>
+        </w:tc>
+      </w:tr>
+      <w:tr>
+        <w:tblPrEx>
+          <w:shd w:val="clear" w:color="auto" w:fill="auto"/>
+          <w:tblCellMar>
+            <w:top w:w="0" w:type="dxa"/>
+            <w:left w:w="0" w:type="dxa"/>
+            <w:bottom w:w="0" w:type="dxa"/>
+            <w:right w:w="0" w:type="dxa"/>
+          </w:tblCellMar>
+        </w:tblPrEx>
+        <w:trPr>
+          <w:trHeight w:val="485"/>
+        </w:trPr>
+        <w:tc>
+          <w:tcPr>
+            <w:tcW w:w="4815" w:type="dxa"/>
+            <w:tcBorders>
+              <w:top w:val="single" w:sz="6" w:space="0" w:color="000000"/>
+              <w:left w:val="single" w:sz="2" w:space="0" w:color="000000"/>
+              <w:bottom w:val="single" w:sz="2" w:space="0" w:color="000000"/>
+              <w:right w:val="single" w:sz="6" w:space="0" w:color="000000"/>
+            </w:tcBorders>
+            <w:shd w:val="clear" w:color="auto" w:fill="DCDCDC"/>
+            <w:tcMar>
+              <w:top w:w="80" w:type="dxa"/>
+              <w:left w:w="80" w:type="dxa"/>
+              <w:bottom w:w="80" w:type="dxa"/>
+              <w:right w:w="80" w:type="dxa"/>
+            </w:tcMar>
+          </w:tcPr>
+          <w:p>
+            <w:pPr>
+              <w:pStyle w:val="Stiletabella1"/>
+            </w:pPr>
+            <w:r>
+              <w:t>Operazione</w:t>
+            </w:r>
+          </w:p>
+        </w:tc>
+        <w:tc>
+          <w:tcPr>
+            <w:tcW w:w="4815" w:type="dxa"/>
+            <w:tcBorders>
+              <w:top w:val="single" w:sz="6" w:space="0" w:color="000000"/>
+              <w:left w:val="single" w:sz="6" w:space="0" w:color="000000"/>
+              <w:bottom w:val="single" w:sz="2" w:space="0" w:color="000000"/>
+              <w:right w:val="single" w:sz="2" w:space="0" w:color="000000"/>
+            </w:tcBorders>
+            <w:shd w:val="clear" w:color="auto" w:fill="auto"/>
+            <w:tcMar>
+              <w:top w:w="80" w:type="dxa"/>
+              <w:left w:w="80" w:type="dxa"/>
+              <w:bottom w:w="80" w:type="dxa"/>
+              <w:right w:w="80" w:type="dxa"/>
+            </w:tcMar>
+          </w:tcPr>
+          <w:p>
+            <w:pPr>
+              <w:pStyle w:val="Stiletabella2"/>
+            </w:pPr>
+            <w:r>
+              <w:t>inserisciDati</w:t>
+            </w:r>
+            <w:r>
+              <w:t>Pacchetto</w:t>
+            </w:r>
+            <w:r>
+              <w:t>(costo : float, DataInizio</w:t>
+            </w:r>
+            <w:r>
+              <w:t xml:space="preserve"> : Date</w:t>
+            </w:r>
+            <w:r>
+              <w:t>, Data</w:t>
+            </w:r>
+            <w:r>
+              <w:t>Fine: Date, alloggio: string, stelle : short, Viaggio: Viaggio)</w:t>
+            </w:r>
+          </w:p>
+        </w:tc>
+      </w:tr>
+      <w:tr>
+        <w:tblPrEx>
+          <w:shd w:val="clear" w:color="auto" w:fill="auto"/>
+          <w:tblCellMar>
+            <w:top w:w="0" w:type="dxa"/>
+            <w:left w:w="0" w:type="dxa"/>
+            <w:bottom w:w="0" w:type="dxa"/>
+            <w:right w:w="0" w:type="dxa"/>
+          </w:tblCellMar>
+        </w:tblPrEx>
+        <w:trPr>
+          <w:trHeight w:val="295"/>
+        </w:trPr>
+        <w:tc>
+          <w:tcPr>
+            <w:tcW w:w="4815" w:type="dxa"/>
+            <w:tcBorders>
+              <w:top w:val="single" w:sz="2" w:space="0" w:color="000000"/>
+              <w:left w:val="single" w:sz="2" w:space="0" w:color="000000"/>
+              <w:bottom w:val="single" w:sz="2" w:space="0" w:color="000000"/>
+              <w:right w:val="single" w:sz="6" w:space="0" w:color="000000"/>
+            </w:tcBorders>
+            <w:shd w:val="clear" w:color="auto" w:fill="DCDCDC"/>
+            <w:tcMar>
+              <w:top w:w="80" w:type="dxa"/>
+              <w:left w:w="80" w:type="dxa"/>
+              <w:bottom w:w="80" w:type="dxa"/>
+              <w:right w:w="80" w:type="dxa"/>
+            </w:tcMar>
+          </w:tcPr>
+          <w:p>
+            <w:pPr>
+              <w:pStyle w:val="Stiletabella1"/>
+            </w:pPr>
+            <w:r>
+              <w:t>Rif. caso d’uso</w:t>
+            </w:r>
+          </w:p>
+        </w:tc>
+        <w:tc>
+          <w:tcPr>
+            <w:tcW w:w="4815" w:type="dxa"/>
+            <w:tcBorders>
+              <w:top w:val="single" w:sz="2" w:space="0" w:color="000000"/>
+              <w:left w:val="single" w:sz="6" w:space="0" w:color="000000"/>
+              <w:bottom w:val="single" w:sz="2" w:space="0" w:color="000000"/>
+              <w:right w:val="single" w:sz="2" w:space="0" w:color="000000"/>
+            </w:tcBorders>
+            <w:shd w:val="clear" w:color="auto" w:fill="F5F5F5"/>
+            <w:tcMar>
+              <w:top w:w="80" w:type="dxa"/>
+              <w:left w:w="80" w:type="dxa"/>
+              <w:bottom w:w="80" w:type="dxa"/>
+              <w:right w:w="80" w:type="dxa"/>
+            </w:tcMar>
+          </w:tcPr>
+          <w:p>
+            <w:pPr>
+              <w:pStyle w:val="Stiletabella2"/>
+            </w:pPr>
+            <w:r>
+              <w:t>inserisciPacchetto</w:t>
+            </w:r>
+          </w:p>
+        </w:tc>
+      </w:tr>
+      <w:tr>
+        <w:tblPrEx>
+          <w:shd w:val="clear" w:color="auto" w:fill="auto"/>
+          <w:tblCellMar>
+            <w:top w:w="0" w:type="dxa"/>
+            <w:left w:w="0" w:type="dxa"/>
+            <w:bottom w:w="0" w:type="dxa"/>
+            <w:right w:w="0" w:type="dxa"/>
+          </w:tblCellMar>
+        </w:tblPrEx>
+        <w:trPr>
+          <w:trHeight w:val="295"/>
+        </w:trPr>
+        <w:tc>
+          <w:tcPr>
+            <w:tcW w:w="4815" w:type="dxa"/>
+            <w:tcBorders>
+              <w:top w:val="single" w:sz="2" w:space="0" w:color="000000"/>
+              <w:left w:val="single" w:sz="2" w:space="0" w:color="000000"/>
+              <w:bottom w:val="single" w:sz="2" w:space="0" w:color="000000"/>
+              <w:right w:val="single" w:sz="6" w:space="0" w:color="000000"/>
+            </w:tcBorders>
+            <w:shd w:val="clear" w:color="auto" w:fill="DCDCDC"/>
+            <w:tcMar>
+              <w:top w:w="80" w:type="dxa"/>
+              <w:left w:w="80" w:type="dxa"/>
+              <w:bottom w:w="80" w:type="dxa"/>
+              <w:right w:w="80" w:type="dxa"/>
+            </w:tcMar>
+          </w:tcPr>
+          <w:p>
+            <w:pPr>
+              <w:pStyle w:val="Stiletabella1"/>
+            </w:pPr>
+            <w:r>
+              <w:t>Precondizioni</w:t>
+            </w:r>
+          </w:p>
+        </w:tc>
+        <w:tc>
+          <w:tcPr>
+            <w:tcW w:w="4815" w:type="dxa"/>
+            <w:tcBorders>
+              <w:top w:val="single" w:sz="2" w:space="0" w:color="000000"/>
+              <w:left w:val="single" w:sz="6" w:space="0" w:color="000000"/>
+              <w:bottom w:val="single" w:sz="2" w:space="0" w:color="000000"/>
+              <w:right w:val="single" w:sz="2" w:space="0" w:color="000000"/>
+            </w:tcBorders>
+            <w:shd w:val="clear" w:color="auto" w:fill="auto"/>
+            <w:tcMar>
+              <w:top w:w="80" w:type="dxa"/>
+              <w:left w:w="80" w:type="dxa"/>
+              <w:bottom w:w="80" w:type="dxa"/>
+              <w:right w:w="80" w:type="dxa"/>
+            </w:tcMar>
+          </w:tcPr>
+          <w:p>
+            <w:pPr>
+              <w:pStyle w:val="Stiletabella2"/>
+            </w:pPr>
+            <w:r>
+              <w:t>Esiste una istanza p del pacchetto vacanza</w:t>
+            </w:r>
+          </w:p>
+        </w:tc>
+      </w:tr>
+      <w:tr>
+        <w:tblPrEx>
+          <w:shd w:val="clear" w:color="auto" w:fill="auto"/>
+          <w:tblCellMar>
+            <w:top w:w="0" w:type="dxa"/>
+            <w:left w:w="0" w:type="dxa"/>
+            <w:bottom w:w="0" w:type="dxa"/>
+            <w:right w:w="0" w:type="dxa"/>
+          </w:tblCellMar>
+        </w:tblPrEx>
+        <w:trPr>
+          <w:trHeight w:val="481"/>
+        </w:trPr>
+        <w:tc>
+          <w:tcPr>
+            <w:tcW w:w="4815" w:type="dxa"/>
+            <w:tcBorders>
+              <w:top w:val="single" w:sz="2" w:space="0" w:color="000000"/>
+              <w:left w:val="single" w:sz="2" w:space="0" w:color="000000"/>
+              <w:bottom w:val="single" w:sz="2" w:space="0" w:color="000000"/>
+              <w:right w:val="single" w:sz="6" w:space="0" w:color="000000"/>
+            </w:tcBorders>
+            <w:shd w:val="clear" w:color="auto" w:fill="DCDCDC"/>
+            <w:tcMar>
+              <w:top w:w="80" w:type="dxa"/>
+              <w:left w:w="80" w:type="dxa"/>
+              <w:bottom w:w="80" w:type="dxa"/>
+              <w:right w:w="80" w:type="dxa"/>
+            </w:tcMar>
+          </w:tcPr>
+          <w:p>
+            <w:pPr>
+              <w:pStyle w:val="Stiletabella1"/>
+            </w:pPr>
+            <w:r>
+              <w:t>Postcondizioni</w:t>
+            </w:r>
+          </w:p>
+        </w:tc>
+        <w:tc>
+          <w:tcPr>
+            <w:tcW w:w="4815" w:type="dxa"/>
+            <w:tcBorders>
+              <w:top w:val="single" w:sz="2" w:space="0" w:color="000000"/>
+              <w:left w:val="single" w:sz="6" w:space="0" w:color="000000"/>
+              <w:bottom w:val="single" w:sz="2" w:space="0" w:color="000000"/>
+              <w:right w:val="single" w:sz="2" w:space="0" w:color="000000"/>
+            </w:tcBorders>
+            <w:shd w:val="clear" w:color="auto" w:fill="F5F5F5"/>
+            <w:tcMar>
+              <w:top w:w="80" w:type="dxa"/>
+              <w:left w:w="80" w:type="dxa"/>
+              <w:bottom w:w="80" w:type="dxa"/>
+              <w:right w:w="80" w:type="dxa"/>
+            </w:tcMar>
+          </w:tcPr>
+          <w:p>
+            <w:pPr>
+              <w:pStyle w:val="Stiletabella2"/>
+            </w:pPr>
+            <w:r>
+              <w:t>-p.costo è diventato costo</w:t>
+            </w:r>
+          </w:p>
+          <w:p>
+            <w:pPr>
+              <w:pStyle w:val="Stiletabella2"/>
+            </w:pPr>
+            <w:r>
+              <w:t>-p.DataInizio è diventata DataInizio</w:t>
+            </w:r>
+          </w:p>
+          <w:p>
+            <w:pPr>
+              <w:pStyle w:val="Stiletabella2"/>
+            </w:pPr>
+            <w:r>
+              <w:t>-p.DataFine è diventata DataFine</w:t>
+            </w:r>
+          </w:p>
+          <w:p>
+            <w:pPr>
+              <w:pStyle w:val="Stiletabella2"/>
+            </w:pPr>
+            <w:r>
+              <w:t>-p.alloggio è diventato alloggio</w:t>
+            </w:r>
+          </w:p>
+          <w:p>
+            <w:pPr>
+              <w:pStyle w:val="Stiletabella2"/>
+            </w:pPr>
+            <w:r>
+              <w:t>-p.stelle è diventato stelle</w:t>
+            </w:r>
+          </w:p>
+          <w:p>
+            <w:pPr>
+              <w:pStyle w:val="Stiletabella2"/>
+            </w:pPr>
+            <w:r>
+              <w:t>-p.Viaggio è stato associato a Viaggio</w:t>
+            </w:r>
+          </w:p>
+        </w:tc>
+      </w:tr>
+    </w:tbl>
+    <w:p>
+      <w:pPr>
+        <w:pStyle w:val="Corpo"/>
+      </w:pPr>
+    </w:p>
+    <w:p>
+      <w:pPr>
+        <w:pStyle w:val="Corpo"/>
+      </w:pPr>
       <w:r>
-        <w:rPr>
-          <w:rtl w:val="0"/>
-          <w:lang w:val="it-IT"/>
-        </w:rPr>
-        <w:t>’</w:t>
+        <w:t>Nell’ SSD bisogna ancora inserire il tipo Date (non so come fare),</w:t>
       </w:r>
+    </w:p>
+    <w:p>
+      <w:pPr>
+        <w:pStyle w:val="Corpo"/>
+      </w:pPr>
       <w:r>
-        <w:rPr>
-          <w:rtl w:val="0"/>
-          <w:lang w:val="it-IT"/>
-        </w:rPr>
-        <w:t>SSD ( e anche nel secondo contratto qui presente) togliere emailDestinatario (penso)</w:t>
+        <w:t>ho notato che sono presenti due InserisciDati… ho modificato il mio in inserisciDatiPacchetto(qualcuno verifichi che la modifica è visibile please)</w:t>
       </w:r>
     </w:p>
     <w:sectPr>
-      <w:headerReference w:type="default" r:id="rId4"/>
-      <w:footerReference w:type="default" r:id="rId5"/>
-      <w:pgSz w:w="11906" w:h="16838" w:orient="portrait"/>
-      <w:pgMar w:top="1134" w:right="1134" w:bottom="1134" w:left="1134" w:header="709" w:footer="850"/>
-      <w:bidi w:val="0"/>
+      <w:headerReference w:type="default" r:id="rId7"/>
+      <w:footerReference w:type="default" r:id="rId8"/>
+      <w:pgSz w:w="11906" w:h="16838"/>
+      <w:pgMar w:top="1134" w:right="1134" w:bottom="1134" w:left="1134" w:header="709" w:footer="850" w:gutter="0"/>
+      <w:cols w:space="720"/>
     </w:sectPr>
   </w:body>
 </w:document>
 </file>
 
+<file path=word/endnotes.xml><?xml version="1.0" encoding="utf-8"?>
+<w:endnotes xmlns:wpc="http://schemas.microsoft.com/office/word/2010/wordprocessingCanvas" xmlns:cx="http://schemas.microsoft.com/office/drawing/2014/chartex" xmlns:cx1="http://schemas.microsoft.com/office/drawing/2015/9/8/chartex" xmlns:cx2="http://schemas.microsoft.com/office/drawing/2015/10/21/chartex" xmlns:cx3="http://schemas.microsoft.com/office/drawing/2016/5/9/chartex" xmlns:cx4="http://schemas.microsoft.com/office/drawing/2016/5/10/chartex" xmlns:cx5="http://schemas.microsoft.com/office/drawing/2016/5/11/chartex" xmlns:cx6="http://schemas.microsoft.com/office/drawing/2016/5/12/chartex" xmlns:cx7="http://schemas.microsoft.com/office/drawing/2016/5/13/chartex" xmlns:cx8="http://schemas.microsoft.com/office/drawing/2016/5/14/chartex" xmlns:mc="http://schemas.openxmlformats.org/markup-compatibility/2006" xmlns:aink="http://schemas.microsoft.com/office/drawing/2016/ink" xmlns:am3d="http://schemas.microsoft.com/office/drawing/2017/model3d" xmlns:o="urn:schemas-microsoft-com:office:office" xmlns:oel="http://schemas.microsoft.com/office/2019/extlst" xmlns:r="http://schemas.openxmlformats.org/officeDocument/2006/relationships" xmlns:m="http://schemas.openxmlformats.org/officeDocument/2006/math" xmlns:v="urn:schemas-microsoft-com:vml" xmlns:wp14="http://schemas.microsoft.com/office/word/2010/wordprocessingDrawing" xmlns:wp="http://schemas.openxmlformats.org/drawingml/2006/wordprocessingDrawing" xmlns:w10="urn:schemas-microsoft-com:office:word" xmlns:w="http://schemas.openxmlformats.org/wordprocessingml/2006/main" xmlns:w14="http://schemas.microsoft.com/office/word/2010/wordml" xmlns:w15="http://schemas.microsoft.com/office/word/2012/wordml" xmlns:w16cex="http://schemas.microsoft.com/office/word/2018/wordml/cex" xmlns:w16cid="http://schemas.microsoft.com/office/word/2016/wordml/cid" xmlns:w16="http://schemas.microsoft.com/office/word/2018/wordml" xmlns:w16du="http://schemas.microsoft.com/office/word/2023/wordml/word16du" xmlns:w16sdtdh="http://schemas.microsoft.com/office/word/2020/wordml/sdtdatahash" xmlns:w16se="http://schemas.microsoft.com/office/word/2015/wordml/symex" xmlns:wpg="http://schemas.microsoft.com/office/word/2010/wordprocessingGroup" xmlns:wpi="http://schemas.microsoft.com/office/word/2010/wordprocessingInk" xmlns:wne="http://schemas.microsoft.com/office/word/2006/wordml" xmlns:wps="http://schemas.microsoft.com/office/word/2010/wordprocessingShape" mc:Ignorable="w14 w15 w16se w16cid w16 w16cex w16sdtdh w16du wp14">
+  <w:endnote w:type="separator" w:id="-1">
+    <w:p>
+      <w:r>
+        <w:separator/>
+      </w:r>
+    </w:p>
+  </w:endnote>
+  <w:endnote w:type="continuationSeparator" w:id="0">
+    <w:p>
+      <w:r>
+        <w:continuationSeparator/>
+      </w:r>
+    </w:p>
+  </w:endnote>
+</w:endnotes>
+</file>
+
 <file path=word/footer1.xml><?xml version="1.0" encoding="utf-8"?>
-<w:ftr xmlns:r="http://schemas.openxmlformats.org/officeDocument/2006/relationships" xmlns:wp="http://schemas.openxmlformats.org/drawingml/2006/wordprocessingDrawing" xmlns:w="http://schemas.openxmlformats.org/wordprocessingml/2006/main" xmlns:w10="urn:schemas-microsoft-com:office:word" xmlns:w14="http://schemas.microsoft.com/office/word/2010/wordml" xmlns:wps="http://schemas.microsoft.com/office/word/2010/wordprocessingShape" xmlns:wpg="http://schemas.microsoft.com/office/word/2010/wordprocessingGroup" xmlns:mc="http://schemas.openxmlformats.org/markup-compatibility/2006" xmlns:v="urn:schemas-microsoft-com:vml" xmlns:o="urn:schemas-microsoft-com:office:office" xmlns:m="http://schemas.openxmlformats.org/officeDocument/2006/math" mc:Ignorable="w14">
-  <w:p>
-    <w:r/>
-  </w:p>
+<w:ftr xmlns:wpc="http://schemas.microsoft.com/office/word/2010/wordprocessingCanvas" xmlns:cx="http://schemas.microsoft.com/office/drawing/2014/chartex" xmlns:cx1="http://schemas.microsoft.com/office/drawing/2015/9/8/chartex" xmlns:cx2="http://schemas.microsoft.com/office/drawing/2015/10/21/chartex" xmlns:cx3="http://schemas.microsoft.com/office/drawing/2016/5/9/chartex" xmlns:cx4="http://schemas.microsoft.com/office/drawing/2016/5/10/chartex" xmlns:cx5="http://schemas.microsoft.com/office/drawing/2016/5/11/chartex" xmlns:cx6="http://schemas.microsoft.com/office/drawing/2016/5/12/chartex" xmlns:cx7="http://schemas.microsoft.com/office/drawing/2016/5/13/chartex" xmlns:cx8="http://schemas.microsoft.com/office/drawing/2016/5/14/chartex" xmlns:mc="http://schemas.openxmlformats.org/markup-compatibility/2006" xmlns:aink="http://schemas.microsoft.com/office/drawing/2016/ink" xmlns:am3d="http://schemas.microsoft.com/office/drawing/2017/model3d" xmlns:o="urn:schemas-microsoft-com:office:office" xmlns:oel="http://schemas.microsoft.com/office/2019/extlst" xmlns:r="http://schemas.openxmlformats.org/officeDocument/2006/relationships" xmlns:m="http://schemas.openxmlformats.org/officeDocument/2006/math" xmlns:v="urn:schemas-microsoft-com:vml" xmlns:wp14="http://schemas.microsoft.com/office/word/2010/wordprocessingDrawing" xmlns:wp="http://schemas.openxmlformats.org/drawingml/2006/wordprocessingDrawing" xmlns:w10="urn:schemas-microsoft-com:office:word" xmlns:w="http://schemas.openxmlformats.org/wordprocessingml/2006/main" xmlns:w14="http://schemas.microsoft.com/office/word/2010/wordml" xmlns:w15="http://schemas.microsoft.com/office/word/2012/wordml" xmlns:w16cex="http://schemas.microsoft.com/office/word/2018/wordml/cex" xmlns:w16cid="http://schemas.microsoft.com/office/word/2016/wordml/cid" xmlns:w16="http://schemas.microsoft.com/office/word/2018/wordml" xmlns:w16du="http://schemas.microsoft.com/office/word/2023/wordml/word16du" xmlns:w16sdtdh="http://schemas.microsoft.com/office/word/2020/wordml/sdtdatahash" xmlns:w16se="http://schemas.microsoft.com/office/word/2015/wordml/symex" xmlns:wpg="http://schemas.microsoft.com/office/word/2010/wordprocessingGroup" xmlns:wpi="http://schemas.microsoft.com/office/word/2010/wordprocessingInk" xmlns:wne="http://schemas.microsoft.com/office/word/2006/wordml" xmlns:wps="http://schemas.microsoft.com/office/word/2010/wordprocessingShape" mc:Ignorable="w14 w15 w16se w16cid w16 w16cex w16sdtdh w16du wp14">
+  <w:p/>
 </w:ftr>
 </file>
 
+<file path=word/footnotes.xml><?xml version="1.0" encoding="utf-8"?>
+<w:footnotes xmlns:wpc="http://schemas.microsoft.com/office/word/2010/wordprocessingCanvas" xmlns:cx="http://schemas.microsoft.com/office/drawing/2014/chartex" xmlns:cx1="http://schemas.microsoft.com/office/drawing/2015/9/8/chartex" xmlns:cx2="http://schemas.microsoft.com/office/drawing/2015/10/21/chartex" xmlns:cx3="http://schemas.microsoft.com/office/drawing/2016/5/9/chartex" xmlns:cx4="http://schemas.microsoft.com/office/drawing/2016/5/10/chartex" xmlns:cx5="http://schemas.microsoft.com/office/drawing/2016/5/11/chartex" xmlns:cx6="http://schemas.microsoft.com/office/drawing/2016/5/12/chartex" xmlns:cx7="http://schemas.microsoft.com/office/drawing/2016/5/13/chartex" xmlns:cx8="http://schemas.microsoft.com/office/drawing/2016/5/14/chartex" xmlns:mc="http://schemas.openxmlformats.org/markup-compatibility/2006" xmlns:aink="http://schemas.microsoft.com/office/drawing/2016/ink" xmlns:am3d="http://schemas.microsoft.com/office/drawing/2017/model3d" xmlns:o="urn:schemas-microsoft-com:office:office" xmlns:oel="http://schemas.microsoft.com/office/2019/extlst" xmlns:r="http://schemas.openxmlformats.org/officeDocument/2006/relationships" xmlns:m="http://schemas.openxmlformats.org/officeDocument/2006/math" xmlns:v="urn:schemas-microsoft-com:vml" xmlns:wp14="http://schemas.microsoft.com/office/word/2010/wordprocessingDrawing" xmlns:wp="http://schemas.openxmlformats.org/drawingml/2006/wordprocessingDrawing" xmlns:w10="urn:schemas-microsoft-com:office:word" xmlns:w="http://schemas.openxmlformats.org/wordprocessingml/2006/main" xmlns:w14="http://schemas.microsoft.com/office/word/2010/wordml" xmlns:w15="http://schemas.microsoft.com/office/word/2012/wordml" xmlns:w16cex="http://schemas.microsoft.com/office/word/2018/wordml/cex" xmlns:w16cid="http://schemas.microsoft.com/office/word/2016/wordml/cid" xmlns:w16="http://schemas.microsoft.com/office/word/2018/wordml" xmlns:w16du="http://schemas.microsoft.com/office/word/2023/wordml/word16du" xmlns:w16sdtdh="http://schemas.microsoft.com/office/word/2020/wordml/sdtdatahash" xmlns:w16se="http://schemas.microsoft.com/office/word/2015/wordml/symex" xmlns:wpg="http://schemas.microsoft.com/office/word/2010/wordprocessingGroup" xmlns:wpi="http://schemas.microsoft.com/office/word/2010/wordprocessingInk" xmlns:wne="http://schemas.microsoft.com/office/word/2006/wordml" xmlns:wps="http://schemas.microsoft.com/office/word/2010/wordprocessingShape" mc:Ignorable="w14 w15 w16se w16cid w16 w16cex w16sdtdh w16du wp14">
+  <w:footnote w:type="separator" w:id="-1">
+    <w:p>
+      <w:r>
+        <w:separator/>
+      </w:r>
+    </w:p>
+  </w:footnote>
+  <w:footnote w:type="continuationSeparator" w:id="0">
+    <w:p>
+      <w:r>
+        <w:continuationSeparator/>
+      </w:r>
+    </w:p>
+  </w:footnote>
+</w:footnotes>
+</file>
+
 <file path=word/header1.xml><?xml version="1.0" encoding="utf-8"?>
-<w:hdr xmlns:r="http://schemas.openxmlformats.org/officeDocument/2006/relationships" xmlns:wp="http://schemas.openxmlformats.org/drawingml/2006/wordprocessingDrawing" xmlns:w="http://schemas.openxmlformats.org/wordprocessingml/2006/main" xmlns:w10="urn:schemas-microsoft-com:office:word" xmlns:w14="http://schemas.microsoft.com/office/word/2010/wordml" xmlns:wps="http://schemas.microsoft.com/office/word/2010/wordprocessingShape" xmlns:wpg="http://schemas.microsoft.com/office/word/2010/wordprocessingGroup" xmlns:mc="http://schemas.openxmlformats.org/markup-compatibility/2006" xmlns:v="urn:schemas-microsoft-com:vml" xmlns:o="urn:schemas-microsoft-com:office:office" xmlns:m="http://schemas.openxmlformats.org/officeDocument/2006/math" mc:Ignorable="w14">
-  <w:p>
-    <w:r/>
-  </w:p>
+<w:hdr xmlns:wpc="http://schemas.microsoft.com/office/word/2010/wordprocessingCanvas" xmlns:cx="http://schemas.microsoft.com/office/drawing/2014/chartex" xmlns:cx1="http://schemas.microsoft.com/office/drawing/2015/9/8/chartex" xmlns:cx2="http://schemas.microsoft.com/office/drawing/2015/10/21/chartex" xmlns:cx3="http://schemas.microsoft.com/office/drawing/2016/5/9/chartex" xmlns:cx4="http://schemas.microsoft.com/office/drawing/2016/5/10/chartex" xmlns:cx5="http://schemas.microsoft.com/office/drawing/2016/5/11/chartex" xmlns:cx6="http://schemas.microsoft.com/office/drawing/2016/5/12/chartex" xmlns:cx7="http://schemas.microsoft.com/office/drawing/2016/5/13/chartex" xmlns:cx8="http://schemas.microsoft.com/office/drawing/2016/5/14/chartex" xmlns:mc="http://schemas.openxmlformats.org/markup-compatibility/2006" xmlns:aink="http://schemas.microsoft.com/office/drawing/2016/ink" xmlns:am3d="http://schemas.microsoft.com/office/drawing/2017/model3d" xmlns:o="urn:schemas-microsoft-com:office:office" xmlns:oel="http://schemas.microsoft.com/office/2019/extlst" xmlns:r="http://schemas.openxmlformats.org/officeDocument/2006/relationships" xmlns:m="http://schemas.openxmlformats.org/officeDocument/2006/math" xmlns:v="urn:schemas-microsoft-com:vml" xmlns:wp14="http://schemas.microsoft.com/office/word/2010/wordprocessingDrawing" xmlns:wp="http://schemas.openxmlformats.org/drawingml/2006/wordprocessingDrawing" xmlns:w10="urn:schemas-microsoft-com:office:word" xmlns:w="http://schemas.openxmlformats.org/wordprocessingml/2006/main" xmlns:w14="http://schemas.microsoft.com/office/word/2010/wordml" xmlns:w15="http://schemas.microsoft.com/office/word/2012/wordml" xmlns:w16cex="http://schemas.microsoft.com/office/word/2018/wordml/cex" xmlns:w16cid="http://schemas.microsoft.com/office/word/2016/wordml/cid" xmlns:w16="http://schemas.microsoft.com/office/word/2018/wordml" xmlns:w16du="http://schemas.microsoft.com/office/word/2023/wordml/word16du" xmlns:w16sdtdh="http://schemas.microsoft.com/office/word/2020/wordml/sdtdatahash" xmlns:w16se="http://schemas.microsoft.com/office/word/2015/wordml/symex" xmlns:wpg="http://schemas.microsoft.com/office/word/2010/wordprocessingGroup" xmlns:wpi="http://schemas.microsoft.com/office/word/2010/wordprocessingInk" xmlns:wne="http://schemas.microsoft.com/office/word/2006/wordml" xmlns:wps="http://schemas.microsoft.com/office/word/2010/wordprocessingShape" mc:Ignorable="w14 w15 w16se w16cid w16 w16cex w16sdtdh w16du wp14">
+  <w:p/>
 </w:hdr>
 </file>
 
+<file path=word/numbering.xml><?xml version="1.0" encoding="utf-8"?>
+<w:numbering xmlns:wpc="http://schemas.microsoft.com/office/word/2010/wordprocessingCanvas" xmlns:cx="http://schemas.microsoft.com/office/drawing/2014/chartex" xmlns:cx1="http://schemas.microsoft.com/office/drawing/2015/9/8/chartex" xmlns:cx2="http://schemas.microsoft.com/office/drawing/2015/10/21/chartex" xmlns:cx3="http://schemas.microsoft.com/office/drawing/2016/5/9/chartex" xmlns:cx4="http://schemas.microsoft.com/office/drawing/2016/5/10/chartex" xmlns:cx5="http://schemas.microsoft.com/office/drawing/2016/5/11/chartex" xmlns:cx6="http://schemas.microsoft.com/office/drawing/2016/5/12/chartex" xmlns:cx7="http://schemas.microsoft.com/office/drawing/2016/5/13/chartex" xmlns:cx8="http://schemas.microsoft.com/office/drawing/2016/5/14/chartex" xmlns:mc="http://schemas.openxmlformats.org/markup-compatibility/2006" xmlns:aink="http://schemas.microsoft.com/office/drawing/2016/ink" xmlns:am3d="http://schemas.microsoft.com/office/drawing/2017/model3d" xmlns:o="urn:schemas-microsoft-com:office:office" xmlns:oel="http://schemas.microsoft.com/office/2019/extlst" xmlns:r="http://schemas.openxmlformats.org/officeDocument/2006/relationships" xmlns:m="http://schemas.openxmlformats.org/officeDocument/2006/math" xmlns:v="urn:schemas-microsoft-com:vml" xmlns:wp14="http://schemas.microsoft.com/office/word/2010/wordprocessingDrawing" xmlns:wp="http://schemas.openxmlformats.org/drawingml/2006/wordprocessingDrawing" xmlns:w10="urn:schemas-microsoft-com:office:word" xmlns:w="http://schemas.openxmlformats.org/wordprocessingml/2006/main" xmlns:w14="http://schemas.microsoft.com/office/word/2010/wordml" xmlns:w15="http://schemas.microsoft.com/office/word/2012/wordml" xmlns:w16cex="http://schemas.microsoft.com/office/word/2018/wordml/cex" xmlns:w16cid="http://schemas.microsoft.com/office/word/2016/wordml/cid" xmlns:w16="http://schemas.microsoft.com/office/word/2018/wordml" xmlns:w16du="http://schemas.microsoft.com/office/word/2023/wordml/word16du" xmlns:w16sdtdh="http://schemas.microsoft.com/office/word/2020/wordml/sdtdatahash" xmlns:w16se="http://schemas.microsoft.com/office/word/2015/wordml/symex" xmlns:wpg="http://schemas.microsoft.com/office/word/2010/wordprocessingGroup" xmlns:wpi="http://schemas.microsoft.com/office/word/2010/wordprocessingInk" xmlns:wne="http://schemas.microsoft.com/office/word/2006/wordml" xmlns:wps="http://schemas.microsoft.com/office/word/2010/wordprocessingShape" mc:Ignorable="w14 w15 w16se w16cid w16 w16cex w16sdtdh w16du wp14">
+  <w:abstractNum w:abstractNumId="0" w15:restartNumberingAfterBreak="0">
+    <w:nsid w:val="23C022DF"/>
+    <w:multiLevelType w:val="hybridMultilevel"/>
+    <w:tmpl w:val="2FB6C2BE"/>
+    <w:lvl w:ilvl="0" w:tplc="27740654">
+      <w:start w:val="14"/>
+      <w:numFmt w:val="bullet"/>
+      <w:lvlText w:val="-"/>
+      <w:lvlJc w:val="left"/>
+      <w:pPr>
+        <w:ind w:left="720" w:hanging="360"/>
+      </w:pPr>
+      <w:rPr>
+        <w:rFonts w:ascii="Helvetica Neue" w:eastAsia="Arial Unicode MS" w:hAnsi="Helvetica Neue" w:cs="Arial Unicode MS" w:hint="default"/>
+      </w:rPr>
+    </w:lvl>
+    <w:lvl w:ilvl="1" w:tplc="04100003" w:tentative="1">
+      <w:start w:val="1"/>
+      <w:numFmt w:val="bullet"/>
+      <w:lvlText w:val="o"/>
+      <w:lvlJc w:val="left"/>
+      <w:pPr>
+        <w:ind w:left="1440" w:hanging="360"/>
+      </w:pPr>
+      <w:rPr>
+        <w:rFonts w:ascii="Courier New" w:hAnsi="Courier New" w:cs="Courier New" w:hint="default"/>
+      </w:rPr>
+    </w:lvl>
+    <w:lvl w:ilvl="2" w:tplc="04100005" w:tentative="1">
+      <w:start w:val="1"/>
+      <w:numFmt w:val="bullet"/>
+      <w:lvlText w:val=""/>
+      <w:lvlJc w:val="left"/>
+      <w:pPr>
+        <w:ind w:left="2160" w:hanging="360"/>
+      </w:pPr>
+      <w:rPr>
+        <w:rFonts w:ascii="Wingdings" w:hAnsi="Wingdings" w:hint="default"/>
+      </w:rPr>
+    </w:lvl>
+    <w:lvl w:ilvl="3" w:tplc="04100001" w:tentative="1">
+      <w:start w:val="1"/>
+      <w:numFmt w:val="bullet"/>
+      <w:lvlText w:val=""/>
+      <w:lvlJc w:val="left"/>
+      <w:pPr>
+        <w:ind w:left="2880" w:hanging="360"/>
+      </w:pPr>
+      <w:rPr>
+        <w:rFonts w:ascii="Symbol" w:hAnsi="Symbol" w:hint="default"/>
+      </w:rPr>
+    </w:lvl>
+    <w:lvl w:ilvl="4" w:tplc="04100003" w:tentative="1">
+      <w:start w:val="1"/>
+      <w:numFmt w:val="bullet"/>
+      <w:lvlText w:val="o"/>
+      <w:lvlJc w:val="left"/>
+      <w:pPr>
+        <w:ind w:left="3600" w:hanging="360"/>
+      </w:pPr>
+      <w:rPr>
+        <w:rFonts w:ascii="Courier New" w:hAnsi="Courier New" w:cs="Courier New" w:hint="default"/>
+      </w:rPr>
+    </w:lvl>
+    <w:lvl w:ilvl="5" w:tplc="04100005" w:tentative="1">
+      <w:start w:val="1"/>
+      <w:numFmt w:val="bullet"/>
+      <w:lvlText w:val=""/>
+      <w:lvlJc w:val="left"/>
+      <w:pPr>
+        <w:ind w:left="4320" w:hanging="360"/>
+      </w:pPr>
+      <w:rPr>
+        <w:rFonts w:ascii="Wingdings" w:hAnsi="Wingdings" w:hint="default"/>
+      </w:rPr>
+    </w:lvl>
+    <w:lvl w:ilvl="6" w:tplc="04100001" w:tentative="1">
+      <w:start w:val="1"/>
+      <w:numFmt w:val="bullet"/>
+      <w:lvlText w:val=""/>
+      <w:lvlJc w:val="left"/>
+      <w:pPr>
+        <w:ind w:left="5040" w:hanging="360"/>
+      </w:pPr>
+      <w:rPr>
+        <w:rFonts w:ascii="Symbol" w:hAnsi="Symbol" w:hint="default"/>
+      </w:rPr>
+    </w:lvl>
+    <w:lvl w:ilvl="7" w:tplc="04100003" w:tentative="1">
+      <w:start w:val="1"/>
+      <w:numFmt w:val="bullet"/>
+      <w:lvlText w:val="o"/>
+      <w:lvlJc w:val="left"/>
+      <w:pPr>
+        <w:ind w:left="5760" w:hanging="360"/>
+      </w:pPr>
+      <w:rPr>
+        <w:rFonts w:ascii="Courier New" w:hAnsi="Courier New" w:cs="Courier New" w:hint="default"/>
+      </w:rPr>
+    </w:lvl>
+    <w:lvl w:ilvl="8" w:tplc="04100005" w:tentative="1">
+      <w:start w:val="1"/>
+      <w:numFmt w:val="bullet"/>
+      <w:lvlText w:val=""/>
+      <w:lvlJc w:val="left"/>
+      <w:pPr>
+        <w:ind w:left="6480" w:hanging="360"/>
+      </w:pPr>
+      <w:rPr>
+        <w:rFonts w:ascii="Wingdings" w:hAnsi="Wingdings" w:hint="default"/>
+      </w:rPr>
+    </w:lvl>
+  </w:abstractNum>
+  <w:abstractNum w:abstractNumId="1" w15:restartNumberingAfterBreak="0">
+    <w:nsid w:val="614B512D"/>
+    <w:multiLevelType w:val="hybridMultilevel"/>
+    <w:tmpl w:val="9668B888"/>
+    <w:lvl w:ilvl="0" w:tplc="620031A2">
+      <w:start w:val="14"/>
+      <w:numFmt w:val="bullet"/>
+      <w:lvlText w:val="-"/>
+      <w:lvlJc w:val="left"/>
+      <w:pPr>
+        <w:ind w:left="720" w:hanging="360"/>
+      </w:pPr>
+      <w:rPr>
+        <w:rFonts w:ascii="Helvetica Neue" w:eastAsia="Arial Unicode MS" w:hAnsi="Helvetica Neue" w:cs="Arial Unicode MS" w:hint="default"/>
+      </w:rPr>
+    </w:lvl>
+    <w:lvl w:ilvl="1" w:tplc="04100003" w:tentative="1">
+      <w:start w:val="1"/>
+      <w:numFmt w:val="bullet"/>
+      <w:lvlText w:val="o"/>
+      <w:lvlJc w:val="left"/>
+      <w:pPr>
+        <w:ind w:left="1440" w:hanging="360"/>
+      </w:pPr>
+      <w:rPr>
+        <w:rFonts w:ascii="Courier New" w:hAnsi="Courier New" w:cs="Courier New" w:hint="default"/>
+      </w:rPr>
+    </w:lvl>
+    <w:lvl w:ilvl="2" w:tplc="04100005" w:tentative="1">
+      <w:start w:val="1"/>
+      <w:numFmt w:val="bullet"/>
+      <w:lvlText w:val=""/>
+      <w:lvlJc w:val="left"/>
+      <w:pPr>
+        <w:ind w:left="2160" w:hanging="360"/>
+      </w:pPr>
+      <w:rPr>
+        <w:rFonts w:ascii="Wingdings" w:hAnsi="Wingdings" w:hint="default"/>
+      </w:rPr>
+    </w:lvl>
+    <w:lvl w:ilvl="3" w:tplc="04100001" w:tentative="1">
+      <w:start w:val="1"/>
+      <w:numFmt w:val="bullet"/>
+      <w:lvlText w:val=""/>
+      <w:lvlJc w:val="left"/>
+      <w:pPr>
+        <w:ind w:left="2880" w:hanging="360"/>
+      </w:pPr>
+      <w:rPr>
+        <w:rFonts w:ascii="Symbol" w:hAnsi="Symbol" w:hint="default"/>
+      </w:rPr>
+    </w:lvl>
+    <w:lvl w:ilvl="4" w:tplc="04100003" w:tentative="1">
+      <w:start w:val="1"/>
+      <w:numFmt w:val="bullet"/>
+      <w:lvlText w:val="o"/>
+      <w:lvlJc w:val="left"/>
+      <w:pPr>
+        <w:ind w:left="3600" w:hanging="360"/>
+      </w:pPr>
+      <w:rPr>
+        <w:rFonts w:ascii="Courier New" w:hAnsi="Courier New" w:cs="Courier New" w:hint="default"/>
+      </w:rPr>
+    </w:lvl>
+    <w:lvl w:ilvl="5" w:tplc="04100005" w:tentative="1">
+      <w:start w:val="1"/>
+      <w:numFmt w:val="bullet"/>
+      <w:lvlText w:val=""/>
+      <w:lvlJc w:val="left"/>
+      <w:pPr>
+        <w:ind w:left="4320" w:hanging="360"/>
+      </w:pPr>
+      <w:rPr>
+        <w:rFonts w:ascii="Wingdings" w:hAnsi="Wingdings" w:hint="default"/>
+      </w:rPr>
+    </w:lvl>
+    <w:lvl w:ilvl="6" w:tplc="04100001" w:tentative="1">
+      <w:start w:val="1"/>
+      <w:numFmt w:val="bullet"/>
+      <w:lvlText w:val=""/>
+      <w:lvlJc w:val="left"/>
+      <w:pPr>
+        <w:ind w:left="5040" w:hanging="360"/>
+      </w:pPr>
+      <w:rPr>
+        <w:rFonts w:ascii="Symbol" w:hAnsi="Symbol" w:hint="default"/>
+      </w:rPr>
+    </w:lvl>
+    <w:lvl w:ilvl="7" w:tplc="04100003" w:tentative="1">
+      <w:start w:val="1"/>
+      <w:numFmt w:val="bullet"/>
+      <w:lvlText w:val="o"/>
+      <w:lvlJc w:val="left"/>
+      <w:pPr>
+        <w:ind w:left="5760" w:hanging="360"/>
+      </w:pPr>
+      <w:rPr>
+        <w:rFonts w:ascii="Courier New" w:hAnsi="Courier New" w:cs="Courier New" w:hint="default"/>
+      </w:rPr>
+    </w:lvl>
+    <w:lvl w:ilvl="8" w:tplc="04100005" w:tentative="1">
+      <w:start w:val="1"/>
+      <w:numFmt w:val="bullet"/>
+      <w:lvlText w:val=""/>
+      <w:lvlJc w:val="left"/>
+      <w:pPr>
+        <w:ind w:left="6480" w:hanging="360"/>
+      </w:pPr>
+      <w:rPr>
+        <w:rFonts w:ascii="Wingdings" w:hAnsi="Wingdings" w:hint="default"/>
+      </w:rPr>
+    </w:lvl>
+  </w:abstractNum>
+  <w:num w:numId="1" w16cid:durableId="1703821680">
+    <w:abstractNumId w:val="1"/>
+  </w:num>
+  <w:num w:numId="2" w16cid:durableId="877550891">
+    <w:abstractNumId w:val="0"/>
+  </w:num>
+</w:numbering>
+</file>
+
 <file path=word/styles.xml><?xml version="1.0" encoding="utf-8"?>
-<w:styles xmlns:w="http://schemas.openxmlformats.org/wordprocessingml/2006/main" xmlns:mc="http://schemas.openxmlformats.org/markup-compatibility/2006" xmlns:w14="http://schemas.microsoft.com/office/word/2010/wordml" mc:Ignorable="w14">
+<w:styles xmlns:mc="http://schemas.openxmlformats.org/markup-compatibility/2006" xmlns:r="http://schemas.openxmlformats.org/officeDocument/2006/relationships" xmlns:w="http://schemas.openxmlformats.org/wordprocessingml/2006/main" xmlns:w14="http://schemas.microsoft.com/office/word/2010/wordml" xmlns:w15="http://schemas.microsoft.com/office/word/2012/wordml" xmlns:w16cex="http://schemas.microsoft.com/office/word/2018/wordml/cex" xmlns:w16cid="http://schemas.microsoft.com/office/word/2016/wordml/cid" xmlns:w16="http://schemas.microsoft.com/office/word/2018/wordml" xmlns:w16du="http://schemas.microsoft.com/office/word/2023/wordml/word16du" xmlns:w16sdtdh="http://schemas.microsoft.com/office/word/2020/wordml/sdtdatahash" xmlns:w16se="http://schemas.microsoft.com/office/word/2015/wordml/symex" mc:Ignorable="w14 w15 w16se w16cid w16 w16cex w16sdtdh w16du">
   <w:docDefaults>
     <w:rPrDefault>
       <w:rPr>
-        <w:rFonts w:ascii="Times New Roman" w:cs="Times New Roman" w:hAnsi="Times New Roman" w:eastAsia="Arial Unicode MS"/>
-        <w:b w:val="0"/>
-        <w:bCs w:val="0"/>
-        <w:i w:val="0"/>
-        <w:iCs w:val="0"/>
-        <w:caps w:val="0"/>
-        <w:smallCaps w:val="0"/>
-        <w:strike w:val="0"/>
-        <w:dstrike w:val="0"/>
-        <w:outline w:val="0"/>
-        <w:emboss w:val="0"/>
-        <w:imprint w:val="0"/>
-        <w:vanish w:val="0"/>
-        <w:color w:val="auto"/>
-        <w:spacing w:val="0"/>
-        <w:w w:val="100"/>
-        <w:kern w:val="0"/>
-        <w:position w:val="0"/>
-        <w:sz w:val="20"/>
-        <w:szCs w:val="20"/>
-        <w:u w:val="none" w:color="auto"/>
+        <w:rFonts w:ascii="Times New Roman" w:eastAsia="Arial Unicode MS" w:hAnsi="Times New Roman" w:cs="Times New Roman"/>
         <w:bdr w:val="nil"/>
-        <w:vertAlign w:val="baseline"/>
-        <w:lang/>
+        <w:lang w:val="it-IT" w:eastAsia="it-IT" w:bidi="ar-SA"/>
       </w:rPr>
     </w:rPrDefault>
     <w:pPrDefault>
       <w:pPr>
-        <w:keepNext w:val="0"/>
-        <w:keepLines w:val="0"/>
-        <w:pageBreakBefore w:val="0"/>
-        <w:framePr w:anchorLock="0" w:w="0" w:h="0" w:vSpace="0" w:hSpace="0" w:xAlign="left" w:y="0" w:hRule="exact" w:vAnchor="margin"/>
-        <w:widowControl w:val="1"/>
-        <w:numPr>
-          <w:ilvl w:val="0"/>
-          <w:numId w:val="0"/>
-        </w:numPr>
-        <w:suppressLineNumbers w:val="0"/>
         <w:pBdr>
           <w:top w:val="nil"/>
           <w:left w:val="nil"/>
@@ -934,205 +1849,486 @@
           <w:between w:val="nil"/>
           <w:bar w:val="nil"/>
         </w:pBdr>
-        <w:shd w:val="clear" w:color="auto" w:fill="auto"/>
-        <w:suppressAutoHyphens w:val="0"/>
-        <w:spacing w:before="0" w:beforeAutospacing="0" w:after="0" w:afterAutospacing="0" w:line="240" w:lineRule="auto"/>
-        <w:ind w:left="0" w:right="0" w:firstLine="0"/>
-        <w:jc w:val="left"/>
-        <w:outlineLvl w:val="9"/>
       </w:pPr>
     </w:pPrDefault>
   </w:docDefaults>
-  <w:style w:type="paragraph" w:default="1" w:styleId="Normal">
+  <w:latentStyles w:defLockedState="0" w:defUIPriority="99" w:defSemiHidden="0" w:defUnhideWhenUsed="0" w:defQFormat="0" w:count="376">
+    <w:lsdException w:name="Normal" w:uiPriority="0" w:qFormat="1"/>
+    <w:lsdException w:name="heading 1" w:uiPriority="9" w:qFormat="1"/>
+    <w:lsdException w:name="heading 2" w:semiHidden="1" w:uiPriority="9" w:unhideWhenUsed="1" w:qFormat="1"/>
+    <w:lsdException w:name="heading 3" w:semiHidden="1" w:uiPriority="9" w:unhideWhenUsed="1" w:qFormat="1"/>
+    <w:lsdException w:name="heading 4" w:semiHidden="1" w:uiPriority="9" w:unhideWhenUsed="1" w:qFormat="1"/>
+    <w:lsdException w:name="heading 5" w:semiHidden="1" w:uiPriority="9" w:unhideWhenUsed="1" w:qFormat="1"/>
+    <w:lsdException w:name="heading 6" w:semiHidden="1" w:uiPriority="9" w:unhideWhenUsed="1" w:qFormat="1"/>
+    <w:lsdException w:name="heading 7" w:semiHidden="1" w:uiPriority="9" w:unhideWhenUsed="1" w:qFormat="1"/>
+    <w:lsdException w:name="heading 8" w:semiHidden="1" w:uiPriority="9" w:unhideWhenUsed="1" w:qFormat="1"/>
+    <w:lsdException w:name="heading 9" w:semiHidden="1" w:uiPriority="9" w:unhideWhenUsed="1" w:qFormat="1"/>
+    <w:lsdException w:name="index 1" w:semiHidden="1" w:unhideWhenUsed="1"/>
+    <w:lsdException w:name="index 2" w:semiHidden="1" w:unhideWhenUsed="1"/>
+    <w:lsdException w:name="index 3" w:semiHidden="1" w:unhideWhenUsed="1"/>
+    <w:lsdException w:name="index 4" w:semiHidden="1" w:unhideWhenUsed="1"/>
+    <w:lsdException w:name="index 5" w:semiHidden="1" w:unhideWhenUsed="1"/>
+    <w:lsdException w:name="index 6" w:semiHidden="1" w:unhideWhenUsed="1"/>
+    <w:lsdException w:name="index 7" w:semiHidden="1" w:unhideWhenUsed="1"/>
+    <w:lsdException w:name="index 8" w:semiHidden="1" w:unhideWhenUsed="1"/>
+    <w:lsdException w:name="index 9" w:semiHidden="1" w:unhideWhenUsed="1"/>
+    <w:lsdException w:name="toc 1" w:semiHidden="1" w:uiPriority="39" w:unhideWhenUsed="1"/>
+    <w:lsdException w:name="toc 2" w:semiHidden="1" w:uiPriority="39" w:unhideWhenUsed="1"/>
+    <w:lsdException w:name="toc 3" w:semiHidden="1" w:uiPriority="39" w:unhideWhenUsed="1"/>
+    <w:lsdException w:name="toc 4" w:semiHidden="1" w:uiPriority="39" w:unhideWhenUsed="1"/>
+    <w:lsdException w:name="toc 5" w:semiHidden="1" w:uiPriority="39" w:unhideWhenUsed="1"/>
+    <w:lsdException w:name="toc 6" w:semiHidden="1" w:uiPriority="39" w:unhideWhenUsed="1"/>
+    <w:lsdException w:name="toc 7" w:semiHidden="1" w:uiPriority="39" w:unhideWhenUsed="1"/>
+    <w:lsdException w:name="toc 8" w:semiHidden="1" w:uiPriority="39" w:unhideWhenUsed="1"/>
+    <w:lsdException w:name="toc 9" w:semiHidden="1" w:uiPriority="39" w:unhideWhenUsed="1"/>
+    <w:lsdException w:name="Normal Indent" w:semiHidden="1" w:unhideWhenUsed="1"/>
+    <w:lsdException w:name="footnote text" w:semiHidden="1" w:unhideWhenUsed="1"/>
+    <w:lsdException w:name="annotation text" w:semiHidden="1" w:unhideWhenUsed="1"/>
+    <w:lsdException w:name="header" w:semiHidden="1" w:unhideWhenUsed="1"/>
+    <w:lsdException w:name="footer" w:semiHidden="1" w:unhideWhenUsed="1"/>
+    <w:lsdException w:name="index heading" w:semiHidden="1" w:unhideWhenUsed="1"/>
+    <w:lsdException w:name="caption" w:semiHidden="1" w:uiPriority="35" w:unhideWhenUsed="1" w:qFormat="1"/>
+    <w:lsdException w:name="table of figures" w:semiHidden="1" w:unhideWhenUsed="1"/>
+    <w:lsdException w:name="envelope address" w:semiHidden="1" w:unhideWhenUsed="1"/>
+    <w:lsdException w:name="envelope return" w:semiHidden="1" w:unhideWhenUsed="1"/>
+    <w:lsdException w:name="footnote reference" w:semiHidden="1" w:unhideWhenUsed="1"/>
+    <w:lsdException w:name="annotation reference" w:semiHidden="1" w:unhideWhenUsed="1"/>
+    <w:lsdException w:name="line number" w:semiHidden="1" w:unhideWhenUsed="1"/>
+    <w:lsdException w:name="page number" w:semiHidden="1" w:unhideWhenUsed="1"/>
+    <w:lsdException w:name="endnote reference" w:semiHidden="1" w:unhideWhenUsed="1"/>
+    <w:lsdException w:name="endnote text" w:semiHidden="1" w:unhideWhenUsed="1"/>
+    <w:lsdException w:name="table of authorities" w:semiHidden="1" w:unhideWhenUsed="1"/>
+    <w:lsdException w:name="macro" w:semiHidden="1" w:unhideWhenUsed="1"/>
+    <w:lsdException w:name="toa heading" w:semiHidden="1" w:unhideWhenUsed="1"/>
+    <w:lsdException w:name="List" w:semiHidden="1" w:unhideWhenUsed="1"/>
+    <w:lsdException w:name="List Bullet" w:semiHidden="1" w:unhideWhenUsed="1"/>
+    <w:lsdException w:name="List Number" w:semiHidden="1" w:unhideWhenUsed="1"/>
+    <w:lsdException w:name="List 2" w:semiHidden="1" w:unhideWhenUsed="1"/>
+    <w:lsdException w:name="List 3" w:semiHidden="1" w:unhideWhenUsed="1"/>
+    <w:lsdException w:name="List 4" w:semiHidden="1" w:unhideWhenUsed="1"/>
+    <w:lsdException w:name="List 5" w:semiHidden="1" w:unhideWhenUsed="1"/>
+    <w:lsdException w:name="List Bullet 2" w:semiHidden="1" w:unhideWhenUsed="1"/>
+    <w:lsdException w:name="List Bullet 3" w:semiHidden="1" w:unhideWhenUsed="1"/>
+    <w:lsdException w:name="List Bullet 4" w:semiHidden="1" w:unhideWhenUsed="1"/>
+    <w:lsdException w:name="List Bullet 5" w:semiHidden="1" w:unhideWhenUsed="1"/>
+    <w:lsdException w:name="List Number 2" w:semiHidden="1" w:unhideWhenUsed="1"/>
+    <w:lsdException w:name="List Number 3" w:semiHidden="1" w:unhideWhenUsed="1"/>
+    <w:lsdException w:name="List Number 4" w:semiHidden="1" w:unhideWhenUsed="1"/>
+    <w:lsdException w:name="List Number 5" w:semiHidden="1" w:unhideWhenUsed="1"/>
+    <w:lsdException w:name="Title" w:uiPriority="10" w:qFormat="1"/>
+    <w:lsdException w:name="Closing" w:semiHidden="1" w:unhideWhenUsed="1"/>
+    <w:lsdException w:name="Signature" w:semiHidden="1" w:unhideWhenUsed="1"/>
+    <w:lsdException w:name="Default Paragraph Font" w:semiHidden="1" w:uiPriority="1" w:unhideWhenUsed="1"/>
+    <w:lsdException w:name="Body Text" w:semiHidden="1" w:unhideWhenUsed="1"/>
+    <w:lsdException w:name="Body Text Indent" w:semiHidden="1" w:unhideWhenUsed="1"/>
+    <w:lsdException w:name="List Continue" w:semiHidden="1" w:unhideWhenUsed="1"/>
+    <w:lsdException w:name="List Continue 2" w:semiHidden="1" w:unhideWhenUsed="1"/>
+    <w:lsdException w:name="List Continue 3" w:semiHidden="1" w:unhideWhenUsed="1"/>
+    <w:lsdException w:name="List Continue 4" w:semiHidden="1" w:unhideWhenUsed="1"/>
+    <w:lsdException w:name="List Continue 5" w:semiHidden="1" w:unhideWhenUsed="1"/>
+    <w:lsdException w:name="Message Header" w:semiHidden="1" w:unhideWhenUsed="1"/>
+    <w:lsdException w:name="Subtitle" w:uiPriority="11" w:qFormat="1"/>
+    <w:lsdException w:name="Salutation" w:semiHidden="1" w:unhideWhenUsed="1"/>
+    <w:lsdException w:name="Date" w:semiHidden="1" w:unhideWhenUsed="1"/>
+    <w:lsdException w:name="Body Text First Indent" w:semiHidden="1" w:unhideWhenUsed="1"/>
+    <w:lsdException w:name="Body Text First Indent 2" w:semiHidden="1" w:unhideWhenUsed="1"/>
+    <w:lsdException w:name="Note Heading" w:semiHidden="1" w:unhideWhenUsed="1"/>
+    <w:lsdException w:name="Body Text 2" w:semiHidden="1" w:unhideWhenUsed="1"/>
+    <w:lsdException w:name="Body Text 3" w:semiHidden="1" w:unhideWhenUsed="1"/>
+    <w:lsdException w:name="Body Text Indent 2" w:semiHidden="1" w:unhideWhenUsed="1"/>
+    <w:lsdException w:name="Body Text Indent 3" w:semiHidden="1" w:unhideWhenUsed="1"/>
+    <w:lsdException w:name="Block Text" w:semiHidden="1" w:unhideWhenUsed="1"/>
+    <w:lsdException w:name="Hyperlink" w:semiHidden="1" w:unhideWhenUsed="1"/>
+    <w:lsdException w:name="FollowedHyperlink" w:semiHidden="1" w:unhideWhenUsed="1"/>
+    <w:lsdException w:name="Strong" w:uiPriority="22" w:qFormat="1"/>
+    <w:lsdException w:name="Emphasis" w:uiPriority="20" w:qFormat="1"/>
+    <w:lsdException w:name="Document Map" w:semiHidden="1" w:unhideWhenUsed="1"/>
+    <w:lsdException w:name="Plain Text" w:semiHidden="1" w:unhideWhenUsed="1"/>
+    <w:lsdException w:name="E-mail Signature" w:semiHidden="1" w:unhideWhenUsed="1"/>
+    <w:lsdException w:name="HTML Top of Form" w:semiHidden="1" w:unhideWhenUsed="1"/>
+    <w:lsdException w:name="HTML Bottom of Form" w:semiHidden="1" w:unhideWhenUsed="1"/>
+    <w:lsdException w:name="Normal (Web)" w:semiHidden="1" w:unhideWhenUsed="1"/>
+    <w:lsdException w:name="HTML Acronym" w:semiHidden="1" w:unhideWhenUsed="1"/>
+    <w:lsdException w:name="HTML Address" w:semiHidden="1" w:unhideWhenUsed="1"/>
+    <w:lsdException w:name="HTML Cite" w:semiHidden="1" w:unhideWhenUsed="1"/>
+    <w:lsdException w:name="HTML Code" w:semiHidden="1" w:unhideWhenUsed="1"/>
+    <w:lsdException w:name="HTML Definition" w:semiHidden="1" w:unhideWhenUsed="1"/>
+    <w:lsdException w:name="HTML Keyboard" w:semiHidden="1" w:unhideWhenUsed="1"/>
+    <w:lsdException w:name="HTML Preformatted" w:semiHidden="1" w:unhideWhenUsed="1"/>
+    <w:lsdException w:name="HTML Sample" w:semiHidden="1" w:unhideWhenUsed="1"/>
+    <w:lsdException w:name="HTML Typewriter" w:semiHidden="1" w:unhideWhenUsed="1"/>
+    <w:lsdException w:name="HTML Variable" w:semiHidden="1" w:unhideWhenUsed="1"/>
+    <w:lsdException w:name="Normal Table" w:semiHidden="1" w:unhideWhenUsed="1"/>
+    <w:lsdException w:name="annotation subject" w:semiHidden="1" w:unhideWhenUsed="1"/>
+    <w:lsdException w:name="No List" w:semiHidden="1" w:unhideWhenUsed="1"/>
+    <w:lsdException w:name="Outline List 1" w:semiHidden="1" w:unhideWhenUsed="1"/>
+    <w:lsdException w:name="Outline List 2" w:semiHidden="1" w:unhideWhenUsed="1"/>
+    <w:lsdException w:name="Outline List 3" w:semiHidden="1" w:unhideWhenUsed="1"/>
+    <w:lsdException w:name="Table Simple 1" w:semiHidden="1" w:unhideWhenUsed="1"/>
+    <w:lsdException w:name="Table Simple 2" w:semiHidden="1" w:unhideWhenUsed="1"/>
+    <w:lsdException w:name="Table Simple 3" w:semiHidden="1" w:unhideWhenUsed="1"/>
+    <w:lsdException w:name="Table Classic 1" w:semiHidden="1" w:unhideWhenUsed="1"/>
+    <w:lsdException w:name="Table Classic 2" w:semiHidden="1" w:unhideWhenUsed="1"/>
+    <w:lsdException w:name="Table Classic 3" w:semiHidden="1" w:unhideWhenUsed="1"/>
+    <w:lsdException w:name="Table Classic 4" w:semiHidden="1" w:unhideWhenUsed="1"/>
+    <w:lsdException w:name="Table Colorful 1" w:semiHidden="1" w:unhideWhenUsed="1"/>
+    <w:lsdException w:name="Table Colorful 2" w:semiHidden="1" w:unhideWhenUsed="1"/>
+    <w:lsdException w:name="Table Colorful 3" w:semiHidden="1" w:unhideWhenUsed="1"/>
+    <w:lsdException w:name="Table Columns 1" w:semiHidden="1" w:unhideWhenUsed="1"/>
+    <w:lsdException w:name="Table Columns 2" w:semiHidden="1" w:unhideWhenUsed="1"/>
+    <w:lsdException w:name="Table Columns 3" w:semiHidden="1" w:unhideWhenUsed="1"/>
+    <w:lsdException w:name="Table Columns 4" w:semiHidden="1" w:unhideWhenUsed="1"/>
+    <w:lsdException w:name="Table Columns 5" w:semiHidden="1" w:unhideWhenUsed="1"/>
+    <w:lsdException w:name="Table Grid 1" w:semiHidden="1" w:unhideWhenUsed="1"/>
+    <w:lsdException w:name="Table Grid 2" w:semiHidden="1" w:unhideWhenUsed="1"/>
+    <w:lsdException w:name="Table Grid 3" w:semiHidden="1" w:unhideWhenUsed="1"/>
+    <w:lsdException w:name="Table Grid 4" w:semiHidden="1" w:unhideWhenUsed="1"/>
+    <w:lsdException w:name="Table Grid 5" w:semiHidden="1" w:unhideWhenUsed="1"/>
+    <w:lsdException w:name="Table Grid 6" w:semiHidden="1" w:unhideWhenUsed="1"/>
+    <w:lsdException w:name="Table Grid 7" w:semiHidden="1" w:unhideWhenUsed="1"/>
+    <w:lsdException w:name="Table Grid 8" w:semiHidden="1" w:unhideWhenUsed="1"/>
+    <w:lsdException w:name="Table List 1" w:semiHidden="1" w:unhideWhenUsed="1"/>
+    <w:lsdException w:name="Table List 2" w:semiHidden="1" w:unhideWhenUsed="1"/>
+    <w:lsdException w:name="Table List 3" w:semiHidden="1" w:unhideWhenUsed="1"/>
+    <w:lsdException w:name="Table List 4" w:semiHidden="1" w:unhideWhenUsed="1"/>
+    <w:lsdException w:name="Table List 5" w:semiHidden="1" w:unhideWhenUsed="1"/>
+    <w:lsdException w:name="Table List 6" w:semiHidden="1" w:unhideWhenUsed="1"/>
+    <w:lsdException w:name="Table List 7" w:semiHidden="1" w:unhideWhenUsed="1"/>
+    <w:lsdException w:name="Table List 8" w:semiHidden="1" w:unhideWhenUsed="1"/>
+    <w:lsdException w:name="Table 3D effects 1" w:semiHidden="1" w:unhideWhenUsed="1"/>
+    <w:lsdException w:name="Table 3D effects 2" w:semiHidden="1" w:unhideWhenUsed="1"/>
+    <w:lsdException w:name="Table 3D effects 3" w:semiHidden="1" w:unhideWhenUsed="1"/>
+    <w:lsdException w:name="Table Contemporary" w:semiHidden="1" w:unhideWhenUsed="1"/>
+    <w:lsdException w:name="Table Elegant" w:semiHidden="1" w:unhideWhenUsed="1"/>
+    <w:lsdException w:name="Table Professional" w:semiHidden="1" w:unhideWhenUsed="1"/>
+    <w:lsdException w:name="Table Subtle 1" w:semiHidden="1" w:unhideWhenUsed="1"/>
+    <w:lsdException w:name="Table Subtle 2" w:semiHidden="1" w:unhideWhenUsed="1"/>
+    <w:lsdException w:name="Table Web 1" w:semiHidden="1" w:unhideWhenUsed="1"/>
+    <w:lsdException w:name="Table Web 2" w:semiHidden="1" w:unhideWhenUsed="1"/>
+    <w:lsdException w:name="Table Web 3" w:semiHidden="1" w:unhideWhenUsed="1"/>
+    <w:lsdException w:name="Balloon Text" w:semiHidden="1" w:unhideWhenUsed="1"/>
+    <w:lsdException w:name="Table Grid" w:uiPriority="39"/>
+    <w:lsdException w:name="Table Theme" w:semiHidden="1" w:unhideWhenUsed="1"/>
+    <w:lsdException w:name="Placeholder Text" w:semiHidden="1"/>
+    <w:lsdException w:name="No Spacing" w:uiPriority="1" w:qFormat="1"/>
+    <w:lsdException w:name="Light Shading" w:uiPriority="60"/>
+    <w:lsdException w:name="Light List" w:uiPriority="61"/>
+    <w:lsdException w:name="Light Grid" w:uiPriority="62"/>
+    <w:lsdException w:name="Medium Shading 1" w:uiPriority="63"/>
+    <w:lsdException w:name="Medium Shading 2" w:uiPriority="64"/>
+    <w:lsdException w:name="Medium List 1" w:uiPriority="65"/>
+    <w:lsdException w:name="Medium List 2" w:uiPriority="66"/>
+    <w:lsdException w:name="Medium Grid 1" w:uiPriority="67"/>
+    <w:lsdException w:name="Medium Grid 2" w:uiPriority="68"/>
+    <w:lsdException w:name="Medium Grid 3" w:uiPriority="69"/>
+    <w:lsdException w:name="Dark List" w:uiPriority="70"/>
+    <w:lsdException w:name="Colorful Shading" w:uiPriority="71"/>
+    <w:lsdException w:name="Colorful List" w:uiPriority="72"/>
+    <w:lsdException w:name="Colorful Grid" w:uiPriority="73"/>
+    <w:lsdException w:name="Light Shading Accent 1" w:uiPriority="60"/>
+    <w:lsdException w:name="Light List Accent 1" w:uiPriority="61"/>
+    <w:lsdException w:name="Light Grid Accent 1" w:uiPriority="62"/>
+    <w:lsdException w:name="Medium Shading 1 Accent 1" w:uiPriority="63"/>
+    <w:lsdException w:name="Medium Shading 2 Accent 1" w:uiPriority="64"/>
+    <w:lsdException w:name="Medium List 1 Accent 1" w:uiPriority="65"/>
+    <w:lsdException w:name="Revision" w:semiHidden="1"/>
+    <w:lsdException w:name="List Paragraph" w:uiPriority="34" w:qFormat="1"/>
+    <w:lsdException w:name="Quote" w:uiPriority="29" w:qFormat="1"/>
+    <w:lsdException w:name="Intense Quote" w:uiPriority="30" w:qFormat="1"/>
+    <w:lsdException w:name="Medium List 2 Accent 1" w:uiPriority="66"/>
+    <w:lsdException w:name="Medium Grid 1 Accent 1" w:uiPriority="67"/>
+    <w:lsdException w:name="Medium Grid 2 Accent 1" w:uiPriority="68"/>
+    <w:lsdException w:name="Medium Grid 3 Accent 1" w:uiPriority="69"/>
+    <w:lsdException w:name="Dark List Accent 1" w:uiPriority="70"/>
+    <w:lsdException w:name="Colorful Shading Accent 1" w:uiPriority="71"/>
+    <w:lsdException w:name="Colorful List Accent 1" w:uiPriority="72"/>
+    <w:lsdException w:name="Colorful Grid Accent 1" w:uiPriority="73"/>
+    <w:lsdException w:name="Light Shading Accent 2" w:uiPriority="60"/>
+    <w:lsdException w:name="Light List Accent 2" w:uiPriority="61"/>
+    <w:lsdException w:name="Light Grid Accent 2" w:uiPriority="62"/>
+    <w:lsdException w:name="Medium Shading 1 Accent 2" w:uiPriority="63"/>
+    <w:lsdException w:name="Medium Shading 2 Accent 2" w:uiPriority="64"/>
+    <w:lsdException w:name="Medium List 1 Accent 2" w:uiPriority="65"/>
+    <w:lsdException w:name="Medium List 2 Accent 2" w:uiPriority="66"/>
+    <w:lsdException w:name="Medium Grid 1 Accent 2" w:uiPriority="67"/>
+    <w:lsdException w:name="Medium Grid 2 Accent 2" w:uiPriority="68"/>
+    <w:lsdException w:name="Medium Grid 3 Accent 2" w:uiPriority="69"/>
+    <w:lsdException w:name="Dark List Accent 2" w:uiPriority="70"/>
+    <w:lsdException w:name="Colorful Shading Accent 2" w:uiPriority="71"/>
+    <w:lsdException w:name="Colorful List Accent 2" w:uiPriority="72"/>
+    <w:lsdException w:name="Colorful Grid Accent 2" w:uiPriority="73"/>
+    <w:lsdException w:name="Light Shading Accent 3" w:uiPriority="60"/>
+    <w:lsdException w:name="Light List Accent 3" w:uiPriority="61"/>
+    <w:lsdException w:name="Light Grid Accent 3" w:uiPriority="62"/>
+    <w:lsdException w:name="Medium Shading 1 Accent 3" w:uiPriority="63"/>
+    <w:lsdException w:name="Medium Shading 2 Accent 3" w:uiPriority="64"/>
+    <w:lsdException w:name="Medium List 1 Accent 3" w:uiPriority="65"/>
+    <w:lsdException w:name="Medium List 2 Accent 3" w:uiPriority="66"/>
+    <w:lsdException w:name="Medium Grid 1 Accent 3" w:uiPriority="67"/>
+    <w:lsdException w:name="Medium Grid 2 Accent 3" w:uiPriority="68"/>
+    <w:lsdException w:name="Medium Grid 3 Accent 3" w:uiPriority="69"/>
+    <w:lsdException w:name="Dark List Accent 3" w:uiPriority="70"/>
+    <w:lsdException w:name="Colorful Shading Accent 3" w:uiPriority="71"/>
+    <w:lsdException w:name="Colorful List Accent 3" w:uiPriority="72"/>
+    <w:lsdException w:name="Colorful Grid Accent 3" w:uiPriority="73"/>
+    <w:lsdException w:name="Light Shading Accent 4" w:uiPriority="60"/>
+    <w:lsdException w:name="Light List Accent 4" w:uiPriority="61"/>
+    <w:lsdException w:name="Light Grid Accent 4" w:uiPriority="62"/>
+    <w:lsdException w:name="Medium Shading 1 Accent 4" w:uiPriority="63"/>
+    <w:lsdException w:name="Medium Shading 2 Accent 4" w:uiPriority="64"/>
+    <w:lsdException w:name="Medium List 1 Accent 4" w:uiPriority="65"/>
+    <w:lsdException w:name="Medium List 2 Accent 4" w:uiPriority="66"/>
+    <w:lsdException w:name="Medium Grid 1 Accent 4" w:uiPriority="67"/>
+    <w:lsdException w:name="Medium Grid 2 Accent 4" w:uiPriority="68"/>
+    <w:lsdException w:name="Medium Grid 3 Accent 4" w:uiPriority="69"/>
+    <w:lsdException w:name="Dark List Accent 4" w:uiPriority="70"/>
+    <w:lsdException w:name="Colorful Shading Accent 4" w:uiPriority="71"/>
+    <w:lsdException w:name="Colorful List Accent 4" w:uiPriority="72"/>
+    <w:lsdException w:name="Colorful Grid Accent 4" w:uiPriority="73"/>
+    <w:lsdException w:name="Light Shading Accent 5" w:uiPriority="60"/>
+    <w:lsdException w:name="Light List Accent 5" w:uiPriority="61"/>
+    <w:lsdException w:name="Light Grid Accent 5" w:uiPriority="62"/>
+    <w:lsdException w:name="Medium Shading 1 Accent 5" w:uiPriority="63"/>
+    <w:lsdException w:name="Medium Shading 2 Accent 5" w:uiPriority="64"/>
+    <w:lsdException w:name="Medium List 1 Accent 5" w:uiPriority="65"/>
+    <w:lsdException w:name="Medium List 2 Accent 5" w:uiPriority="66"/>
+    <w:lsdException w:name="Medium Grid 1 Accent 5" w:uiPriority="67"/>
+    <w:lsdException w:name="Medium Grid 2 Accent 5" w:uiPriority="68"/>
+    <w:lsdException w:name="Medium Grid 3 Accent 5" w:uiPriority="69"/>
+    <w:lsdException w:name="Dark List Accent 5" w:uiPriority="70"/>
+    <w:lsdException w:name="Colorful Shading Accent 5" w:uiPriority="71"/>
+    <w:lsdException w:name="Colorful List Accent 5" w:uiPriority="72"/>
+    <w:lsdException w:name="Colorful Grid Accent 5" w:uiPriority="73"/>
+    <w:lsdException w:name="Light Shading Accent 6" w:uiPriority="60"/>
+    <w:lsdException w:name="Light List Accent 6" w:uiPriority="61"/>
+    <w:lsdException w:name="Light Grid Accent 6" w:uiPriority="62"/>
+    <w:lsdException w:name="Medium Shading 1 Accent 6" w:uiPriority="63"/>
+    <w:lsdException w:name="Medium Shading 2 Accent 6" w:uiPriority="64"/>
+    <w:lsdException w:name="Medium List 1 Accent 6" w:uiPriority="65"/>
+    <w:lsdException w:name="Medium List 2 Accent 6" w:uiPriority="66"/>
+    <w:lsdException w:name="Medium Grid 1 Accent 6" w:uiPriority="67"/>
+    <w:lsdException w:name="Medium Grid 2 Accent 6" w:uiPriority="68"/>
+    <w:lsdException w:name="Medium Grid 3 Accent 6" w:uiPriority="69"/>
+    <w:lsdException w:name="Dark List Accent 6" w:uiPriority="70"/>
+    <w:lsdException w:name="Colorful Shading Accent 6" w:uiPriority="71"/>
+    <w:lsdException w:name="Colorful List Accent 6" w:uiPriority="72"/>
+    <w:lsdException w:name="Colorful Grid Accent 6" w:uiPriority="73"/>
+    <w:lsdException w:name="Subtle Emphasis" w:uiPriority="19" w:qFormat="1"/>
+    <w:lsdException w:name="Intense Emphasis" w:uiPriority="21" w:qFormat="1"/>
+    <w:lsdException w:name="Subtle Reference" w:uiPriority="31" w:qFormat="1"/>
+    <w:lsdException w:name="Intense Reference" w:uiPriority="32" w:qFormat="1"/>
+    <w:lsdException w:name="Book Title" w:uiPriority="33" w:qFormat="1"/>
+    <w:lsdException w:name="Bibliography" w:semiHidden="1" w:uiPriority="37" w:unhideWhenUsed="1"/>
+    <w:lsdException w:name="TOC Heading" w:semiHidden="1" w:uiPriority="39" w:unhideWhenUsed="1" w:qFormat="1"/>
+    <w:lsdException w:name="Plain Table 1" w:uiPriority="41"/>
+    <w:lsdException w:name="Plain Table 2" w:uiPriority="42"/>
+    <w:lsdException w:name="Plain Table 3" w:uiPriority="43"/>
+    <w:lsdException w:name="Plain Table 4" w:uiPriority="44"/>
+    <w:lsdException w:name="Plain Table 5" w:uiPriority="45"/>
+    <w:lsdException w:name="Grid Table Light" w:uiPriority="40"/>
+    <w:lsdException w:name="Grid Table 1 Light" w:uiPriority="46"/>
+    <w:lsdException w:name="Grid Table 2" w:uiPriority="47"/>
+    <w:lsdException w:name="Grid Table 3" w:uiPriority="48"/>
+    <w:lsdException w:name="Grid Table 4" w:uiPriority="49"/>
+    <w:lsdException w:name="Grid Table 5 Dark" w:uiPriority="50"/>
+    <w:lsdException w:name="Grid Table 6 Colorful" w:uiPriority="51"/>
+    <w:lsdException w:name="Grid Table 7 Colorful" w:uiPriority="52"/>
+    <w:lsdException w:name="Grid Table 1 Light Accent 1" w:uiPriority="46"/>
+    <w:lsdException w:name="Grid Table 2 Accent 1" w:uiPriority="47"/>
+    <w:lsdException w:name="Grid Table 3 Accent 1" w:uiPriority="48"/>
+    <w:lsdException w:name="Grid Table 4 Accent 1" w:uiPriority="49"/>
+    <w:lsdException w:name="Grid Table 5 Dark Accent 1" w:uiPriority="50"/>
+    <w:lsdException w:name="Grid Table 6 Colorful Accent 1" w:uiPriority="51"/>
+    <w:lsdException w:name="Grid Table 7 Colorful Accent 1" w:uiPriority="52"/>
+    <w:lsdException w:name="Grid Table 1 Light Accent 2" w:uiPriority="46"/>
+    <w:lsdException w:name="Grid Table 2 Accent 2" w:uiPriority="47"/>
+    <w:lsdException w:name="Grid Table 3 Accent 2" w:uiPriority="48"/>
+    <w:lsdException w:name="Grid Table 4 Accent 2" w:uiPriority="49"/>
+    <w:lsdException w:name="Grid Table 5 Dark Accent 2" w:uiPriority="50"/>
+    <w:lsdException w:name="Grid Table 6 Colorful Accent 2" w:uiPriority="51"/>
+    <w:lsdException w:name="Grid Table 7 Colorful Accent 2" w:uiPriority="52"/>
+    <w:lsdException w:name="Grid Table 1 Light Accent 3" w:uiPriority="46"/>
+    <w:lsdException w:name="Grid Table 2 Accent 3" w:uiPriority="47"/>
+    <w:lsdException w:name="Grid Table 3 Accent 3" w:uiPriority="48"/>
+    <w:lsdException w:name="Grid Table 4 Accent 3" w:uiPriority="49"/>
+    <w:lsdException w:name="Grid Table 5 Dark Accent 3" w:uiPriority="50"/>
+    <w:lsdException w:name="Grid Table 6 Colorful Accent 3" w:uiPriority="51"/>
+    <w:lsdException w:name="Grid Table 7 Colorful Accent 3" w:uiPriority="52"/>
+    <w:lsdException w:name="Grid Table 1 Light Accent 4" w:uiPriority="46"/>
+    <w:lsdException w:name="Grid Table 2 Accent 4" w:uiPriority="47"/>
+    <w:lsdException w:name="Grid Table 3 Accent 4" w:uiPriority="48"/>
+    <w:lsdException w:name="Grid Table 4 Accent 4" w:uiPriority="49"/>
+    <w:lsdException w:name="Grid Table 5 Dark Accent 4" w:uiPriority="50"/>
+    <w:lsdException w:name="Grid Table 6 Colorful Accent 4" w:uiPriority="51"/>
+    <w:lsdException w:name="Grid Table 7 Colorful Accent 4" w:uiPriority="52"/>
+    <w:lsdException w:name="Grid Table 1 Light Accent 5" w:uiPriority="46"/>
+    <w:lsdException w:name="Grid Table 2 Accent 5" w:uiPriority="47"/>
+    <w:lsdException w:name="Grid Table 3 Accent 5" w:uiPriority="48"/>
+    <w:lsdException w:name="Grid Table 4 Accent 5" w:uiPriority="49"/>
+    <w:lsdException w:name="Grid Table 5 Dark Accent 5" w:uiPriority="50"/>
+    <w:lsdException w:name="Grid Table 6 Colorful Accent 5" w:uiPriority="51"/>
+    <w:lsdException w:name="Grid Table 7 Colorful Accent 5" w:uiPriority="52"/>
+    <w:lsdException w:name="Grid Table 1 Light Accent 6" w:uiPriority="46"/>
+    <w:lsdException w:name="Grid Table 2 Accent 6" w:uiPriority="47"/>
+    <w:lsdException w:name="Grid Table 3 Accent 6" w:uiPriority="48"/>
+    <w:lsdException w:name="Grid Table 4 Accent 6" w:uiPriority="49"/>
+    <w:lsdException w:name="Grid Table 5 Dark Accent 6" w:uiPriority="50"/>
+    <w:lsdException w:name="Grid Table 6 Colorful Accent 6" w:uiPriority="51"/>
+    <w:lsdException w:name="Grid Table 7 Colorful Accent 6" w:uiPriority="52"/>
+    <w:lsdException w:name="List Table 1 Light" w:uiPriority="46"/>
+    <w:lsdException w:name="List Table 2" w:uiPriority="47"/>
+    <w:lsdException w:name="List Table 3" w:uiPriority="48"/>
+    <w:lsdException w:name="List Table 4" w:uiPriority="49"/>
+    <w:lsdException w:name="List Table 5 Dark" w:uiPriority="50"/>
+    <w:lsdException w:name="List Table 6 Colorful" w:uiPriority="51"/>
+    <w:lsdException w:name="List Table 7 Colorful" w:uiPriority="52"/>
+    <w:lsdException w:name="List Table 1 Light Accent 1" w:uiPriority="46"/>
+    <w:lsdException w:name="List Table 2 Accent 1" w:uiPriority="47"/>
+    <w:lsdException w:name="List Table 3 Accent 1" w:uiPriority="48"/>
+    <w:lsdException w:name="List Table 4 Accent 1" w:uiPriority="49"/>
+    <w:lsdException w:name="List Table 5 Dark Accent 1" w:uiPriority="50"/>
+    <w:lsdException w:name="List Table 6 Colorful Accent 1" w:uiPriority="51"/>
+    <w:lsdException w:name="List Table 7 Colorful Accent 1" w:uiPriority="52"/>
+    <w:lsdException w:name="List Table 1 Light Accent 2" w:uiPriority="46"/>
+    <w:lsdException w:name="List Table 2 Accent 2" w:uiPriority="47"/>
+    <w:lsdException w:name="List Table 3 Accent 2" w:uiPriority="48"/>
+    <w:lsdException w:name="List Table 4 Accent 2" w:uiPriority="49"/>
+    <w:lsdException w:name="List Table 5 Dark Accent 2" w:uiPriority="50"/>
+    <w:lsdException w:name="List Table 6 Colorful Accent 2" w:uiPriority="51"/>
+    <w:lsdException w:name="List Table 7 Colorful Accent 2" w:uiPriority="52"/>
+    <w:lsdException w:name="List Table 1 Light Accent 3" w:uiPriority="46"/>
+    <w:lsdException w:name="List Table 2 Accent 3" w:uiPriority="47"/>
+    <w:lsdException w:name="List Table 3 Accent 3" w:uiPriority="48"/>
+    <w:lsdException w:name="List Table 4 Accent 3" w:uiPriority="49"/>
+    <w:lsdException w:name="List Table 5 Dark Accent 3" w:uiPriority="50"/>
+    <w:lsdException w:name="List Table 6 Colorful Accent 3" w:uiPriority="51"/>
+    <w:lsdException w:name="List Table 7 Colorful Accent 3" w:uiPriority="52"/>
+    <w:lsdException w:name="List Table 1 Light Accent 4" w:uiPriority="46"/>
+    <w:lsdException w:name="List Table 2 Accent 4" w:uiPriority="47"/>
+    <w:lsdException w:name="List Table 3 Accent 4" w:uiPriority="48"/>
+    <w:lsdException w:name="List Table 4 Accent 4" w:uiPriority="49"/>
+    <w:lsdException w:name="List Table 5 Dark Accent 4" w:uiPriority="50"/>
+    <w:lsdException w:name="List Table 6 Colorful Accent 4" w:uiPriority="51"/>
+    <w:lsdException w:name="List Table 7 Colorful Accent 4" w:uiPriority="52"/>
+    <w:lsdException w:name="List Table 1 Light Accent 5" w:uiPriority="46"/>
+    <w:lsdException w:name="List Table 2 Accent 5" w:uiPriority="47"/>
+    <w:lsdException w:name="List Table 3 Accent 5" w:uiPriority="48"/>
+    <w:lsdException w:name="List Table 4 Accent 5" w:uiPriority="49"/>
+    <w:lsdException w:name="List Table 5 Dark Accent 5" w:uiPriority="50"/>
+    <w:lsdException w:name="List Table 6 Colorful Accent 5" w:uiPriority="51"/>
+    <w:lsdException w:name="List Table 7 Colorful Accent 5" w:uiPriority="52"/>
+    <w:lsdException w:name="List Table 1 Light Accent 6" w:uiPriority="46"/>
+    <w:lsdException w:name="List Table 2 Accent 6" w:uiPriority="47"/>
+    <w:lsdException w:name="List Table 3 Accent 6" w:uiPriority="48"/>
+    <w:lsdException w:name="List Table 4 Accent 6" w:uiPriority="49"/>
+    <w:lsdException w:name="List Table 5 Dark Accent 6" w:uiPriority="50"/>
+    <w:lsdException w:name="List Table 6 Colorful Accent 6" w:uiPriority="51"/>
+    <w:lsdException w:name="List Table 7 Colorful Accent 6" w:uiPriority="52"/>
+    <w:lsdException w:name="Mention" w:semiHidden="1" w:unhideWhenUsed="1"/>
+    <w:lsdException w:name="Smart Hyperlink" w:semiHidden="1" w:unhideWhenUsed="1"/>
+    <w:lsdException w:name="Hashtag" w:semiHidden="1" w:unhideWhenUsed="1"/>
+    <w:lsdException w:name="Unresolved Mention" w:semiHidden="1" w:unhideWhenUsed="1"/>
+    <w:lsdException w:name="Smart Link" w:semiHidden="1" w:unhideWhenUsed="1"/>
+  </w:latentStyles>
+  <w:style w:type="paragraph" w:default="1" w:styleId="Normale">
     <w:name w:val="Normal"/>
-    <w:next w:val="Normal"/>
-    <w:pPr/>
+    <w:qFormat/>
     <w:rPr>
       <w:sz w:val="24"/>
       <w:szCs w:val="24"/>
-      <w:lang w:val="en-US" w:eastAsia="en-US" w:bidi="ar-SA"/>
+      <w:lang w:val="en-US" w:eastAsia="en-US"/>
     </w:rPr>
   </w:style>
-  <w:style w:type="character" w:default="1" w:styleId="Default Paragraph Font">
+  <w:style w:type="character" w:default="1" w:styleId="Carpredefinitoparagrafo">
     <w:name w:val="Default Paragraph Font"/>
-    <w:next w:val="Default Paragraph Font"/>
+    <w:uiPriority w:val="1"/>
+    <w:semiHidden/>
+    <w:unhideWhenUsed/>
   </w:style>
-  <w:style w:type="character" w:styleId="Hyperlink">
+  <w:style w:type="table" w:default="1" w:styleId="Tabellanormale">
+    <w:name w:val="Normal Table"/>
+    <w:uiPriority w:val="99"/>
+    <w:semiHidden/>
+    <w:unhideWhenUsed/>
+    <w:tblPr>
+      <w:tblInd w:w="0" w:type="dxa"/>
+      <w:tblCellMar>
+        <w:top w:w="0" w:type="dxa"/>
+        <w:left w:w="108" w:type="dxa"/>
+        <w:bottom w:w="0" w:type="dxa"/>
+        <w:right w:w="108" w:type="dxa"/>
+      </w:tblCellMar>
+    </w:tblPr>
+  </w:style>
+  <w:style w:type="numbering" w:default="1" w:styleId="Nessunelenco">
+    <w:name w:val="No List"/>
+    <w:uiPriority w:val="99"/>
+    <w:semiHidden/>
+    <w:unhideWhenUsed/>
+  </w:style>
+  <w:style w:type="character" w:styleId="Collegamentoipertestuale">
     <w:name w:val="Hyperlink"/>
     <w:rPr>
       <w:u w:val="single"/>
     </w:rPr>
   </w:style>
-  <w:style w:type="table" w:default="1" w:styleId="Table Normal">
+  <w:style w:type="table" w:customStyle="1" w:styleId="TableNormal">
     <w:name w:val="Table Normal"/>
-    <w:next w:val="Table Normal"/>
-    <w:pPr/>
     <w:tblPr>
       <w:tblInd w:w="0" w:type="dxa"/>
+      <w:tblCellMar>
+        <w:top w:w="0" w:type="dxa"/>
+        <w:left w:w="0" w:type="dxa"/>
+        <w:bottom w:w="0" w:type="dxa"/>
+        <w:right w:w="0" w:type="dxa"/>
+      </w:tblCellMar>
     </w:tblPr>
-    <w:trPr/>
-    <w:tcPr/>
-    <w:tblStylePr w:type="firstRow"/>
-    <w:tblStylePr w:type="lastRow"/>
-    <w:tblStylePr w:type="firstCol"/>
-    <w:tblStylePr w:type="lastCol"/>
-    <w:tblStylePr w:type="band1Vert"/>
-    <w:tblStylePr w:type="band2Vert"/>
-    <w:tblStylePr w:type="band1Horz"/>
-    <w:tblStylePr w:type="band2Horz"/>
-    <w:tblStylePr w:type="neCell"/>
-    <w:tblStylePr w:type="nwCell"/>
-    <w:tblStylePr w:type="seCell"/>
-    <w:tblStylePr w:type="swCell"/>
   </w:style>
-  <w:style w:type="numbering" w:default="1" w:styleId="No List">
-    <w:name w:val="No List"/>
-    <w:next w:val="No List"/>
-    <w:pPr/>
-  </w:style>
-  <w:style w:type="paragraph" w:styleId="Corpo">
+  <w:style w:type="paragraph" w:customStyle="1" w:styleId="Corpo">
     <w:name w:val="Corpo"/>
-    <w:next w:val="Corpo"/>
-    <w:pPr>
-      <w:keepNext w:val="0"/>
-      <w:keepLines w:val="0"/>
-      <w:pageBreakBefore w:val="0"/>
-      <w:widowControl w:val="1"/>
-      <w:shd w:val="clear" w:color="auto" w:fill="auto"/>
-      <w:suppressAutoHyphens w:val="0"/>
-      <w:bidi w:val="0"/>
-      <w:spacing w:before="0" w:after="0" w:line="240" w:lineRule="auto"/>
-      <w:ind w:left="0" w:right="0" w:firstLine="0"/>
-      <w:jc w:val="left"/>
-      <w:outlineLvl w:val="9"/>
-    </w:pPr>
     <w:rPr>
-      <w:rFonts w:ascii="Helvetica Neue" w:cs="Arial Unicode MS" w:hAnsi="Helvetica Neue" w:eastAsia="Arial Unicode MS"/>
-      <w:b w:val="0"/>
-      <w:bCs w:val="0"/>
-      <w:i w:val="0"/>
-      <w:iCs w:val="0"/>
-      <w:caps w:val="0"/>
-      <w:smallCaps w:val="0"/>
-      <w:strike w:val="0"/>
-      <w:dstrike w:val="0"/>
-      <w:outline w:val="0"/>
+      <w:rFonts w:ascii="Helvetica Neue" w:hAnsi="Helvetica Neue" w:cs="Arial Unicode MS"/>
       <w:color w:val="000000"/>
-      <w:spacing w:val="0"/>
-      <w:kern w:val="0"/>
-      <w:position w:val="0"/>
       <w:sz w:val="22"/>
       <w:szCs w:val="22"/>
-      <w:u w:val="none"/>
-      <w:shd w:val="nil" w:color="auto" w:fill="auto"/>
-      <w:vertAlign w:val="baseline"/>
-      <w14:textOutline>
+      <w14:textOutline w14:w="0" w14:cap="flat" w14:cmpd="sng" w14:algn="ctr">
         <w14:noFill/>
+        <w14:prstDash w14:val="solid"/>
+        <w14:bevel/>
       </w14:textOutline>
-      <w14:textFill>
-        <w14:solidFill>
-          <w14:srgbClr w14:val="000000"/>
-        </w14:solidFill>
-      </w14:textFill>
     </w:rPr>
   </w:style>
-  <w:style w:type="paragraph" w:styleId="Stile tabella 1">
+  <w:style w:type="paragraph" w:customStyle="1" w:styleId="Stiletabella1">
     <w:name w:val="Stile tabella 1"/>
-    <w:next w:val="Stile tabella 1"/>
-    <w:pPr>
-      <w:keepNext w:val="0"/>
-      <w:keepLines w:val="0"/>
-      <w:pageBreakBefore w:val="0"/>
-      <w:widowControl w:val="1"/>
-      <w:shd w:val="clear" w:color="auto" w:fill="auto"/>
-      <w:suppressAutoHyphens w:val="0"/>
-      <w:bidi w:val="0"/>
-      <w:spacing w:before="0" w:after="0" w:line="240" w:lineRule="auto"/>
-      <w:ind w:left="0" w:right="0" w:firstLine="0"/>
-      <w:jc w:val="left"/>
-      <w:outlineLvl w:val="9"/>
-    </w:pPr>
     <w:rPr>
-      <w:rFonts w:ascii="Helvetica Neue" w:cs="Arial Unicode MS" w:hAnsi="Helvetica Neue" w:eastAsia="Arial Unicode MS"/>
-      <w:b w:val="1"/>
-      <w:bCs w:val="1"/>
-      <w:i w:val="0"/>
-      <w:iCs w:val="0"/>
-      <w:caps w:val="0"/>
-      <w:smallCaps w:val="0"/>
-      <w:strike w:val="0"/>
-      <w:dstrike w:val="0"/>
-      <w:outline w:val="0"/>
+      <w:rFonts w:ascii="Helvetica Neue" w:hAnsi="Helvetica Neue" w:cs="Arial Unicode MS"/>
+      <w:b/>
+      <w:bCs/>
       <w:color w:val="000000"/>
-      <w:spacing w:val="0"/>
-      <w:kern w:val="0"/>
-      <w:position w:val="0"/>
-      <w:sz w:val="20"/>
-      <w:szCs w:val="20"/>
-      <w:u w:val="none"/>
-      <w:shd w:val="nil" w:color="auto" w:fill="auto"/>
-      <w:vertAlign w:val="baseline"/>
-      <w14:textOutline>
+      <w14:textOutline w14:w="0" w14:cap="flat" w14:cmpd="sng" w14:algn="ctr">
         <w14:noFill/>
+        <w14:prstDash w14:val="solid"/>
+        <w14:bevel/>
       </w14:textOutline>
-      <w14:textFill>
-        <w14:solidFill>
-          <w14:srgbClr w14:val="000000"/>
-        </w14:solidFill>
-      </w14:textFill>
     </w:rPr>
   </w:style>
-  <w:style w:type="paragraph" w:styleId="Stile tabella 2">
+  <w:style w:type="paragraph" w:customStyle="1" w:styleId="Stiletabella2">
     <w:name w:val="Stile tabella 2"/>
-    <w:next w:val="Stile tabella 2"/>
-    <w:pPr>
-      <w:keepNext w:val="0"/>
-      <w:keepLines w:val="0"/>
-      <w:pageBreakBefore w:val="0"/>
-      <w:widowControl w:val="1"/>
-      <w:shd w:val="clear" w:color="auto" w:fill="auto"/>
-      <w:suppressAutoHyphens w:val="0"/>
-      <w:bidi w:val="0"/>
-      <w:spacing w:before="0" w:after="0" w:line="240" w:lineRule="auto"/>
-      <w:ind w:left="0" w:right="0" w:firstLine="0"/>
-      <w:jc w:val="left"/>
-      <w:outlineLvl w:val="9"/>
-    </w:pPr>
     <w:rPr>
-      <w:rFonts w:ascii="Helvetica Neue" w:cs="Arial Unicode MS" w:hAnsi="Helvetica Neue" w:eastAsia="Arial Unicode MS"/>
-      <w:b w:val="0"/>
-      <w:bCs w:val="0"/>
-      <w:i w:val="0"/>
-      <w:iCs w:val="0"/>
-      <w:caps w:val="0"/>
-      <w:smallCaps w:val="0"/>
-      <w:strike w:val="0"/>
-      <w:dstrike w:val="0"/>
-      <w:outline w:val="0"/>
+      <w:rFonts w:ascii="Helvetica Neue" w:hAnsi="Helvetica Neue" w:cs="Arial Unicode MS"/>
       <w:color w:val="000000"/>
-      <w:spacing w:val="0"/>
-      <w:kern w:val="0"/>
-      <w:position w:val="0"/>
-      <w:sz w:val="20"/>
-      <w:szCs w:val="20"/>
-      <w:u w:val="none"/>
-      <w:shd w:val="nil" w:color="auto" w:fill="auto"/>
-      <w:vertAlign w:val="baseline"/>
-      <w14:textOutline>
+      <w14:textOutline w14:w="0" w14:cap="flat" w14:cmpd="sng" w14:algn="ctr">
         <w14:noFill/>
+        <w14:prstDash w14:val="solid"/>
+        <w14:bevel/>
       </w14:textOutline>
-      <w14:textFill>
-        <w14:solidFill>
-          <w14:srgbClr w14:val="000000"/>
-        </w14:solidFill>
-      </w14:textFill>
     </w:rPr>
   </w:style>
 </w:styles>
 </file>
 
 <file path=word/theme/theme1.xml><?xml version="1.0" encoding="utf-8"?>
-<a:theme xmlns:a="http://schemas.openxmlformats.org/drawingml/2006/main" xmlns:r="http://schemas.openxmlformats.org/officeDocument/2006/relationships" name="Blank">
+<a:theme xmlns:a="http://schemas.openxmlformats.org/drawingml/2006/main" name="Blank">
   <a:themeElements>
     <a:clrScheme name="Blank">
       <a:dk1>
@@ -1331,7 +2527,7 @@
         <a:effectLst/>
         <a:sp3d/>
       </a:spPr>
-      <a:bodyPr rot="0" spcFirstLastPara="1" vertOverflow="overflow" horzOverflow="overflow" vert="horz" wrap="square" lIns="50800" tIns="50800" rIns="50800" bIns="50800" numCol="1" spcCol="38100" rtlCol="0" anchor="ctr" upright="0">
+      <a:bodyPr rot="0" spcFirstLastPara="1" vertOverflow="overflow" horzOverflow="overflow" vert="horz" wrap="square" lIns="50800" tIns="50800" rIns="50800" bIns="50800" numCol="1" spcCol="38100" rtlCol="0" anchor="ctr">
         <a:spAutoFit/>
       </a:bodyPr>
       <a:lstStyle>
@@ -1350,7 +2546,7 @@
           <a:buFontTx/>
           <a:buNone/>
           <a:tabLst/>
-          <a:defRPr b="0" baseline="0" cap="none" i="0" spc="0" strike="noStrike" sz="1200" u="none" kumimoji="0" normalizeH="0">
+          <a:defRPr kumimoji="0" sz="1200" b="0" i="0" u="none" strike="noStrike" cap="none" spc="0" normalizeH="0" baseline="0">
             <a:ln>
               <a:noFill/>
             </a:ln>
@@ -1380,7 +2576,7 @@
           <a:buFontTx/>
           <a:buNone/>
           <a:tabLst/>
-          <a:defRPr b="0" baseline="0" cap="none" i="0" spc="0" strike="noStrike" sz="1800" u="none" kumimoji="0" normalizeH="0">
+          <a:defRPr kumimoji="0" sz="1800" b="0" i="0" u="none" strike="noStrike" cap="none" spc="0" normalizeH="0" baseline="0">
             <a:ln>
               <a:noFill/>
             </a:ln>
@@ -1406,7 +2602,7 @@
           <a:buFontTx/>
           <a:buNone/>
           <a:tabLst/>
-          <a:defRPr b="0" baseline="0" cap="none" i="0" spc="0" strike="noStrike" sz="1800" u="none" kumimoji="0" normalizeH="0">
+          <a:defRPr kumimoji="0" sz="1800" b="0" i="0" u="none" strike="noStrike" cap="none" spc="0" normalizeH="0" baseline="0">
             <a:ln>
               <a:noFill/>
             </a:ln>
@@ -1432,7 +2628,7 @@
           <a:buFontTx/>
           <a:buNone/>
           <a:tabLst/>
-          <a:defRPr b="0" baseline="0" cap="none" i="0" spc="0" strike="noStrike" sz="1800" u="none" kumimoji="0" normalizeH="0">
+          <a:defRPr kumimoji="0" sz="1800" b="0" i="0" u="none" strike="noStrike" cap="none" spc="0" normalizeH="0" baseline="0">
             <a:ln>
               <a:noFill/>
             </a:ln>
@@ -1458,7 +2654,7 @@
           <a:buFontTx/>
           <a:buNone/>
           <a:tabLst/>
-          <a:defRPr b="0" baseline="0" cap="none" i="0" spc="0" strike="noStrike" sz="1800" u="none" kumimoji="0" normalizeH="0">
+          <a:defRPr kumimoji="0" sz="1800" b="0" i="0" u="none" strike="noStrike" cap="none" spc="0" normalizeH="0" baseline="0">
             <a:ln>
               <a:noFill/>
             </a:ln>
@@ -1484,7 +2680,7 @@
           <a:buFontTx/>
           <a:buNone/>
           <a:tabLst/>
-          <a:defRPr b="0" baseline="0" cap="none" i="0" spc="0" strike="noStrike" sz="1800" u="none" kumimoji="0" normalizeH="0">
+          <a:defRPr kumimoji="0" sz="1800" b="0" i="0" u="none" strike="noStrike" cap="none" spc="0" normalizeH="0" baseline="0">
             <a:ln>
               <a:noFill/>
             </a:ln>
@@ -1510,7 +2706,7 @@
           <a:buFontTx/>
           <a:buNone/>
           <a:tabLst/>
-          <a:defRPr b="0" baseline="0" cap="none" i="0" spc="0" strike="noStrike" sz="1800" u="none" kumimoji="0" normalizeH="0">
+          <a:defRPr kumimoji="0" sz="1800" b="0" i="0" u="none" strike="noStrike" cap="none" spc="0" normalizeH="0" baseline="0">
             <a:ln>
               <a:noFill/>
             </a:ln>
@@ -1536,7 +2732,7 @@
           <a:buFontTx/>
           <a:buNone/>
           <a:tabLst/>
-          <a:defRPr b="0" baseline="0" cap="none" i="0" spc="0" strike="noStrike" sz="1800" u="none" kumimoji="0" normalizeH="0">
+          <a:defRPr kumimoji="0" sz="1800" b="0" i="0" u="none" strike="noStrike" cap="none" spc="0" normalizeH="0" baseline="0">
             <a:ln>
               <a:noFill/>
             </a:ln>
@@ -1562,7 +2758,7 @@
           <a:buFontTx/>
           <a:buNone/>
           <a:tabLst/>
-          <a:defRPr b="0" baseline="0" cap="none" i="0" spc="0" strike="noStrike" sz="1800" u="none" kumimoji="0" normalizeH="0">
+          <a:defRPr kumimoji="0" sz="1800" b="0" i="0" u="none" strike="noStrike" cap="none" spc="0" normalizeH="0" baseline="0">
             <a:ln>
               <a:noFill/>
             </a:ln>
@@ -1588,7 +2784,7 @@
           <a:buFontTx/>
           <a:buNone/>
           <a:tabLst/>
-          <a:defRPr b="0" baseline="0" cap="none" i="0" spc="0" strike="noStrike" sz="1800" u="none" kumimoji="0" normalizeH="0">
+          <a:defRPr kumimoji="0" sz="1800" b="0" i="0" u="none" strike="noStrike" cap="none" spc="0" normalizeH="0" baseline="0">
             <a:ln>
               <a:noFill/>
             </a:ln>
@@ -1601,9 +2797,15 @@
         </a:lvl9pPr>
       </a:lstStyle>
       <a:style>
-        <a:lnRef idx="0"/>
-        <a:fillRef idx="0"/>
-        <a:effectRef idx="0"/>
+        <a:lnRef idx="0">
+          <a:scrgbClr r="0" g="0" b="0"/>
+        </a:lnRef>
+        <a:fillRef idx="0">
+          <a:scrgbClr r="0" g="0" b="0"/>
+        </a:fillRef>
+        <a:effectRef idx="0">
+          <a:scrgbClr r="0" g="0" b="0"/>
+        </a:effectRef>
         <a:fontRef idx="none"/>
       </a:style>
     </a:spDef>
@@ -1620,7 +2822,7 @@
         <a:effectLst/>
         <a:sp3d/>
       </a:spPr>
-      <a:bodyPr rot="0" spcFirstLastPara="1" vertOverflow="overflow" horzOverflow="overflow" vert="horz" wrap="square" lIns="91439" tIns="45719" rIns="91439" bIns="45719" numCol="1" spcCol="38100" rtlCol="0" anchor="t" upright="0">
+      <a:bodyPr rot="0" spcFirstLastPara="1" vertOverflow="overflow" horzOverflow="overflow" vert="horz" wrap="square" lIns="91439" tIns="45719" rIns="91439" bIns="45719" numCol="1" spcCol="38100" rtlCol="0" anchor="t">
         <a:noAutofit/>
       </a:bodyPr>
       <a:lstStyle>
@@ -1639,7 +2841,7 @@
           <a:buFontTx/>
           <a:buNone/>
           <a:tabLst/>
-          <a:defRPr b="0" baseline="0" cap="none" i="0" spc="0" strike="noStrike" sz="1800" u="none" kumimoji="0" normalizeH="0">
+          <a:defRPr kumimoji="0" sz="1800" b="0" i="0" u="none" strike="noStrike" cap="none" spc="0" normalizeH="0" baseline="0">
             <a:ln>
               <a:noFill/>
             </a:ln>
@@ -1665,7 +2867,7 @@
           <a:buFontTx/>
           <a:buNone/>
           <a:tabLst/>
-          <a:defRPr b="0" baseline="0" cap="none" i="0" spc="0" strike="noStrike" sz="1800" u="none" kumimoji="0" normalizeH="0">
+          <a:defRPr kumimoji="0" sz="1800" b="0" i="0" u="none" strike="noStrike" cap="none" spc="0" normalizeH="0" baseline="0">
             <a:ln>
               <a:noFill/>
             </a:ln>
@@ -1691,7 +2893,7 @@
           <a:buFontTx/>
           <a:buNone/>
           <a:tabLst/>
-          <a:defRPr b="0" baseline="0" cap="none" i="0" spc="0" strike="noStrike" sz="1800" u="none" kumimoji="0" normalizeH="0">
+          <a:defRPr kumimoji="0" sz="1800" b="0" i="0" u="none" strike="noStrike" cap="none" spc="0" normalizeH="0" baseline="0">
             <a:ln>
               <a:noFill/>
             </a:ln>
@@ -1717,7 +2919,7 @@
           <a:buFontTx/>
           <a:buNone/>
           <a:tabLst/>
-          <a:defRPr b="0" baseline="0" cap="none" i="0" spc="0" strike="noStrike" sz="1800" u="none" kumimoji="0" normalizeH="0">
+          <a:defRPr kumimoji="0" sz="1800" b="0" i="0" u="none" strike="noStrike" cap="none" spc="0" normalizeH="0" baseline="0">
             <a:ln>
               <a:noFill/>
             </a:ln>
@@ -1743,7 +2945,7 @@
           <a:buFontTx/>
           <a:buNone/>
           <a:tabLst/>
-          <a:defRPr b="0" baseline="0" cap="none" i="0" spc="0" strike="noStrike" sz="1800" u="none" kumimoji="0" normalizeH="0">
+          <a:defRPr kumimoji="0" sz="1800" b="0" i="0" u="none" strike="noStrike" cap="none" spc="0" normalizeH="0" baseline="0">
             <a:ln>
               <a:noFill/>
             </a:ln>
@@ -1769,7 +2971,7 @@
           <a:buFontTx/>
           <a:buNone/>
           <a:tabLst/>
-          <a:defRPr b="0" baseline="0" cap="none" i="0" spc="0" strike="noStrike" sz="1800" u="none" kumimoji="0" normalizeH="0">
+          <a:defRPr kumimoji="0" sz="1800" b="0" i="0" u="none" strike="noStrike" cap="none" spc="0" normalizeH="0" baseline="0">
             <a:ln>
               <a:noFill/>
             </a:ln>
@@ -1795,7 +2997,7 @@
           <a:buFontTx/>
           <a:buNone/>
           <a:tabLst/>
-          <a:defRPr b="0" baseline="0" cap="none" i="0" spc="0" strike="noStrike" sz="1800" u="none" kumimoji="0" normalizeH="0">
+          <a:defRPr kumimoji="0" sz="1800" b="0" i="0" u="none" strike="noStrike" cap="none" spc="0" normalizeH="0" baseline="0">
             <a:ln>
               <a:noFill/>
             </a:ln>
@@ -1821,7 +3023,7 @@
           <a:buFontTx/>
           <a:buNone/>
           <a:tabLst/>
-          <a:defRPr b="0" baseline="0" cap="none" i="0" spc="0" strike="noStrike" sz="1800" u="none" kumimoji="0" normalizeH="0">
+          <a:defRPr kumimoji="0" sz="1800" b="0" i="0" u="none" strike="noStrike" cap="none" spc="0" normalizeH="0" baseline="0">
             <a:ln>
               <a:noFill/>
             </a:ln>
@@ -1847,7 +3049,7 @@
           <a:buFontTx/>
           <a:buNone/>
           <a:tabLst/>
-          <a:defRPr b="0" baseline="0" cap="none" i="0" spc="0" strike="noStrike" sz="1800" u="none" kumimoji="0" normalizeH="0">
+          <a:defRPr kumimoji="0" sz="1800" b="0" i="0" u="none" strike="noStrike" cap="none" spc="0" normalizeH="0" baseline="0">
             <a:ln>
               <a:noFill/>
             </a:ln>
@@ -1873,7 +3075,7 @@
           <a:buFontTx/>
           <a:buNone/>
           <a:tabLst/>
-          <a:defRPr b="0" baseline="0" cap="none" i="0" spc="0" strike="noStrike" sz="1800" u="none" kumimoji="0" normalizeH="0">
+          <a:defRPr kumimoji="0" sz="1800" b="0" i="0" u="none" strike="noStrike" cap="none" spc="0" normalizeH="0" baseline="0">
             <a:ln>
               <a:noFill/>
             </a:ln>
@@ -1886,9 +3088,15 @@
         </a:lvl9pPr>
       </a:lstStyle>
       <a:style>
-        <a:lnRef idx="0"/>
-        <a:fillRef idx="0"/>
-        <a:effectRef idx="0"/>
+        <a:lnRef idx="0">
+          <a:scrgbClr r="0" g="0" b="0"/>
+        </a:lnRef>
+        <a:fillRef idx="0">
+          <a:scrgbClr r="0" g="0" b="0"/>
+        </a:fillRef>
+        <a:effectRef idx="0">
+          <a:scrgbClr r="0" g="0" b="0"/>
+        </a:effectRef>
         <a:fontRef idx="none"/>
       </a:style>
     </a:lnDef>
@@ -1902,7 +3110,7 @@
         <a:effectLst/>
         <a:sp3d/>
       </a:spPr>
-      <a:bodyPr rot="0" spcFirstLastPara="1" vertOverflow="overflow" horzOverflow="overflow" vert="horz" wrap="square" lIns="50800" tIns="50800" rIns="50800" bIns="50800" numCol="1" spcCol="38100" rtlCol="0" anchor="t" upright="0">
+      <a:bodyPr rot="0" spcFirstLastPara="1" vertOverflow="overflow" horzOverflow="overflow" vert="horz" wrap="square" lIns="50800" tIns="50800" rIns="50800" bIns="50800" numCol="1" spcCol="38100" rtlCol="0" anchor="t">
         <a:spAutoFit/>
       </a:bodyPr>
       <a:lstStyle>
@@ -1921,7 +3129,7 @@
           <a:buFontTx/>
           <a:buNone/>
           <a:tabLst/>
-          <a:defRPr b="0" baseline="0" cap="none" i="0" spc="0" strike="noStrike" sz="1100" u="none" kumimoji="0" normalizeH="0">
+          <a:defRPr kumimoji="0" sz="1100" b="0" i="0" u="none" strike="noStrike" cap="none" spc="0" normalizeH="0" baseline="0">
             <a:ln>
               <a:noFill/>
             </a:ln>
@@ -1951,7 +3159,7 @@
           <a:buFontTx/>
           <a:buNone/>
           <a:tabLst/>
-          <a:defRPr b="0" baseline="0" cap="none" i="0" spc="0" strike="noStrike" sz="1800" u="none" kumimoji="0" normalizeH="0">
+          <a:defRPr kumimoji="0" sz="1800" b="0" i="0" u="none" strike="noStrike" cap="none" spc="0" normalizeH="0" baseline="0">
             <a:ln>
               <a:noFill/>
             </a:ln>
@@ -1977,7 +3185,7 @@
           <a:buFontTx/>
           <a:buNone/>
           <a:tabLst/>
-          <a:defRPr b="0" baseline="0" cap="none" i="0" spc="0" strike="noStrike" sz="1800" u="none" kumimoji="0" normalizeH="0">
+          <a:defRPr kumimoji="0" sz="1800" b="0" i="0" u="none" strike="noStrike" cap="none" spc="0" normalizeH="0" baseline="0">
             <a:ln>
               <a:noFill/>
             </a:ln>
@@ -2003,7 +3211,7 @@
           <a:buFontTx/>
           <a:buNone/>
           <a:tabLst/>
-          <a:defRPr b="0" baseline="0" cap="none" i="0" spc="0" strike="noStrike" sz="1800" u="none" kumimoji="0" normalizeH="0">
+          <a:defRPr kumimoji="0" sz="1800" b="0" i="0" u="none" strike="noStrike" cap="none" spc="0" normalizeH="0" baseline="0">
             <a:ln>
               <a:noFill/>
             </a:ln>
@@ -2029,7 +3237,7 @@
           <a:buFontTx/>
           <a:buNone/>
           <a:tabLst/>
-          <a:defRPr b="0" baseline="0" cap="none" i="0" spc="0" strike="noStrike" sz="1800" u="none" kumimoji="0" normalizeH="0">
+          <a:defRPr kumimoji="0" sz="1800" b="0" i="0" u="none" strike="noStrike" cap="none" spc="0" normalizeH="0" baseline="0">
             <a:ln>
               <a:noFill/>
             </a:ln>
@@ -2055,7 +3263,7 @@
           <a:buFontTx/>
           <a:buNone/>
           <a:tabLst/>
-          <a:defRPr b="0" baseline="0" cap="none" i="0" spc="0" strike="noStrike" sz="1800" u="none" kumimoji="0" normalizeH="0">
+          <a:defRPr kumimoji="0" sz="1800" b="0" i="0" u="none" strike="noStrike" cap="none" spc="0" normalizeH="0" baseline="0">
             <a:ln>
               <a:noFill/>
             </a:ln>
@@ -2081,7 +3289,7 @@
           <a:buFontTx/>
           <a:buNone/>
           <a:tabLst/>
-          <a:defRPr b="0" baseline="0" cap="none" i="0" spc="0" strike="noStrike" sz="1800" u="none" kumimoji="0" normalizeH="0">
+          <a:defRPr kumimoji="0" sz="1800" b="0" i="0" u="none" strike="noStrike" cap="none" spc="0" normalizeH="0" baseline="0">
             <a:ln>
               <a:noFill/>
             </a:ln>
@@ -2107,7 +3315,7 @@
           <a:buFontTx/>
           <a:buNone/>
           <a:tabLst/>
-          <a:defRPr b="0" baseline="0" cap="none" i="0" spc="0" strike="noStrike" sz="1800" u="none" kumimoji="0" normalizeH="0">
+          <a:defRPr kumimoji="0" sz="1800" b="0" i="0" u="none" strike="noStrike" cap="none" spc="0" normalizeH="0" baseline="0">
             <a:ln>
               <a:noFill/>
             </a:ln>
@@ -2133,7 +3341,7 @@
           <a:buFontTx/>
           <a:buNone/>
           <a:tabLst/>
-          <a:defRPr b="0" baseline="0" cap="none" i="0" spc="0" strike="noStrike" sz="1800" u="none" kumimoji="0" normalizeH="0">
+          <a:defRPr kumimoji="0" sz="1800" b="0" i="0" u="none" strike="noStrike" cap="none" spc="0" normalizeH="0" baseline="0">
             <a:ln>
               <a:noFill/>
             </a:ln>
@@ -2159,7 +3367,7 @@
           <a:buFontTx/>
           <a:buNone/>
           <a:tabLst/>
-          <a:defRPr b="0" baseline="0" cap="none" i="0" spc="0" strike="noStrike" sz="1800" u="none" kumimoji="0" normalizeH="0">
+          <a:defRPr kumimoji="0" sz="1800" b="0" i="0" u="none" strike="noStrike" cap="none" spc="0" normalizeH="0" baseline="0">
             <a:ln>
               <a:noFill/>
             </a:ln>
@@ -2172,12 +3380,19 @@
         </a:lvl9pPr>
       </a:lstStyle>
       <a:style>
-        <a:lnRef idx="0"/>
-        <a:fillRef idx="0"/>
-        <a:effectRef idx="0"/>
+        <a:lnRef idx="0">
+          <a:scrgbClr r="0" g="0" b="0"/>
+        </a:lnRef>
+        <a:fillRef idx="0">
+          <a:scrgbClr r="0" g="0" b="0"/>
+        </a:fillRef>
+        <a:effectRef idx="0">
+          <a:scrgbClr r="0" g="0" b="0"/>
+        </a:effectRef>
         <a:fontRef idx="none"/>
       </a:style>
     </a:txDef>
   </a:objectDefaults>
+  <a:extraClrSchemeLst/>
 </a:theme>
 </file>